--- a/templates/Learning and Assessment Plan (F122A14).docx
+++ b/templates/Learning and Assessment Plan (F122A14).docx
@@ -1,6 +1,6 @@
 
 <file path=word/document.xml><?xml version="1.0" encoding="utf-8"?>
-<w:document xmlns:wpc="http://schemas.microsoft.com/office/word/2010/wordprocessingCanvas" xmlns:cx="http://schemas.microsoft.com/office/drawing/2014/chartex" xmlns:cx1="http://schemas.microsoft.com/office/drawing/2015/9/8/chartex" xmlns:cx2="http://schemas.microsoft.com/office/drawing/2015/10/21/chartex" xmlns:cx3="http://schemas.microsoft.com/office/drawing/2016/5/9/chartex" xmlns:cx4="http://schemas.microsoft.com/office/drawing/2016/5/10/chartex" xmlns:cx5="http://schemas.microsoft.com/office/drawing/2016/5/11/chartex" xmlns:cx6="http://schemas.microsoft.com/office/drawing/2016/5/12/chartex" xmlns:cx7="http://schemas.microsoft.com/office/drawing/2016/5/13/chartex" xmlns:cx8="http://schemas.microsoft.com/office/drawing/2016/5/14/chartex" xmlns:mc="http://schemas.openxmlformats.org/markup-compatibility/2006" xmlns:aink="http://schemas.microsoft.com/office/drawing/2016/ink" xmlns:am3d="http://schemas.microsoft.com/office/drawing/2017/model3d" xmlns:o="urn:schemas-microsoft-com:office:office" xmlns:oel="http://schemas.microsoft.com/office/2019/extlst" xmlns:r="http://schemas.openxmlformats.org/officeDocument/2006/relationships" xmlns:m="http://schemas.openxmlformats.org/officeDocument/2006/math" xmlns:v="urn:schemas-microsoft-com:vml" xmlns:wp14="http://schemas.microsoft.com/office/word/2010/wordprocessingDrawing" xmlns:wp="http://schemas.openxmlformats.org/drawingml/2006/wordprocessingDrawing" xmlns:w10="urn:schemas-microsoft-com:office:word" xmlns:w="http://schemas.openxmlformats.org/wordprocessingml/2006/main" xmlns:w14="http://schemas.microsoft.com/office/word/2010/wordml" xmlns:w15="http://schemas.microsoft.com/office/word/2012/wordml" xmlns:w16cex="http://schemas.microsoft.com/office/word/2018/wordml/cex" xmlns:w16cid="http://schemas.microsoft.com/office/word/2016/wordml/cid" xmlns:w16="http://schemas.microsoft.com/office/word/2018/wordml" xmlns:w16sdtdh="http://schemas.microsoft.com/office/word/2020/wordml/sdtdatahash" xmlns:w16se="http://schemas.microsoft.com/office/word/2015/wordml/symex" xmlns:wpg="http://schemas.microsoft.com/office/word/2010/wordprocessingGroup" xmlns:wpi="http://schemas.microsoft.com/office/word/2010/wordprocessingInk" xmlns:wne="http://schemas.microsoft.com/office/word/2006/wordml" xmlns:wps="http://schemas.microsoft.com/office/word/2010/wordprocessingShape" mc:Ignorable="w14 w15 w16se w16cid w16 w16cex w16sdtdh wp14">
+<w:document xmlns:wpc="http://schemas.microsoft.com/office/word/2010/wordprocessingCanvas" xmlns:cx="http://schemas.microsoft.com/office/drawing/2014/chartex" xmlns:cx1="http://schemas.microsoft.com/office/drawing/2015/9/8/chartex" xmlns:cx2="http://schemas.microsoft.com/office/drawing/2015/10/21/chartex" xmlns:cx3="http://schemas.microsoft.com/office/drawing/2016/5/9/chartex" xmlns:cx4="http://schemas.microsoft.com/office/drawing/2016/5/10/chartex" xmlns:cx5="http://schemas.microsoft.com/office/drawing/2016/5/11/chartex" xmlns:cx6="http://schemas.microsoft.com/office/drawing/2016/5/12/chartex" xmlns:cx7="http://schemas.microsoft.com/office/drawing/2016/5/13/chartex" xmlns:cx8="http://schemas.microsoft.com/office/drawing/2016/5/14/chartex" xmlns:mc="http://schemas.openxmlformats.org/markup-compatibility/2006" xmlns:aink="http://schemas.microsoft.com/office/drawing/2016/ink" xmlns:am3d="http://schemas.microsoft.com/office/drawing/2017/model3d" xmlns:o="urn:schemas-microsoft-com:office:office" xmlns:oel="http://schemas.microsoft.com/office/2019/extlst" xmlns:r="http://schemas.openxmlformats.org/officeDocument/2006/relationships" xmlns:m="http://schemas.openxmlformats.org/officeDocument/2006/math" xmlns:v="urn:schemas-microsoft-com:vml" xmlns:wp14="http://schemas.microsoft.com/office/word/2010/wordprocessingDrawing" xmlns:wp="http://schemas.openxmlformats.org/drawingml/2006/wordprocessingDrawing" xmlns:w10="urn:schemas-microsoft-com:office:word" xmlns:w="http://schemas.openxmlformats.org/wordprocessingml/2006/main" xmlns:w14="http://schemas.microsoft.com/office/word/2010/wordml" xmlns:w15="http://schemas.microsoft.com/office/word/2012/wordml" xmlns:w16cex="http://schemas.microsoft.com/office/word/2018/wordml/cex" xmlns:w16cid="http://schemas.microsoft.com/office/word/2016/wordml/cid" xmlns:w16="http://schemas.microsoft.com/office/word/2018/wordml" xmlns:w16du="http://schemas.microsoft.com/office/word/2023/wordml/word16du" xmlns:w16sdtdh="http://schemas.microsoft.com/office/word/2020/wordml/sdtdatahash" xmlns:w16se="http://schemas.microsoft.com/office/word/2015/wordml/symex" xmlns:wpg="http://schemas.microsoft.com/office/word/2010/wordprocessingGroup" xmlns:wpi="http://schemas.microsoft.com/office/word/2010/wordprocessingInk" xmlns:wne="http://schemas.microsoft.com/office/word/2006/wordml" xmlns:wps="http://schemas.microsoft.com/office/word/2010/wordprocessingShape" mc:Ignorable="w14 w15 w16se w16cid w16 w16cex w16sdtdh w16du wp14">
   <w:body>
     <w:p>
       <w:pPr>
@@ -2243,8 +2243,8 @@
     </w:p>
     <w:tbl>
       <w:tblPr>
-        <w:tblW w:w="5020" w:type="pct"/>
-        <w:tblInd w:w="108" w:type="dxa"/>
+        <w:tblW w:w="5248" w:type="pct"/>
+        <w:tblInd w:w="-431" w:type="dxa"/>
         <w:tblBorders>
           <w:top w:val="single" w:sz="4" w:space="0" w:color="auto"/>
           <w:left w:val="single" w:sz="4" w:space="0" w:color="auto"/>
@@ -2254,27 +2254,39 @@
           <w:insideV w:val="single" w:sz="4" w:space="0" w:color="auto"/>
         </w:tblBorders>
         <w:tblLayout w:type="fixed"/>
+        <w:tblCellMar>
+          <w:left w:w="85" w:type="dxa"/>
+          <w:right w:w="85" w:type="dxa"/>
+        </w:tblCellMar>
         <w:tblLook w:val="0000" w:firstRow="0" w:lastRow="0" w:firstColumn="0" w:lastColumn="0" w:noHBand="0" w:noVBand="0"/>
       </w:tblPr>
       <w:tblGrid>
-        <w:gridCol w:w="1020"/>
+        <w:gridCol w:w="994"/>
+        <w:gridCol w:w="565"/>
+        <w:gridCol w:w="1134"/>
+        <w:gridCol w:w="5531"/>
+        <w:gridCol w:w="3826"/>
+        <w:gridCol w:w="3258"/>
         <w:gridCol w:w="568"/>
-        <w:gridCol w:w="1133"/>
-        <w:gridCol w:w="4681"/>
-        <w:gridCol w:w="2691"/>
-        <w:gridCol w:w="4535"/>
-        <w:gridCol w:w="559"/>
       </w:tblGrid>
       <w:tr>
         <w:trPr>
           <w:cantSplit/>
+          <w:trHeight w:val="1134"/>
           <w:tblHeader/>
         </w:trPr>
         <w:tc>
           <w:tcPr>
-            <w:tcW w:w="523" w:type="pct"/>
+            <w:tcW w:w="491" w:type="pct"/>
             <w:gridSpan w:val="2"/>
+            <w:tcBorders>
+              <w:bottom w:val="single" w:sz="4" w:space="0" w:color="auto"/>
+            </w:tcBorders>
             <w:shd w:val="clear" w:color="auto" w:fill="A80000"/>
+            <w:tcMar>
+              <w:left w:w="85" w:type="dxa"/>
+              <w:right w:w="85" w:type="dxa"/>
+            </w:tcMar>
             <w:vAlign w:val="center"/>
           </w:tcPr>
           <w:p>
@@ -2296,11 +2308,15 @@
         </w:tc>
         <w:tc>
           <w:tcPr>
-            <w:tcW w:w="373" w:type="pct"/>
+            <w:tcW w:w="357" w:type="pct"/>
             <w:tcBorders>
-              <w:bottom w:val="nil"/>
+              <w:bottom w:val="single" w:sz="4" w:space="0" w:color="auto"/>
             </w:tcBorders>
             <w:shd w:val="clear" w:color="auto" w:fill="A80000"/>
+            <w:tcMar>
+              <w:left w:w="85" w:type="dxa"/>
+              <w:right w:w="85" w:type="dxa"/>
+            </w:tcMar>
             <w:vAlign w:val="center"/>
           </w:tcPr>
           <w:p>
@@ -2354,11 +2370,15 @@
         </w:tc>
         <w:tc>
           <w:tcPr>
-            <w:tcW w:w="1541" w:type="pct"/>
+            <w:tcW w:w="1742" w:type="pct"/>
             <w:tcBorders>
-              <w:bottom w:val="nil"/>
+              <w:bottom w:val="single" w:sz="4" w:space="0" w:color="auto"/>
             </w:tcBorders>
             <w:shd w:val="clear" w:color="auto" w:fill="A80000"/>
+            <w:tcMar>
+              <w:left w:w="85" w:type="dxa"/>
+              <w:right w:w="85" w:type="dxa"/>
+            </w:tcMar>
             <w:vAlign w:val="center"/>
           </w:tcPr>
           <w:p>
@@ -2387,11 +2407,15 @@
         </w:tc>
         <w:tc>
           <w:tcPr>
-            <w:tcW w:w="886" w:type="pct"/>
+            <w:tcW w:w="1205" w:type="pct"/>
             <w:tcBorders>
-              <w:bottom w:val="nil"/>
+              <w:bottom w:val="single" w:sz="4" w:space="0" w:color="auto"/>
             </w:tcBorders>
             <w:shd w:val="clear" w:color="auto" w:fill="A80000"/>
+            <w:tcMar>
+              <w:left w:w="85" w:type="dxa"/>
+              <w:right w:w="85" w:type="dxa"/>
+            </w:tcMar>
             <w:vAlign w:val="center"/>
           </w:tcPr>
           <w:p>
@@ -2453,9 +2477,16 @@
         </w:tc>
         <w:tc>
           <w:tcPr>
-            <w:tcW w:w="1677" w:type="pct"/>
+            <w:tcW w:w="1205" w:type="pct"/>
             <w:gridSpan w:val="2"/>
+            <w:tcBorders>
+              <w:bottom w:val="single" w:sz="4" w:space="0" w:color="auto"/>
+            </w:tcBorders>
             <w:shd w:val="clear" w:color="auto" w:fill="A80000"/>
+            <w:tcMar>
+              <w:left w:w="85" w:type="dxa"/>
+              <w:right w:w="85" w:type="dxa"/>
+            </w:tcMar>
             <w:vAlign w:val="center"/>
           </w:tcPr>
           <w:p>
@@ -2496,28 +2527,49 @@
       <w:tr>
         <w:trPr>
           <w:cantSplit/>
+          <w:trHeight w:val="405"/>
           <w:tblHeader/>
         </w:trPr>
         <w:tc>
           <w:tcPr>
-            <w:tcW w:w="336" w:type="pct"/>
+            <w:tcW w:w="313" w:type="pct"/>
+            <w:tcBorders>
+              <w:top w:val="single" w:sz="4" w:space="0" w:color="auto"/>
+            </w:tcBorders>
             <w:shd w:val="clear" w:color="auto" w:fill="D9D9D9" w:themeFill="background1" w:themeFillShade="D9"/>
-            <w:vAlign w:val="center"/>
+            <w:tcMar>
+              <w:left w:w="85" w:type="dxa"/>
+              <w:right w:w="85" w:type="dxa"/>
+            </w:tcMar>
           </w:tcPr>
           <w:p>
             <w:pPr>
               <w:pStyle w:val="Heading4"/>
+              <w:rPr>
+                <w:sz w:val="18"/>
+                <w:szCs w:val="18"/>
+              </w:rPr>
             </w:pPr>
             <w:r>
+              <w:rPr>
+                <w:sz w:val="18"/>
+                <w:szCs w:val="18"/>
+              </w:rPr>
               <w:t>Session</w:t>
             </w:r>
           </w:p>
         </w:tc>
         <w:tc>
           <w:tcPr>
-            <w:tcW w:w="187" w:type="pct"/>
+            <w:tcW w:w="178" w:type="pct"/>
+            <w:tcBorders>
+              <w:top w:val="single" w:sz="4" w:space="0" w:color="auto"/>
+            </w:tcBorders>
             <w:shd w:val="clear" w:color="auto" w:fill="D9D9D9" w:themeFill="background1" w:themeFillShade="D9"/>
-            <w:vAlign w:val="center"/>
+            <w:tcMar>
+              <w:left w:w="85" w:type="dxa"/>
+              <w:right w:w="85" w:type="dxa"/>
+            </w:tcMar>
           </w:tcPr>
           <w:p>
             <w:pPr>
@@ -2527,8 +2579,8 @@
                 <w:rFonts w:cs="Arial"/>
                 <w:b/>
                 <w:bCs/>
-                <w:sz w:val="20"/>
-                <w:szCs w:val="20"/>
+                <w:sz w:val="18"/>
+                <w:szCs w:val="18"/>
               </w:rPr>
             </w:pPr>
             <w:r>
@@ -2536,8 +2588,8 @@
                 <w:rFonts w:cs="Arial"/>
                 <w:b/>
                 <w:bCs/>
-                <w:sz w:val="20"/>
-                <w:szCs w:val="20"/>
+                <w:sz w:val="18"/>
+                <w:szCs w:val="18"/>
               </w:rPr>
               <w:t>Hrs</w:t>
             </w:r>
@@ -2545,13 +2597,16 @@
         </w:tc>
         <w:tc>
           <w:tcPr>
-            <w:tcW w:w="373" w:type="pct"/>
+            <w:tcW w:w="357" w:type="pct"/>
             <w:tcBorders>
-              <w:top w:val="nil"/>
+              <w:top w:val="single" w:sz="4" w:space="0" w:color="auto"/>
               <w:right w:val="single" w:sz="4" w:space="0" w:color="auto"/>
             </w:tcBorders>
             <w:shd w:val="clear" w:color="auto" w:fill="D9D9D9" w:themeFill="background1" w:themeFillShade="D9"/>
-            <w:vAlign w:val="center"/>
+            <w:tcMar>
+              <w:left w:w="85" w:type="dxa"/>
+              <w:right w:w="85" w:type="dxa"/>
+            </w:tcMar>
           </w:tcPr>
           <w:p>
             <w:pPr>
@@ -2569,13 +2624,16 @@
         </w:tc>
         <w:tc>
           <w:tcPr>
-            <w:tcW w:w="1541" w:type="pct"/>
+            <w:tcW w:w="1742" w:type="pct"/>
             <w:tcBorders>
-              <w:top w:val="nil"/>
+              <w:top w:val="single" w:sz="4" w:space="0" w:color="auto"/>
               <w:right w:val="single" w:sz="4" w:space="0" w:color="auto"/>
             </w:tcBorders>
             <w:shd w:val="clear" w:color="auto" w:fill="D9D9D9" w:themeFill="background1" w:themeFillShade="D9"/>
-            <w:vAlign w:val="center"/>
+            <w:tcMar>
+              <w:left w:w="85" w:type="dxa"/>
+              <w:right w:w="85" w:type="dxa"/>
+            </w:tcMar>
           </w:tcPr>
           <w:p>
             <w:pPr>
@@ -2593,13 +2651,16 @@
         </w:tc>
         <w:tc>
           <w:tcPr>
-            <w:tcW w:w="886" w:type="pct"/>
+            <w:tcW w:w="1205" w:type="pct"/>
             <w:tcBorders>
-              <w:top w:val="nil"/>
+              <w:top w:val="single" w:sz="4" w:space="0" w:color="auto"/>
               <w:left w:val="single" w:sz="4" w:space="0" w:color="auto"/>
             </w:tcBorders>
             <w:shd w:val="clear" w:color="auto" w:fill="D9D9D9" w:themeFill="background1" w:themeFillShade="D9"/>
-            <w:vAlign w:val="center"/>
+            <w:tcMar>
+              <w:left w:w="85" w:type="dxa"/>
+              <w:right w:w="85" w:type="dxa"/>
+            </w:tcMar>
           </w:tcPr>
           <w:p>
             <w:pPr>
@@ -2617,9 +2678,15 @@
         </w:tc>
         <w:tc>
           <w:tcPr>
-            <w:tcW w:w="1493" w:type="pct"/>
+            <w:tcW w:w="1026" w:type="pct"/>
+            <w:tcBorders>
+              <w:top w:val="single" w:sz="4" w:space="0" w:color="auto"/>
+            </w:tcBorders>
             <w:shd w:val="clear" w:color="auto" w:fill="D9D9D9" w:themeFill="background1" w:themeFillShade="D9"/>
-            <w:vAlign w:val="center"/>
+            <w:tcMar>
+              <w:left w:w="85" w:type="dxa"/>
+              <w:right w:w="85" w:type="dxa"/>
+            </w:tcMar>
           </w:tcPr>
           <w:p>
             <w:pPr>
@@ -2629,8 +2696,8 @@
                 <w:rFonts w:cs="Arial"/>
                 <w:b/>
                 <w:bCs/>
-                <w:sz w:val="20"/>
-                <w:szCs w:val="20"/>
+                <w:sz w:val="18"/>
+                <w:szCs w:val="18"/>
               </w:rPr>
             </w:pPr>
             <w:r>
@@ -2638,8 +2705,8 @@
                 <w:rFonts w:cs="Arial"/>
                 <w:b/>
                 <w:bCs/>
-                <w:sz w:val="20"/>
-                <w:szCs w:val="20"/>
+                <w:sz w:val="18"/>
+                <w:szCs w:val="18"/>
               </w:rPr>
               <w:t>Activity</w:t>
             </w:r>
@@ -2647,9 +2714,15 @@
         </w:tc>
         <w:tc>
           <w:tcPr>
-            <w:tcW w:w="184" w:type="pct"/>
+            <w:tcW w:w="179" w:type="pct"/>
+            <w:tcBorders>
+              <w:top w:val="single" w:sz="4" w:space="0" w:color="auto"/>
+            </w:tcBorders>
             <w:shd w:val="clear" w:color="auto" w:fill="D9D9D9" w:themeFill="background1" w:themeFillShade="D9"/>
-            <w:vAlign w:val="center"/>
+            <w:tcMar>
+              <w:left w:w="85" w:type="dxa"/>
+              <w:right w:w="85" w:type="dxa"/>
+            </w:tcMar>
           </w:tcPr>
           <w:p>
             <w:pPr>
@@ -2659,8 +2732,8 @@
                 <w:rFonts w:cs="Arial"/>
                 <w:b/>
                 <w:bCs/>
-                <w:sz w:val="20"/>
-                <w:szCs w:val="20"/>
+                <w:sz w:val="18"/>
+                <w:szCs w:val="18"/>
               </w:rPr>
             </w:pPr>
             <w:r>
@@ -2668,11 +2741,3092 @@
                 <w:rFonts w:cs="Arial"/>
                 <w:b/>
                 <w:bCs/>
-                <w:sz w:val="20"/>
-                <w:szCs w:val="20"/>
+                <w:sz w:val="18"/>
+                <w:szCs w:val="18"/>
               </w:rPr>
               <w:t>Hrs</w:t>
             </w:r>
+          </w:p>
+        </w:tc>
+      </w:tr>
+      <w:tr>
+        <w:trPr>
+          <w:cantSplit/>
+          <w:trHeight w:val="1134"/>
+        </w:trPr>
+        <w:tc>
+          <w:tcPr>
+            <w:tcW w:w="313" w:type="pct"/>
+            <w:tcMar>
+              <w:left w:w="85" w:type="dxa"/>
+              <w:right w:w="85" w:type="dxa"/>
+            </w:tcMar>
+          </w:tcPr>
+          <w:p>
+            <w:pPr>
+              <w:spacing w:line="276" w:lineRule="auto"/>
+              <w:jc w:val="center"/>
+              <w:rPr>
+                <w:rFonts w:cs="Arial"/>
+                <w:sz w:val="20"/>
+                <w:szCs w:val="20"/>
+              </w:rPr>
+            </w:pPr>
+            <w:r>
+              <w:rPr>
+                <w:rFonts w:cs="Arial"/>
+                <w:sz w:val="20"/>
+                <w:szCs w:val="20"/>
+              </w:rPr>
+              <w:t>1</w:t>
+            </w:r>
+          </w:p>
+        </w:tc>
+        <w:tc>
+          <w:tcPr>
+            <w:tcW w:w="178" w:type="pct"/>
+            <w:tcMar>
+              <w:left w:w="85" w:type="dxa"/>
+              <w:right w:w="85" w:type="dxa"/>
+            </w:tcMar>
+          </w:tcPr>
+          <w:p>
+            <w:pPr>
+              <w:spacing w:line="276" w:lineRule="auto"/>
+              <w:jc w:val="center"/>
+              <w:rPr>
+                <w:rFonts w:cs="Arial"/>
+                <w:sz w:val="20"/>
+                <w:szCs w:val="20"/>
+              </w:rPr>
+            </w:pPr>
+          </w:p>
+        </w:tc>
+        <w:tc>
+          <w:tcPr>
+            <w:tcW w:w="357" w:type="pct"/>
+            <w:tcMar>
+              <w:left w:w="85" w:type="dxa"/>
+              <w:right w:w="85" w:type="dxa"/>
+            </w:tcMar>
+          </w:tcPr>
+          <w:p>
+            <w:pPr>
+              <w:ind w:right="72"/>
+              <w:rPr>
+                <w:rFonts w:cs="Arial"/>
+                <w:b/>
+                <w:sz w:val="10"/>
+                <w:szCs w:val="10"/>
+              </w:rPr>
+            </w:pPr>
+          </w:p>
+        </w:tc>
+        <w:tc>
+          <w:tcPr>
+            <w:tcW w:w="1742" w:type="pct"/>
+            <w:tcMar>
+              <w:left w:w="85" w:type="dxa"/>
+              <w:right w:w="85" w:type="dxa"/>
+            </w:tcMar>
+          </w:tcPr>
+          <w:p>
+            <w:pPr>
+              <w:pStyle w:val="ListBullet3"/>
+              <w:numPr>
+                <w:ilvl w:val="0"/>
+                <w:numId w:val="0"/>
+              </w:numPr>
+            </w:pPr>
+          </w:p>
+        </w:tc>
+        <w:tc>
+          <w:tcPr>
+            <w:tcW w:w="1205" w:type="pct"/>
+            <w:tcMar>
+              <w:left w:w="85" w:type="dxa"/>
+              <w:right w:w="85" w:type="dxa"/>
+            </w:tcMar>
+          </w:tcPr>
+          <w:p>
+            <w:pPr>
+              <w:ind w:left="-31"/>
+              <w:rPr>
+                <w:rFonts w:cs="Arial"/>
+                <w:sz w:val="20"/>
+                <w:szCs w:val="20"/>
+              </w:rPr>
+            </w:pPr>
+          </w:p>
+        </w:tc>
+        <w:tc>
+          <w:tcPr>
+            <w:tcW w:w="1026" w:type="pct"/>
+            <w:shd w:val="clear" w:color="auto" w:fill="auto"/>
+            <w:tcMar>
+              <w:left w:w="85" w:type="dxa"/>
+              <w:right w:w="85" w:type="dxa"/>
+            </w:tcMar>
+          </w:tcPr>
+          <w:p>
+            <w:pPr>
+              <w:spacing w:line="276" w:lineRule="auto"/>
+              <w:rPr>
+                <w:rFonts w:cs="Arial"/>
+                <w:sz w:val="20"/>
+                <w:szCs w:val="20"/>
+              </w:rPr>
+            </w:pPr>
+          </w:p>
+        </w:tc>
+        <w:tc>
+          <w:tcPr>
+            <w:tcW w:w="179" w:type="pct"/>
+            <w:shd w:val="clear" w:color="auto" w:fill="auto"/>
+            <w:tcMar>
+              <w:left w:w="85" w:type="dxa"/>
+              <w:right w:w="85" w:type="dxa"/>
+            </w:tcMar>
+          </w:tcPr>
+          <w:p>
+            <w:pPr>
+              <w:spacing w:line="276" w:lineRule="auto"/>
+              <w:jc w:val="center"/>
+              <w:rPr>
+                <w:rFonts w:cs="Arial"/>
+                <w:sz w:val="20"/>
+                <w:szCs w:val="20"/>
+              </w:rPr>
+            </w:pPr>
+          </w:p>
+        </w:tc>
+      </w:tr>
+      <w:tr>
+        <w:trPr>
+          <w:cantSplit/>
+          <w:trHeight w:val="1134"/>
+        </w:trPr>
+        <w:tc>
+          <w:tcPr>
+            <w:tcW w:w="313" w:type="pct"/>
+            <w:tcMar>
+              <w:left w:w="85" w:type="dxa"/>
+              <w:right w:w="85" w:type="dxa"/>
+            </w:tcMar>
+          </w:tcPr>
+          <w:p>
+            <w:pPr>
+              <w:spacing w:line="276" w:lineRule="auto"/>
+              <w:jc w:val="center"/>
+              <w:rPr>
+                <w:rFonts w:cs="Arial"/>
+                <w:sz w:val="20"/>
+                <w:szCs w:val="20"/>
+              </w:rPr>
+            </w:pPr>
+            <w:r>
+              <w:rPr>
+                <w:rFonts w:cs="Arial"/>
+                <w:sz w:val="20"/>
+                <w:szCs w:val="20"/>
+              </w:rPr>
+              <w:t>2</w:t>
+            </w:r>
+          </w:p>
+        </w:tc>
+        <w:tc>
+          <w:tcPr>
+            <w:tcW w:w="178" w:type="pct"/>
+            <w:tcMar>
+              <w:left w:w="85" w:type="dxa"/>
+              <w:right w:w="85" w:type="dxa"/>
+            </w:tcMar>
+          </w:tcPr>
+          <w:p>
+            <w:pPr>
+              <w:spacing w:line="276" w:lineRule="auto"/>
+              <w:jc w:val="center"/>
+              <w:rPr>
+                <w:rFonts w:cs="Arial"/>
+                <w:sz w:val="20"/>
+                <w:szCs w:val="20"/>
+              </w:rPr>
+            </w:pPr>
+          </w:p>
+        </w:tc>
+        <w:tc>
+          <w:tcPr>
+            <w:tcW w:w="357" w:type="pct"/>
+            <w:tcMar>
+              <w:left w:w="85" w:type="dxa"/>
+              <w:right w:w="85" w:type="dxa"/>
+            </w:tcMar>
+          </w:tcPr>
+          <w:p>
+            <w:pPr>
+              <w:ind w:right="72"/>
+              <w:rPr>
+                <w:rFonts w:cs="Arial"/>
+                <w:b/>
+                <w:sz w:val="10"/>
+                <w:szCs w:val="10"/>
+              </w:rPr>
+            </w:pPr>
+          </w:p>
+        </w:tc>
+        <w:tc>
+          <w:tcPr>
+            <w:tcW w:w="1742" w:type="pct"/>
+            <w:tcMar>
+              <w:left w:w="85" w:type="dxa"/>
+              <w:right w:w="85" w:type="dxa"/>
+            </w:tcMar>
+          </w:tcPr>
+          <w:p>
+            <w:pPr>
+              <w:ind w:right="72"/>
+              <w:rPr>
+                <w:rFonts w:cs="Arial"/>
+                <w:b/>
+                <w:sz w:val="20"/>
+                <w:szCs w:val="20"/>
+              </w:rPr>
+            </w:pPr>
+          </w:p>
+        </w:tc>
+        <w:tc>
+          <w:tcPr>
+            <w:tcW w:w="1205" w:type="pct"/>
+            <w:tcMar>
+              <w:left w:w="85" w:type="dxa"/>
+              <w:right w:w="85" w:type="dxa"/>
+            </w:tcMar>
+          </w:tcPr>
+          <w:p>
+            <w:pPr>
+              <w:ind w:left="-31"/>
+              <w:rPr>
+                <w:rFonts w:cs="Arial"/>
+                <w:sz w:val="20"/>
+                <w:szCs w:val="20"/>
+              </w:rPr>
+            </w:pPr>
+          </w:p>
+        </w:tc>
+        <w:tc>
+          <w:tcPr>
+            <w:tcW w:w="1026" w:type="pct"/>
+            <w:shd w:val="clear" w:color="auto" w:fill="auto"/>
+            <w:tcMar>
+              <w:left w:w="85" w:type="dxa"/>
+              <w:right w:w="85" w:type="dxa"/>
+            </w:tcMar>
+          </w:tcPr>
+          <w:p>
+            <w:pPr>
+              <w:spacing w:line="276" w:lineRule="auto"/>
+              <w:rPr>
+                <w:rFonts w:cs="Arial"/>
+                <w:sz w:val="20"/>
+                <w:szCs w:val="20"/>
+              </w:rPr>
+            </w:pPr>
+          </w:p>
+        </w:tc>
+        <w:tc>
+          <w:tcPr>
+            <w:tcW w:w="179" w:type="pct"/>
+            <w:shd w:val="clear" w:color="auto" w:fill="auto"/>
+            <w:tcMar>
+              <w:left w:w="85" w:type="dxa"/>
+              <w:right w:w="85" w:type="dxa"/>
+            </w:tcMar>
+          </w:tcPr>
+          <w:p>
+            <w:pPr>
+              <w:spacing w:line="276" w:lineRule="auto"/>
+              <w:jc w:val="center"/>
+              <w:rPr>
+                <w:rFonts w:cs="Arial"/>
+                <w:sz w:val="20"/>
+                <w:szCs w:val="20"/>
+              </w:rPr>
+            </w:pPr>
+          </w:p>
+        </w:tc>
+      </w:tr>
+      <w:tr>
+        <w:trPr>
+          <w:cantSplit/>
+          <w:trHeight w:val="1134"/>
+        </w:trPr>
+        <w:tc>
+          <w:tcPr>
+            <w:tcW w:w="313" w:type="pct"/>
+            <w:tcMar>
+              <w:left w:w="85" w:type="dxa"/>
+              <w:right w:w="85" w:type="dxa"/>
+            </w:tcMar>
+          </w:tcPr>
+          <w:p>
+            <w:pPr>
+              <w:spacing w:line="276" w:lineRule="auto"/>
+              <w:jc w:val="center"/>
+              <w:rPr>
+                <w:rFonts w:cs="Arial"/>
+                <w:sz w:val="20"/>
+                <w:szCs w:val="20"/>
+              </w:rPr>
+            </w:pPr>
+            <w:r>
+              <w:rPr>
+                <w:rFonts w:cs="Arial"/>
+                <w:sz w:val="20"/>
+                <w:szCs w:val="20"/>
+              </w:rPr>
+              <w:t>3</w:t>
+            </w:r>
+          </w:p>
+        </w:tc>
+        <w:tc>
+          <w:tcPr>
+            <w:tcW w:w="178" w:type="pct"/>
+            <w:tcMar>
+              <w:left w:w="85" w:type="dxa"/>
+              <w:right w:w="85" w:type="dxa"/>
+            </w:tcMar>
+          </w:tcPr>
+          <w:p>
+            <w:pPr>
+              <w:spacing w:line="276" w:lineRule="auto"/>
+              <w:jc w:val="center"/>
+              <w:rPr>
+                <w:rFonts w:cs="Arial"/>
+                <w:sz w:val="20"/>
+                <w:szCs w:val="20"/>
+              </w:rPr>
+            </w:pPr>
+          </w:p>
+        </w:tc>
+        <w:tc>
+          <w:tcPr>
+            <w:tcW w:w="357" w:type="pct"/>
+            <w:tcMar>
+              <w:left w:w="85" w:type="dxa"/>
+              <w:right w:w="85" w:type="dxa"/>
+            </w:tcMar>
+          </w:tcPr>
+          <w:p>
+            <w:pPr>
+              <w:ind w:right="72"/>
+              <w:rPr>
+                <w:rFonts w:cs="Arial"/>
+                <w:b/>
+                <w:sz w:val="10"/>
+                <w:szCs w:val="10"/>
+              </w:rPr>
+            </w:pPr>
+          </w:p>
+        </w:tc>
+        <w:tc>
+          <w:tcPr>
+            <w:tcW w:w="1742" w:type="pct"/>
+            <w:tcMar>
+              <w:left w:w="85" w:type="dxa"/>
+              <w:right w:w="85" w:type="dxa"/>
+            </w:tcMar>
+          </w:tcPr>
+          <w:p>
+            <w:pPr>
+              <w:ind w:right="72"/>
+              <w:rPr>
+                <w:rFonts w:cs="Arial"/>
+                <w:b/>
+                <w:sz w:val="20"/>
+                <w:szCs w:val="20"/>
+              </w:rPr>
+            </w:pPr>
+          </w:p>
+        </w:tc>
+        <w:tc>
+          <w:tcPr>
+            <w:tcW w:w="1205" w:type="pct"/>
+            <w:tcMar>
+              <w:left w:w="85" w:type="dxa"/>
+              <w:right w:w="85" w:type="dxa"/>
+            </w:tcMar>
+          </w:tcPr>
+          <w:p>
+            <w:pPr>
+              <w:ind w:left="-31"/>
+              <w:rPr>
+                <w:rFonts w:cs="Arial"/>
+                <w:sz w:val="20"/>
+                <w:szCs w:val="20"/>
+              </w:rPr>
+            </w:pPr>
+          </w:p>
+        </w:tc>
+        <w:tc>
+          <w:tcPr>
+            <w:tcW w:w="1026" w:type="pct"/>
+            <w:shd w:val="clear" w:color="auto" w:fill="auto"/>
+            <w:tcMar>
+              <w:left w:w="85" w:type="dxa"/>
+              <w:right w:w="85" w:type="dxa"/>
+            </w:tcMar>
+          </w:tcPr>
+          <w:p>
+            <w:pPr>
+              <w:spacing w:line="276" w:lineRule="auto"/>
+              <w:rPr>
+                <w:rFonts w:cs="Arial"/>
+                <w:sz w:val="20"/>
+                <w:szCs w:val="20"/>
+              </w:rPr>
+            </w:pPr>
+          </w:p>
+        </w:tc>
+        <w:tc>
+          <w:tcPr>
+            <w:tcW w:w="179" w:type="pct"/>
+            <w:shd w:val="clear" w:color="auto" w:fill="auto"/>
+            <w:tcMar>
+              <w:left w:w="85" w:type="dxa"/>
+              <w:right w:w="85" w:type="dxa"/>
+            </w:tcMar>
+          </w:tcPr>
+          <w:p>
+            <w:pPr>
+              <w:spacing w:line="276" w:lineRule="auto"/>
+              <w:jc w:val="center"/>
+              <w:rPr>
+                <w:rFonts w:cs="Arial"/>
+                <w:sz w:val="20"/>
+                <w:szCs w:val="20"/>
+              </w:rPr>
+            </w:pPr>
+          </w:p>
+        </w:tc>
+      </w:tr>
+      <w:tr>
+        <w:trPr>
+          <w:cantSplit/>
+          <w:trHeight w:val="1134"/>
+        </w:trPr>
+        <w:tc>
+          <w:tcPr>
+            <w:tcW w:w="313" w:type="pct"/>
+            <w:tcMar>
+              <w:left w:w="85" w:type="dxa"/>
+              <w:right w:w="85" w:type="dxa"/>
+            </w:tcMar>
+          </w:tcPr>
+          <w:p>
+            <w:pPr>
+              <w:spacing w:line="276" w:lineRule="auto"/>
+              <w:jc w:val="center"/>
+              <w:rPr>
+                <w:rFonts w:cs="Arial"/>
+                <w:sz w:val="20"/>
+                <w:szCs w:val="20"/>
+              </w:rPr>
+            </w:pPr>
+            <w:r>
+              <w:rPr>
+                <w:rFonts w:cs="Arial"/>
+                <w:sz w:val="20"/>
+                <w:szCs w:val="20"/>
+              </w:rPr>
+              <w:t>4</w:t>
+            </w:r>
+          </w:p>
+        </w:tc>
+        <w:tc>
+          <w:tcPr>
+            <w:tcW w:w="178" w:type="pct"/>
+            <w:tcMar>
+              <w:left w:w="85" w:type="dxa"/>
+              <w:right w:w="85" w:type="dxa"/>
+            </w:tcMar>
+          </w:tcPr>
+          <w:p>
+            <w:pPr>
+              <w:spacing w:line="276" w:lineRule="auto"/>
+              <w:jc w:val="center"/>
+              <w:rPr>
+                <w:rFonts w:cs="Arial"/>
+                <w:sz w:val="20"/>
+                <w:szCs w:val="20"/>
+              </w:rPr>
+            </w:pPr>
+          </w:p>
+        </w:tc>
+        <w:tc>
+          <w:tcPr>
+            <w:tcW w:w="357" w:type="pct"/>
+            <w:tcMar>
+              <w:left w:w="85" w:type="dxa"/>
+              <w:right w:w="85" w:type="dxa"/>
+            </w:tcMar>
+          </w:tcPr>
+          <w:p>
+            <w:pPr>
+              <w:ind w:right="72"/>
+              <w:rPr>
+                <w:rFonts w:cs="Arial"/>
+                <w:b/>
+                <w:sz w:val="10"/>
+                <w:szCs w:val="10"/>
+              </w:rPr>
+            </w:pPr>
+          </w:p>
+        </w:tc>
+        <w:tc>
+          <w:tcPr>
+            <w:tcW w:w="1742" w:type="pct"/>
+            <w:tcMar>
+              <w:left w:w="85" w:type="dxa"/>
+              <w:right w:w="85" w:type="dxa"/>
+            </w:tcMar>
+          </w:tcPr>
+          <w:p>
+            <w:pPr>
+              <w:ind w:right="72"/>
+              <w:rPr>
+                <w:rFonts w:cs="Arial"/>
+                <w:b/>
+                <w:sz w:val="20"/>
+                <w:szCs w:val="20"/>
+              </w:rPr>
+            </w:pPr>
+          </w:p>
+        </w:tc>
+        <w:tc>
+          <w:tcPr>
+            <w:tcW w:w="1205" w:type="pct"/>
+            <w:tcMar>
+              <w:left w:w="85" w:type="dxa"/>
+              <w:right w:w="85" w:type="dxa"/>
+            </w:tcMar>
+          </w:tcPr>
+          <w:p>
+            <w:pPr>
+              <w:ind w:left="-31"/>
+              <w:rPr>
+                <w:rFonts w:cs="Arial"/>
+                <w:sz w:val="20"/>
+                <w:szCs w:val="20"/>
+              </w:rPr>
+            </w:pPr>
+          </w:p>
+        </w:tc>
+        <w:tc>
+          <w:tcPr>
+            <w:tcW w:w="1026" w:type="pct"/>
+            <w:shd w:val="clear" w:color="auto" w:fill="auto"/>
+            <w:tcMar>
+              <w:left w:w="85" w:type="dxa"/>
+              <w:right w:w="85" w:type="dxa"/>
+            </w:tcMar>
+          </w:tcPr>
+          <w:p>
+            <w:pPr>
+              <w:spacing w:line="276" w:lineRule="auto"/>
+              <w:rPr>
+                <w:rFonts w:cs="Arial"/>
+                <w:sz w:val="20"/>
+                <w:szCs w:val="20"/>
+              </w:rPr>
+            </w:pPr>
+          </w:p>
+        </w:tc>
+        <w:tc>
+          <w:tcPr>
+            <w:tcW w:w="179" w:type="pct"/>
+            <w:shd w:val="clear" w:color="auto" w:fill="auto"/>
+            <w:tcMar>
+              <w:left w:w="85" w:type="dxa"/>
+              <w:right w:w="85" w:type="dxa"/>
+            </w:tcMar>
+          </w:tcPr>
+          <w:p>
+            <w:pPr>
+              <w:spacing w:line="276" w:lineRule="auto"/>
+              <w:jc w:val="center"/>
+              <w:rPr>
+                <w:rFonts w:cs="Arial"/>
+                <w:sz w:val="20"/>
+                <w:szCs w:val="20"/>
+              </w:rPr>
+            </w:pPr>
+          </w:p>
+        </w:tc>
+      </w:tr>
+      <w:tr>
+        <w:trPr>
+          <w:cantSplit/>
+          <w:trHeight w:val="1134"/>
+        </w:trPr>
+        <w:tc>
+          <w:tcPr>
+            <w:tcW w:w="313" w:type="pct"/>
+            <w:tcMar>
+              <w:left w:w="85" w:type="dxa"/>
+              <w:right w:w="85" w:type="dxa"/>
+            </w:tcMar>
+          </w:tcPr>
+          <w:p>
+            <w:pPr>
+              <w:spacing w:line="276" w:lineRule="auto"/>
+              <w:jc w:val="center"/>
+              <w:rPr>
+                <w:rFonts w:cs="Arial"/>
+                <w:sz w:val="20"/>
+                <w:szCs w:val="20"/>
+              </w:rPr>
+            </w:pPr>
+            <w:r>
+              <w:rPr>
+                <w:rFonts w:cs="Arial"/>
+                <w:sz w:val="20"/>
+                <w:szCs w:val="20"/>
+              </w:rPr>
+              <w:t>5</w:t>
+            </w:r>
+          </w:p>
+        </w:tc>
+        <w:tc>
+          <w:tcPr>
+            <w:tcW w:w="178" w:type="pct"/>
+            <w:tcMar>
+              <w:left w:w="85" w:type="dxa"/>
+              <w:right w:w="85" w:type="dxa"/>
+            </w:tcMar>
+          </w:tcPr>
+          <w:p>
+            <w:pPr>
+              <w:spacing w:line="276" w:lineRule="auto"/>
+              <w:jc w:val="center"/>
+              <w:rPr>
+                <w:rFonts w:cs="Arial"/>
+                <w:sz w:val="20"/>
+                <w:szCs w:val="20"/>
+              </w:rPr>
+            </w:pPr>
+          </w:p>
+        </w:tc>
+        <w:tc>
+          <w:tcPr>
+            <w:tcW w:w="357" w:type="pct"/>
+            <w:tcMar>
+              <w:left w:w="85" w:type="dxa"/>
+              <w:right w:w="85" w:type="dxa"/>
+            </w:tcMar>
+          </w:tcPr>
+          <w:p>
+            <w:pPr>
+              <w:ind w:right="72"/>
+              <w:rPr>
+                <w:rFonts w:cs="Arial"/>
+                <w:b/>
+                <w:sz w:val="10"/>
+                <w:szCs w:val="10"/>
+              </w:rPr>
+            </w:pPr>
+          </w:p>
+        </w:tc>
+        <w:tc>
+          <w:tcPr>
+            <w:tcW w:w="1742" w:type="pct"/>
+            <w:tcMar>
+              <w:left w:w="85" w:type="dxa"/>
+              <w:right w:w="85" w:type="dxa"/>
+            </w:tcMar>
+          </w:tcPr>
+          <w:p>
+            <w:pPr>
+              <w:ind w:right="72"/>
+              <w:rPr>
+                <w:rFonts w:cs="Arial"/>
+                <w:b/>
+                <w:sz w:val="20"/>
+                <w:szCs w:val="20"/>
+              </w:rPr>
+            </w:pPr>
+          </w:p>
+        </w:tc>
+        <w:tc>
+          <w:tcPr>
+            <w:tcW w:w="1205" w:type="pct"/>
+            <w:tcMar>
+              <w:left w:w="85" w:type="dxa"/>
+              <w:right w:w="85" w:type="dxa"/>
+            </w:tcMar>
+          </w:tcPr>
+          <w:p>
+            <w:pPr>
+              <w:ind w:left="-31"/>
+              <w:rPr>
+                <w:rFonts w:cs="Arial"/>
+                <w:sz w:val="20"/>
+                <w:szCs w:val="20"/>
+              </w:rPr>
+            </w:pPr>
+          </w:p>
+        </w:tc>
+        <w:tc>
+          <w:tcPr>
+            <w:tcW w:w="1026" w:type="pct"/>
+            <w:shd w:val="clear" w:color="auto" w:fill="auto"/>
+            <w:tcMar>
+              <w:left w:w="85" w:type="dxa"/>
+              <w:right w:w="85" w:type="dxa"/>
+            </w:tcMar>
+          </w:tcPr>
+          <w:p>
+            <w:pPr>
+              <w:spacing w:line="276" w:lineRule="auto"/>
+              <w:rPr>
+                <w:rFonts w:cs="Arial"/>
+                <w:sz w:val="20"/>
+                <w:szCs w:val="20"/>
+              </w:rPr>
+            </w:pPr>
+          </w:p>
+        </w:tc>
+        <w:tc>
+          <w:tcPr>
+            <w:tcW w:w="179" w:type="pct"/>
+            <w:shd w:val="clear" w:color="auto" w:fill="auto"/>
+            <w:tcMar>
+              <w:left w:w="85" w:type="dxa"/>
+              <w:right w:w="85" w:type="dxa"/>
+            </w:tcMar>
+          </w:tcPr>
+          <w:p>
+            <w:pPr>
+              <w:spacing w:line="276" w:lineRule="auto"/>
+              <w:jc w:val="center"/>
+              <w:rPr>
+                <w:rFonts w:cs="Arial"/>
+                <w:sz w:val="20"/>
+                <w:szCs w:val="20"/>
+              </w:rPr>
+            </w:pPr>
+          </w:p>
+        </w:tc>
+      </w:tr>
+      <w:tr>
+        <w:trPr>
+          <w:cantSplit/>
+          <w:trHeight w:val="1134"/>
+        </w:trPr>
+        <w:tc>
+          <w:tcPr>
+            <w:tcW w:w="313" w:type="pct"/>
+            <w:tcMar>
+              <w:left w:w="85" w:type="dxa"/>
+              <w:right w:w="85" w:type="dxa"/>
+            </w:tcMar>
+          </w:tcPr>
+          <w:p>
+            <w:pPr>
+              <w:spacing w:line="276" w:lineRule="auto"/>
+              <w:jc w:val="center"/>
+              <w:rPr>
+                <w:rFonts w:cs="Arial"/>
+                <w:sz w:val="20"/>
+                <w:szCs w:val="20"/>
+              </w:rPr>
+            </w:pPr>
+            <w:r>
+              <w:rPr>
+                <w:rFonts w:cs="Arial"/>
+                <w:sz w:val="20"/>
+                <w:szCs w:val="20"/>
+              </w:rPr>
+              <w:t>6</w:t>
+            </w:r>
+          </w:p>
+        </w:tc>
+        <w:tc>
+          <w:tcPr>
+            <w:tcW w:w="178" w:type="pct"/>
+            <w:tcMar>
+              <w:left w:w="85" w:type="dxa"/>
+              <w:right w:w="85" w:type="dxa"/>
+            </w:tcMar>
+          </w:tcPr>
+          <w:p>
+            <w:pPr>
+              <w:spacing w:line="276" w:lineRule="auto"/>
+              <w:jc w:val="center"/>
+              <w:rPr>
+                <w:rFonts w:cs="Arial"/>
+                <w:sz w:val="20"/>
+                <w:szCs w:val="20"/>
+              </w:rPr>
+            </w:pPr>
+          </w:p>
+        </w:tc>
+        <w:tc>
+          <w:tcPr>
+            <w:tcW w:w="357" w:type="pct"/>
+            <w:tcMar>
+              <w:left w:w="85" w:type="dxa"/>
+              <w:right w:w="85" w:type="dxa"/>
+            </w:tcMar>
+          </w:tcPr>
+          <w:p>
+            <w:pPr>
+              <w:ind w:right="72"/>
+              <w:rPr>
+                <w:rFonts w:cs="Arial"/>
+                <w:b/>
+                <w:sz w:val="10"/>
+                <w:szCs w:val="10"/>
+              </w:rPr>
+            </w:pPr>
+          </w:p>
+        </w:tc>
+        <w:tc>
+          <w:tcPr>
+            <w:tcW w:w="1742" w:type="pct"/>
+            <w:tcMar>
+              <w:left w:w="85" w:type="dxa"/>
+              <w:right w:w="85" w:type="dxa"/>
+            </w:tcMar>
+          </w:tcPr>
+          <w:p>
+            <w:pPr>
+              <w:ind w:right="72"/>
+              <w:rPr>
+                <w:rFonts w:cs="Arial"/>
+                <w:b/>
+                <w:sz w:val="20"/>
+                <w:szCs w:val="20"/>
+              </w:rPr>
+            </w:pPr>
+          </w:p>
+        </w:tc>
+        <w:tc>
+          <w:tcPr>
+            <w:tcW w:w="1205" w:type="pct"/>
+            <w:tcMar>
+              <w:left w:w="85" w:type="dxa"/>
+              <w:right w:w="85" w:type="dxa"/>
+            </w:tcMar>
+          </w:tcPr>
+          <w:p>
+            <w:pPr>
+              <w:ind w:left="-31"/>
+              <w:rPr>
+                <w:rFonts w:cs="Arial"/>
+                <w:sz w:val="20"/>
+                <w:szCs w:val="20"/>
+              </w:rPr>
+            </w:pPr>
+          </w:p>
+        </w:tc>
+        <w:tc>
+          <w:tcPr>
+            <w:tcW w:w="1026" w:type="pct"/>
+            <w:shd w:val="clear" w:color="auto" w:fill="auto"/>
+            <w:tcMar>
+              <w:left w:w="85" w:type="dxa"/>
+              <w:right w:w="85" w:type="dxa"/>
+            </w:tcMar>
+          </w:tcPr>
+          <w:p>
+            <w:pPr>
+              <w:spacing w:line="276" w:lineRule="auto"/>
+              <w:rPr>
+                <w:rFonts w:cs="Arial"/>
+                <w:sz w:val="20"/>
+                <w:szCs w:val="20"/>
+              </w:rPr>
+            </w:pPr>
+          </w:p>
+        </w:tc>
+        <w:tc>
+          <w:tcPr>
+            <w:tcW w:w="179" w:type="pct"/>
+            <w:shd w:val="clear" w:color="auto" w:fill="auto"/>
+            <w:tcMar>
+              <w:left w:w="85" w:type="dxa"/>
+              <w:right w:w="85" w:type="dxa"/>
+            </w:tcMar>
+          </w:tcPr>
+          <w:p>
+            <w:pPr>
+              <w:spacing w:line="276" w:lineRule="auto"/>
+              <w:jc w:val="center"/>
+              <w:rPr>
+                <w:rFonts w:cs="Arial"/>
+                <w:sz w:val="20"/>
+                <w:szCs w:val="20"/>
+              </w:rPr>
+            </w:pPr>
+          </w:p>
+        </w:tc>
+      </w:tr>
+      <w:tr>
+        <w:trPr>
+          <w:cantSplit/>
+          <w:trHeight w:val="1134"/>
+        </w:trPr>
+        <w:tc>
+          <w:tcPr>
+            <w:tcW w:w="313" w:type="pct"/>
+            <w:tcMar>
+              <w:left w:w="85" w:type="dxa"/>
+              <w:right w:w="85" w:type="dxa"/>
+            </w:tcMar>
+          </w:tcPr>
+          <w:p>
+            <w:pPr>
+              <w:spacing w:line="276" w:lineRule="auto"/>
+              <w:jc w:val="center"/>
+              <w:rPr>
+                <w:rFonts w:cs="Arial"/>
+                <w:sz w:val="20"/>
+                <w:szCs w:val="20"/>
+              </w:rPr>
+            </w:pPr>
+            <w:r>
+              <w:rPr>
+                <w:rFonts w:cs="Arial"/>
+                <w:sz w:val="20"/>
+                <w:szCs w:val="20"/>
+              </w:rPr>
+              <w:lastRenderedPageBreak/>
+              <w:t>7</w:t>
+            </w:r>
+          </w:p>
+        </w:tc>
+        <w:tc>
+          <w:tcPr>
+            <w:tcW w:w="178" w:type="pct"/>
+            <w:tcMar>
+              <w:left w:w="85" w:type="dxa"/>
+              <w:right w:w="85" w:type="dxa"/>
+            </w:tcMar>
+          </w:tcPr>
+          <w:p>
+            <w:pPr>
+              <w:spacing w:line="276" w:lineRule="auto"/>
+              <w:jc w:val="center"/>
+              <w:rPr>
+                <w:rFonts w:cs="Arial"/>
+                <w:sz w:val="20"/>
+                <w:szCs w:val="20"/>
+              </w:rPr>
+            </w:pPr>
+          </w:p>
+        </w:tc>
+        <w:tc>
+          <w:tcPr>
+            <w:tcW w:w="357" w:type="pct"/>
+            <w:tcMar>
+              <w:left w:w="85" w:type="dxa"/>
+              <w:right w:w="85" w:type="dxa"/>
+            </w:tcMar>
+          </w:tcPr>
+          <w:p>
+            <w:pPr>
+              <w:ind w:right="72"/>
+              <w:rPr>
+                <w:rFonts w:cs="Arial"/>
+                <w:b/>
+                <w:sz w:val="10"/>
+                <w:szCs w:val="10"/>
+              </w:rPr>
+            </w:pPr>
+          </w:p>
+        </w:tc>
+        <w:tc>
+          <w:tcPr>
+            <w:tcW w:w="1742" w:type="pct"/>
+            <w:tcMar>
+              <w:left w:w="85" w:type="dxa"/>
+              <w:right w:w="85" w:type="dxa"/>
+            </w:tcMar>
+          </w:tcPr>
+          <w:p>
+            <w:pPr>
+              <w:ind w:right="72"/>
+              <w:rPr>
+                <w:rFonts w:cs="Arial"/>
+                <w:b/>
+                <w:sz w:val="20"/>
+                <w:szCs w:val="20"/>
+              </w:rPr>
+            </w:pPr>
+          </w:p>
+        </w:tc>
+        <w:tc>
+          <w:tcPr>
+            <w:tcW w:w="1205" w:type="pct"/>
+            <w:tcMar>
+              <w:left w:w="85" w:type="dxa"/>
+              <w:right w:w="85" w:type="dxa"/>
+            </w:tcMar>
+          </w:tcPr>
+          <w:p>
+            <w:pPr>
+              <w:ind w:left="-31"/>
+              <w:rPr>
+                <w:rFonts w:cs="Arial"/>
+                <w:sz w:val="20"/>
+                <w:szCs w:val="20"/>
+              </w:rPr>
+            </w:pPr>
+          </w:p>
+        </w:tc>
+        <w:tc>
+          <w:tcPr>
+            <w:tcW w:w="1026" w:type="pct"/>
+            <w:shd w:val="clear" w:color="auto" w:fill="auto"/>
+            <w:tcMar>
+              <w:left w:w="85" w:type="dxa"/>
+              <w:right w:w="85" w:type="dxa"/>
+            </w:tcMar>
+          </w:tcPr>
+          <w:p>
+            <w:pPr>
+              <w:spacing w:line="276" w:lineRule="auto"/>
+              <w:rPr>
+                <w:rFonts w:cs="Arial"/>
+                <w:sz w:val="20"/>
+                <w:szCs w:val="20"/>
+              </w:rPr>
+            </w:pPr>
+          </w:p>
+        </w:tc>
+        <w:tc>
+          <w:tcPr>
+            <w:tcW w:w="179" w:type="pct"/>
+            <w:shd w:val="clear" w:color="auto" w:fill="auto"/>
+            <w:tcMar>
+              <w:left w:w="85" w:type="dxa"/>
+              <w:right w:w="85" w:type="dxa"/>
+            </w:tcMar>
+          </w:tcPr>
+          <w:p>
+            <w:pPr>
+              <w:spacing w:line="276" w:lineRule="auto"/>
+              <w:jc w:val="center"/>
+              <w:rPr>
+                <w:rFonts w:cs="Arial"/>
+                <w:sz w:val="20"/>
+                <w:szCs w:val="20"/>
+              </w:rPr>
+            </w:pPr>
+          </w:p>
+        </w:tc>
+      </w:tr>
+      <w:tr>
+        <w:trPr>
+          <w:cantSplit/>
+          <w:trHeight w:val="1134"/>
+        </w:trPr>
+        <w:tc>
+          <w:tcPr>
+            <w:tcW w:w="313" w:type="pct"/>
+            <w:tcMar>
+              <w:left w:w="85" w:type="dxa"/>
+              <w:right w:w="85" w:type="dxa"/>
+            </w:tcMar>
+          </w:tcPr>
+          <w:p>
+            <w:pPr>
+              <w:spacing w:line="276" w:lineRule="auto"/>
+              <w:jc w:val="center"/>
+              <w:rPr>
+                <w:rFonts w:cs="Arial"/>
+                <w:sz w:val="20"/>
+                <w:szCs w:val="20"/>
+              </w:rPr>
+            </w:pPr>
+            <w:r>
+              <w:rPr>
+                <w:rFonts w:cs="Arial"/>
+                <w:sz w:val="20"/>
+                <w:szCs w:val="20"/>
+              </w:rPr>
+              <w:t>8</w:t>
+            </w:r>
+          </w:p>
+        </w:tc>
+        <w:tc>
+          <w:tcPr>
+            <w:tcW w:w="178" w:type="pct"/>
+            <w:tcMar>
+              <w:left w:w="85" w:type="dxa"/>
+              <w:right w:w="85" w:type="dxa"/>
+            </w:tcMar>
+          </w:tcPr>
+          <w:p>
+            <w:pPr>
+              <w:spacing w:line="276" w:lineRule="auto"/>
+              <w:jc w:val="center"/>
+              <w:rPr>
+                <w:rFonts w:cs="Arial"/>
+                <w:sz w:val="20"/>
+                <w:szCs w:val="20"/>
+              </w:rPr>
+            </w:pPr>
+          </w:p>
+        </w:tc>
+        <w:tc>
+          <w:tcPr>
+            <w:tcW w:w="357" w:type="pct"/>
+            <w:tcMar>
+              <w:left w:w="85" w:type="dxa"/>
+              <w:right w:w="85" w:type="dxa"/>
+            </w:tcMar>
+          </w:tcPr>
+          <w:p>
+            <w:pPr>
+              <w:ind w:right="72"/>
+              <w:rPr>
+                <w:rFonts w:cs="Arial"/>
+                <w:b/>
+                <w:sz w:val="10"/>
+                <w:szCs w:val="10"/>
+              </w:rPr>
+            </w:pPr>
+          </w:p>
+        </w:tc>
+        <w:tc>
+          <w:tcPr>
+            <w:tcW w:w="1742" w:type="pct"/>
+            <w:tcMar>
+              <w:left w:w="85" w:type="dxa"/>
+              <w:right w:w="85" w:type="dxa"/>
+            </w:tcMar>
+          </w:tcPr>
+          <w:p>
+            <w:pPr>
+              <w:ind w:right="72"/>
+              <w:rPr>
+                <w:rFonts w:cs="Arial"/>
+                <w:b/>
+                <w:sz w:val="20"/>
+                <w:szCs w:val="20"/>
+              </w:rPr>
+            </w:pPr>
+          </w:p>
+        </w:tc>
+        <w:tc>
+          <w:tcPr>
+            <w:tcW w:w="1205" w:type="pct"/>
+            <w:tcMar>
+              <w:left w:w="85" w:type="dxa"/>
+              <w:right w:w="85" w:type="dxa"/>
+            </w:tcMar>
+          </w:tcPr>
+          <w:p>
+            <w:pPr>
+              <w:ind w:left="-31"/>
+              <w:rPr>
+                <w:rFonts w:cs="Arial"/>
+                <w:sz w:val="20"/>
+                <w:szCs w:val="20"/>
+              </w:rPr>
+            </w:pPr>
+          </w:p>
+        </w:tc>
+        <w:tc>
+          <w:tcPr>
+            <w:tcW w:w="1026" w:type="pct"/>
+            <w:shd w:val="clear" w:color="auto" w:fill="auto"/>
+            <w:tcMar>
+              <w:left w:w="85" w:type="dxa"/>
+              <w:right w:w="85" w:type="dxa"/>
+            </w:tcMar>
+          </w:tcPr>
+          <w:p>
+            <w:pPr>
+              <w:spacing w:line="276" w:lineRule="auto"/>
+              <w:rPr>
+                <w:rFonts w:cs="Arial"/>
+                <w:sz w:val="20"/>
+                <w:szCs w:val="20"/>
+              </w:rPr>
+            </w:pPr>
+          </w:p>
+        </w:tc>
+        <w:tc>
+          <w:tcPr>
+            <w:tcW w:w="179" w:type="pct"/>
+            <w:shd w:val="clear" w:color="auto" w:fill="auto"/>
+            <w:tcMar>
+              <w:left w:w="85" w:type="dxa"/>
+              <w:right w:w="85" w:type="dxa"/>
+            </w:tcMar>
+          </w:tcPr>
+          <w:p>
+            <w:pPr>
+              <w:spacing w:line="276" w:lineRule="auto"/>
+              <w:jc w:val="center"/>
+              <w:rPr>
+                <w:rFonts w:cs="Arial"/>
+                <w:sz w:val="20"/>
+                <w:szCs w:val="20"/>
+              </w:rPr>
+            </w:pPr>
+          </w:p>
+        </w:tc>
+      </w:tr>
+      <w:tr>
+        <w:trPr>
+          <w:cantSplit/>
+          <w:trHeight w:val="1134"/>
+        </w:trPr>
+        <w:tc>
+          <w:tcPr>
+            <w:tcW w:w="313" w:type="pct"/>
+            <w:tcMar>
+              <w:left w:w="85" w:type="dxa"/>
+              <w:right w:w="85" w:type="dxa"/>
+            </w:tcMar>
+          </w:tcPr>
+          <w:p>
+            <w:pPr>
+              <w:spacing w:line="276" w:lineRule="auto"/>
+              <w:jc w:val="center"/>
+              <w:rPr>
+                <w:rFonts w:cs="Arial"/>
+                <w:sz w:val="20"/>
+                <w:szCs w:val="20"/>
+              </w:rPr>
+            </w:pPr>
+            <w:r>
+              <w:rPr>
+                <w:rFonts w:cs="Arial"/>
+                <w:sz w:val="20"/>
+                <w:szCs w:val="20"/>
+              </w:rPr>
+              <w:t>9</w:t>
+            </w:r>
+          </w:p>
+        </w:tc>
+        <w:tc>
+          <w:tcPr>
+            <w:tcW w:w="178" w:type="pct"/>
+            <w:tcMar>
+              <w:left w:w="85" w:type="dxa"/>
+              <w:right w:w="85" w:type="dxa"/>
+            </w:tcMar>
+          </w:tcPr>
+          <w:p>
+            <w:pPr>
+              <w:spacing w:line="276" w:lineRule="auto"/>
+              <w:jc w:val="center"/>
+              <w:rPr>
+                <w:rFonts w:cs="Arial"/>
+                <w:sz w:val="20"/>
+                <w:szCs w:val="20"/>
+              </w:rPr>
+            </w:pPr>
+          </w:p>
+        </w:tc>
+        <w:tc>
+          <w:tcPr>
+            <w:tcW w:w="357" w:type="pct"/>
+            <w:tcMar>
+              <w:left w:w="85" w:type="dxa"/>
+              <w:right w:w="85" w:type="dxa"/>
+            </w:tcMar>
+          </w:tcPr>
+          <w:p>
+            <w:pPr>
+              <w:ind w:right="72"/>
+              <w:rPr>
+                <w:rFonts w:cs="Arial"/>
+                <w:b/>
+                <w:sz w:val="10"/>
+                <w:szCs w:val="10"/>
+              </w:rPr>
+            </w:pPr>
+          </w:p>
+        </w:tc>
+        <w:tc>
+          <w:tcPr>
+            <w:tcW w:w="1742" w:type="pct"/>
+            <w:tcMar>
+              <w:left w:w="85" w:type="dxa"/>
+              <w:right w:w="85" w:type="dxa"/>
+            </w:tcMar>
+          </w:tcPr>
+          <w:p>
+            <w:pPr>
+              <w:ind w:right="72"/>
+              <w:rPr>
+                <w:rFonts w:cs="Arial"/>
+                <w:b/>
+                <w:sz w:val="20"/>
+                <w:szCs w:val="20"/>
+              </w:rPr>
+            </w:pPr>
+          </w:p>
+        </w:tc>
+        <w:tc>
+          <w:tcPr>
+            <w:tcW w:w="1205" w:type="pct"/>
+            <w:tcMar>
+              <w:left w:w="85" w:type="dxa"/>
+              <w:right w:w="85" w:type="dxa"/>
+            </w:tcMar>
+          </w:tcPr>
+          <w:p>
+            <w:pPr>
+              <w:ind w:left="-31"/>
+              <w:rPr>
+                <w:rFonts w:cs="Arial"/>
+                <w:sz w:val="20"/>
+                <w:szCs w:val="20"/>
+              </w:rPr>
+            </w:pPr>
+          </w:p>
+        </w:tc>
+        <w:tc>
+          <w:tcPr>
+            <w:tcW w:w="1026" w:type="pct"/>
+            <w:shd w:val="clear" w:color="auto" w:fill="auto"/>
+            <w:tcMar>
+              <w:left w:w="85" w:type="dxa"/>
+              <w:right w:w="85" w:type="dxa"/>
+            </w:tcMar>
+          </w:tcPr>
+          <w:p>
+            <w:pPr>
+              <w:spacing w:line="276" w:lineRule="auto"/>
+              <w:rPr>
+                <w:rFonts w:cs="Arial"/>
+                <w:sz w:val="20"/>
+                <w:szCs w:val="20"/>
+              </w:rPr>
+            </w:pPr>
+          </w:p>
+        </w:tc>
+        <w:tc>
+          <w:tcPr>
+            <w:tcW w:w="179" w:type="pct"/>
+            <w:shd w:val="clear" w:color="auto" w:fill="auto"/>
+            <w:tcMar>
+              <w:left w:w="85" w:type="dxa"/>
+              <w:right w:w="85" w:type="dxa"/>
+            </w:tcMar>
+          </w:tcPr>
+          <w:p>
+            <w:pPr>
+              <w:spacing w:line="276" w:lineRule="auto"/>
+              <w:jc w:val="center"/>
+              <w:rPr>
+                <w:rFonts w:cs="Arial"/>
+                <w:sz w:val="20"/>
+                <w:szCs w:val="20"/>
+              </w:rPr>
+            </w:pPr>
+          </w:p>
+        </w:tc>
+      </w:tr>
+      <w:tr>
+        <w:trPr>
+          <w:cantSplit/>
+          <w:trHeight w:val="1134"/>
+        </w:trPr>
+        <w:tc>
+          <w:tcPr>
+            <w:tcW w:w="313" w:type="pct"/>
+            <w:tcMar>
+              <w:left w:w="85" w:type="dxa"/>
+              <w:right w:w="85" w:type="dxa"/>
+            </w:tcMar>
+          </w:tcPr>
+          <w:p>
+            <w:pPr>
+              <w:spacing w:line="276" w:lineRule="auto"/>
+              <w:jc w:val="center"/>
+              <w:rPr>
+                <w:rFonts w:cs="Arial"/>
+                <w:sz w:val="20"/>
+                <w:szCs w:val="20"/>
+              </w:rPr>
+            </w:pPr>
+            <w:r>
+              <w:rPr>
+                <w:rFonts w:cs="Arial"/>
+                <w:sz w:val="20"/>
+                <w:szCs w:val="20"/>
+              </w:rPr>
+              <w:t>10</w:t>
+            </w:r>
+          </w:p>
+        </w:tc>
+        <w:tc>
+          <w:tcPr>
+            <w:tcW w:w="178" w:type="pct"/>
+            <w:tcMar>
+              <w:left w:w="85" w:type="dxa"/>
+              <w:right w:w="85" w:type="dxa"/>
+            </w:tcMar>
+          </w:tcPr>
+          <w:p>
+            <w:pPr>
+              <w:spacing w:line="276" w:lineRule="auto"/>
+              <w:jc w:val="center"/>
+              <w:rPr>
+                <w:rFonts w:cs="Arial"/>
+                <w:sz w:val="20"/>
+                <w:szCs w:val="20"/>
+              </w:rPr>
+            </w:pPr>
+          </w:p>
+        </w:tc>
+        <w:tc>
+          <w:tcPr>
+            <w:tcW w:w="357" w:type="pct"/>
+            <w:tcMar>
+              <w:left w:w="85" w:type="dxa"/>
+              <w:right w:w="85" w:type="dxa"/>
+            </w:tcMar>
+          </w:tcPr>
+          <w:p>
+            <w:pPr>
+              <w:ind w:right="72"/>
+              <w:rPr>
+                <w:rFonts w:cs="Arial"/>
+                <w:b/>
+                <w:sz w:val="10"/>
+                <w:szCs w:val="10"/>
+              </w:rPr>
+            </w:pPr>
+          </w:p>
+        </w:tc>
+        <w:tc>
+          <w:tcPr>
+            <w:tcW w:w="1742" w:type="pct"/>
+            <w:tcMar>
+              <w:left w:w="85" w:type="dxa"/>
+              <w:right w:w="85" w:type="dxa"/>
+            </w:tcMar>
+          </w:tcPr>
+          <w:p>
+            <w:pPr>
+              <w:ind w:right="72"/>
+              <w:rPr>
+                <w:rFonts w:cs="Arial"/>
+                <w:b/>
+                <w:sz w:val="20"/>
+                <w:szCs w:val="20"/>
+              </w:rPr>
+            </w:pPr>
+          </w:p>
+        </w:tc>
+        <w:tc>
+          <w:tcPr>
+            <w:tcW w:w="1205" w:type="pct"/>
+            <w:tcMar>
+              <w:left w:w="85" w:type="dxa"/>
+              <w:right w:w="85" w:type="dxa"/>
+            </w:tcMar>
+          </w:tcPr>
+          <w:p>
+            <w:pPr>
+              <w:ind w:left="-31"/>
+              <w:rPr>
+                <w:rFonts w:cs="Arial"/>
+                <w:sz w:val="20"/>
+                <w:szCs w:val="20"/>
+              </w:rPr>
+            </w:pPr>
+          </w:p>
+        </w:tc>
+        <w:tc>
+          <w:tcPr>
+            <w:tcW w:w="1026" w:type="pct"/>
+            <w:shd w:val="clear" w:color="auto" w:fill="auto"/>
+            <w:tcMar>
+              <w:left w:w="85" w:type="dxa"/>
+              <w:right w:w="85" w:type="dxa"/>
+            </w:tcMar>
+          </w:tcPr>
+          <w:p>
+            <w:pPr>
+              <w:spacing w:line="276" w:lineRule="auto"/>
+              <w:rPr>
+                <w:rFonts w:cs="Arial"/>
+                <w:sz w:val="20"/>
+                <w:szCs w:val="20"/>
+              </w:rPr>
+            </w:pPr>
+          </w:p>
+        </w:tc>
+        <w:tc>
+          <w:tcPr>
+            <w:tcW w:w="179" w:type="pct"/>
+            <w:shd w:val="clear" w:color="auto" w:fill="auto"/>
+            <w:tcMar>
+              <w:left w:w="85" w:type="dxa"/>
+              <w:right w:w="85" w:type="dxa"/>
+            </w:tcMar>
+          </w:tcPr>
+          <w:p>
+            <w:pPr>
+              <w:spacing w:line="276" w:lineRule="auto"/>
+              <w:jc w:val="center"/>
+              <w:rPr>
+                <w:rFonts w:cs="Arial"/>
+                <w:sz w:val="20"/>
+                <w:szCs w:val="20"/>
+              </w:rPr>
+            </w:pPr>
+          </w:p>
+        </w:tc>
+      </w:tr>
+      <w:tr>
+        <w:trPr>
+          <w:cantSplit/>
+          <w:trHeight w:val="1134"/>
+        </w:trPr>
+        <w:tc>
+          <w:tcPr>
+            <w:tcW w:w="313" w:type="pct"/>
+            <w:tcMar>
+              <w:left w:w="85" w:type="dxa"/>
+              <w:right w:w="85" w:type="dxa"/>
+            </w:tcMar>
+          </w:tcPr>
+          <w:p>
+            <w:pPr>
+              <w:spacing w:line="276" w:lineRule="auto"/>
+              <w:jc w:val="center"/>
+              <w:rPr>
+                <w:rFonts w:cs="Arial"/>
+                <w:sz w:val="20"/>
+                <w:szCs w:val="20"/>
+              </w:rPr>
+            </w:pPr>
+            <w:r>
+              <w:rPr>
+                <w:rFonts w:cs="Arial"/>
+                <w:sz w:val="20"/>
+                <w:szCs w:val="20"/>
+              </w:rPr>
+              <w:t>11</w:t>
+            </w:r>
+          </w:p>
+        </w:tc>
+        <w:tc>
+          <w:tcPr>
+            <w:tcW w:w="178" w:type="pct"/>
+            <w:tcMar>
+              <w:left w:w="85" w:type="dxa"/>
+              <w:right w:w="85" w:type="dxa"/>
+            </w:tcMar>
+          </w:tcPr>
+          <w:p>
+            <w:pPr>
+              <w:spacing w:line="276" w:lineRule="auto"/>
+              <w:jc w:val="center"/>
+              <w:rPr>
+                <w:rFonts w:cs="Arial"/>
+                <w:sz w:val="20"/>
+                <w:szCs w:val="20"/>
+              </w:rPr>
+            </w:pPr>
+          </w:p>
+        </w:tc>
+        <w:tc>
+          <w:tcPr>
+            <w:tcW w:w="357" w:type="pct"/>
+            <w:tcMar>
+              <w:left w:w="85" w:type="dxa"/>
+              <w:right w:w="85" w:type="dxa"/>
+            </w:tcMar>
+          </w:tcPr>
+          <w:p>
+            <w:pPr>
+              <w:ind w:right="72"/>
+              <w:rPr>
+                <w:rFonts w:cs="Arial"/>
+                <w:b/>
+                <w:sz w:val="10"/>
+                <w:szCs w:val="10"/>
+              </w:rPr>
+            </w:pPr>
+          </w:p>
+        </w:tc>
+        <w:tc>
+          <w:tcPr>
+            <w:tcW w:w="1742" w:type="pct"/>
+            <w:tcMar>
+              <w:left w:w="85" w:type="dxa"/>
+              <w:right w:w="85" w:type="dxa"/>
+            </w:tcMar>
+          </w:tcPr>
+          <w:p>
+            <w:pPr>
+              <w:ind w:right="72"/>
+              <w:rPr>
+                <w:rFonts w:cs="Arial"/>
+                <w:b/>
+                <w:sz w:val="20"/>
+                <w:szCs w:val="20"/>
+              </w:rPr>
+            </w:pPr>
+          </w:p>
+        </w:tc>
+        <w:tc>
+          <w:tcPr>
+            <w:tcW w:w="1205" w:type="pct"/>
+            <w:tcMar>
+              <w:left w:w="85" w:type="dxa"/>
+              <w:right w:w="85" w:type="dxa"/>
+            </w:tcMar>
+          </w:tcPr>
+          <w:p>
+            <w:pPr>
+              <w:ind w:left="-31"/>
+              <w:rPr>
+                <w:rFonts w:cs="Arial"/>
+                <w:sz w:val="20"/>
+                <w:szCs w:val="20"/>
+              </w:rPr>
+            </w:pPr>
+          </w:p>
+        </w:tc>
+        <w:tc>
+          <w:tcPr>
+            <w:tcW w:w="1026" w:type="pct"/>
+            <w:shd w:val="clear" w:color="auto" w:fill="auto"/>
+            <w:tcMar>
+              <w:left w:w="85" w:type="dxa"/>
+              <w:right w:w="85" w:type="dxa"/>
+            </w:tcMar>
+          </w:tcPr>
+          <w:p>
+            <w:pPr>
+              <w:spacing w:line="276" w:lineRule="auto"/>
+              <w:rPr>
+                <w:rFonts w:cs="Arial"/>
+                <w:sz w:val="20"/>
+                <w:szCs w:val="20"/>
+              </w:rPr>
+            </w:pPr>
+          </w:p>
+        </w:tc>
+        <w:tc>
+          <w:tcPr>
+            <w:tcW w:w="179" w:type="pct"/>
+            <w:shd w:val="clear" w:color="auto" w:fill="auto"/>
+            <w:tcMar>
+              <w:left w:w="85" w:type="dxa"/>
+              <w:right w:w="85" w:type="dxa"/>
+            </w:tcMar>
+          </w:tcPr>
+          <w:p>
+            <w:pPr>
+              <w:spacing w:line="276" w:lineRule="auto"/>
+              <w:jc w:val="center"/>
+              <w:rPr>
+                <w:rFonts w:cs="Arial"/>
+                <w:sz w:val="20"/>
+                <w:szCs w:val="20"/>
+              </w:rPr>
+            </w:pPr>
+          </w:p>
+        </w:tc>
+      </w:tr>
+      <w:tr>
+        <w:trPr>
+          <w:cantSplit/>
+          <w:trHeight w:val="1134"/>
+        </w:trPr>
+        <w:tc>
+          <w:tcPr>
+            <w:tcW w:w="313" w:type="pct"/>
+            <w:tcMar>
+              <w:left w:w="85" w:type="dxa"/>
+              <w:right w:w="85" w:type="dxa"/>
+            </w:tcMar>
+          </w:tcPr>
+          <w:p>
+            <w:pPr>
+              <w:spacing w:line="276" w:lineRule="auto"/>
+              <w:jc w:val="center"/>
+              <w:rPr>
+                <w:rFonts w:cs="Arial"/>
+                <w:sz w:val="20"/>
+                <w:szCs w:val="20"/>
+              </w:rPr>
+            </w:pPr>
+            <w:r>
+              <w:rPr>
+                <w:rFonts w:cs="Arial"/>
+                <w:sz w:val="20"/>
+                <w:szCs w:val="20"/>
+              </w:rPr>
+              <w:t>12</w:t>
+            </w:r>
+          </w:p>
+        </w:tc>
+        <w:tc>
+          <w:tcPr>
+            <w:tcW w:w="178" w:type="pct"/>
+            <w:tcMar>
+              <w:left w:w="85" w:type="dxa"/>
+              <w:right w:w="85" w:type="dxa"/>
+            </w:tcMar>
+          </w:tcPr>
+          <w:p>
+            <w:pPr>
+              <w:spacing w:line="276" w:lineRule="auto"/>
+              <w:jc w:val="center"/>
+              <w:rPr>
+                <w:rFonts w:cs="Arial"/>
+                <w:sz w:val="20"/>
+                <w:szCs w:val="20"/>
+              </w:rPr>
+            </w:pPr>
+          </w:p>
+        </w:tc>
+        <w:tc>
+          <w:tcPr>
+            <w:tcW w:w="357" w:type="pct"/>
+            <w:tcMar>
+              <w:left w:w="85" w:type="dxa"/>
+              <w:right w:w="85" w:type="dxa"/>
+            </w:tcMar>
+          </w:tcPr>
+          <w:p>
+            <w:pPr>
+              <w:ind w:right="72"/>
+              <w:rPr>
+                <w:rFonts w:cs="Arial"/>
+                <w:b/>
+                <w:sz w:val="10"/>
+                <w:szCs w:val="10"/>
+              </w:rPr>
+            </w:pPr>
+          </w:p>
+        </w:tc>
+        <w:tc>
+          <w:tcPr>
+            <w:tcW w:w="1742" w:type="pct"/>
+            <w:tcMar>
+              <w:left w:w="85" w:type="dxa"/>
+              <w:right w:w="85" w:type="dxa"/>
+            </w:tcMar>
+          </w:tcPr>
+          <w:p>
+            <w:pPr>
+              <w:ind w:right="72"/>
+              <w:rPr>
+                <w:rFonts w:cs="Arial"/>
+                <w:b/>
+                <w:sz w:val="20"/>
+                <w:szCs w:val="20"/>
+              </w:rPr>
+            </w:pPr>
+          </w:p>
+        </w:tc>
+        <w:tc>
+          <w:tcPr>
+            <w:tcW w:w="1205" w:type="pct"/>
+            <w:tcMar>
+              <w:left w:w="85" w:type="dxa"/>
+              <w:right w:w="85" w:type="dxa"/>
+            </w:tcMar>
+          </w:tcPr>
+          <w:p>
+            <w:pPr>
+              <w:ind w:left="-31"/>
+              <w:rPr>
+                <w:rFonts w:cs="Arial"/>
+                <w:sz w:val="20"/>
+                <w:szCs w:val="20"/>
+              </w:rPr>
+            </w:pPr>
+          </w:p>
+        </w:tc>
+        <w:tc>
+          <w:tcPr>
+            <w:tcW w:w="1026" w:type="pct"/>
+            <w:shd w:val="clear" w:color="auto" w:fill="auto"/>
+            <w:tcMar>
+              <w:left w:w="85" w:type="dxa"/>
+              <w:right w:w="85" w:type="dxa"/>
+            </w:tcMar>
+          </w:tcPr>
+          <w:p>
+            <w:pPr>
+              <w:spacing w:line="276" w:lineRule="auto"/>
+              <w:rPr>
+                <w:rFonts w:cs="Arial"/>
+                <w:sz w:val="20"/>
+                <w:szCs w:val="20"/>
+              </w:rPr>
+            </w:pPr>
+          </w:p>
+        </w:tc>
+        <w:tc>
+          <w:tcPr>
+            <w:tcW w:w="179" w:type="pct"/>
+            <w:shd w:val="clear" w:color="auto" w:fill="auto"/>
+            <w:tcMar>
+              <w:left w:w="85" w:type="dxa"/>
+              <w:right w:w="85" w:type="dxa"/>
+            </w:tcMar>
+          </w:tcPr>
+          <w:p>
+            <w:pPr>
+              <w:spacing w:line="276" w:lineRule="auto"/>
+              <w:jc w:val="center"/>
+              <w:rPr>
+                <w:rFonts w:cs="Arial"/>
+                <w:sz w:val="20"/>
+                <w:szCs w:val="20"/>
+              </w:rPr>
+            </w:pPr>
+          </w:p>
+        </w:tc>
+      </w:tr>
+      <w:tr>
+        <w:trPr>
+          <w:cantSplit/>
+          <w:trHeight w:val="1134"/>
+        </w:trPr>
+        <w:tc>
+          <w:tcPr>
+            <w:tcW w:w="313" w:type="pct"/>
+            <w:tcMar>
+              <w:left w:w="85" w:type="dxa"/>
+              <w:right w:w="85" w:type="dxa"/>
+            </w:tcMar>
+          </w:tcPr>
+          <w:p>
+            <w:pPr>
+              <w:spacing w:line="276" w:lineRule="auto"/>
+              <w:jc w:val="center"/>
+              <w:rPr>
+                <w:rFonts w:cs="Arial"/>
+                <w:sz w:val="20"/>
+                <w:szCs w:val="20"/>
+              </w:rPr>
+            </w:pPr>
+            <w:r>
+              <w:rPr>
+                <w:rFonts w:cs="Arial"/>
+                <w:sz w:val="20"/>
+                <w:szCs w:val="20"/>
+              </w:rPr>
+              <w:lastRenderedPageBreak/>
+              <w:t>13</w:t>
+            </w:r>
+          </w:p>
+        </w:tc>
+        <w:tc>
+          <w:tcPr>
+            <w:tcW w:w="178" w:type="pct"/>
+            <w:tcMar>
+              <w:left w:w="85" w:type="dxa"/>
+              <w:right w:w="85" w:type="dxa"/>
+            </w:tcMar>
+          </w:tcPr>
+          <w:p>
+            <w:pPr>
+              <w:spacing w:line="276" w:lineRule="auto"/>
+              <w:jc w:val="center"/>
+              <w:rPr>
+                <w:rFonts w:cs="Arial"/>
+                <w:sz w:val="20"/>
+                <w:szCs w:val="20"/>
+              </w:rPr>
+            </w:pPr>
+          </w:p>
+        </w:tc>
+        <w:tc>
+          <w:tcPr>
+            <w:tcW w:w="357" w:type="pct"/>
+            <w:tcMar>
+              <w:left w:w="85" w:type="dxa"/>
+              <w:right w:w="85" w:type="dxa"/>
+            </w:tcMar>
+          </w:tcPr>
+          <w:p>
+            <w:pPr>
+              <w:ind w:right="72"/>
+              <w:rPr>
+                <w:rFonts w:cs="Arial"/>
+                <w:b/>
+                <w:sz w:val="10"/>
+                <w:szCs w:val="10"/>
+              </w:rPr>
+            </w:pPr>
+          </w:p>
+        </w:tc>
+        <w:tc>
+          <w:tcPr>
+            <w:tcW w:w="1742" w:type="pct"/>
+            <w:tcMar>
+              <w:left w:w="85" w:type="dxa"/>
+              <w:right w:w="85" w:type="dxa"/>
+            </w:tcMar>
+          </w:tcPr>
+          <w:p>
+            <w:pPr>
+              <w:ind w:right="72"/>
+              <w:rPr>
+                <w:rFonts w:cs="Arial"/>
+                <w:b/>
+                <w:sz w:val="20"/>
+                <w:szCs w:val="20"/>
+              </w:rPr>
+            </w:pPr>
+          </w:p>
+        </w:tc>
+        <w:tc>
+          <w:tcPr>
+            <w:tcW w:w="1205" w:type="pct"/>
+            <w:tcMar>
+              <w:left w:w="85" w:type="dxa"/>
+              <w:right w:w="85" w:type="dxa"/>
+            </w:tcMar>
+          </w:tcPr>
+          <w:p>
+            <w:pPr>
+              <w:ind w:left="-31"/>
+              <w:rPr>
+                <w:rFonts w:cs="Arial"/>
+                <w:sz w:val="20"/>
+                <w:szCs w:val="20"/>
+              </w:rPr>
+            </w:pPr>
+          </w:p>
+        </w:tc>
+        <w:tc>
+          <w:tcPr>
+            <w:tcW w:w="1026" w:type="pct"/>
+            <w:shd w:val="clear" w:color="auto" w:fill="auto"/>
+            <w:tcMar>
+              <w:left w:w="85" w:type="dxa"/>
+              <w:right w:w="85" w:type="dxa"/>
+            </w:tcMar>
+          </w:tcPr>
+          <w:p>
+            <w:pPr>
+              <w:spacing w:line="276" w:lineRule="auto"/>
+              <w:rPr>
+                <w:rFonts w:cs="Arial"/>
+                <w:sz w:val="20"/>
+                <w:szCs w:val="20"/>
+              </w:rPr>
+            </w:pPr>
+          </w:p>
+        </w:tc>
+        <w:tc>
+          <w:tcPr>
+            <w:tcW w:w="179" w:type="pct"/>
+            <w:shd w:val="clear" w:color="auto" w:fill="auto"/>
+            <w:tcMar>
+              <w:left w:w="85" w:type="dxa"/>
+              <w:right w:w="85" w:type="dxa"/>
+            </w:tcMar>
+          </w:tcPr>
+          <w:p>
+            <w:pPr>
+              <w:spacing w:line="276" w:lineRule="auto"/>
+              <w:jc w:val="center"/>
+              <w:rPr>
+                <w:rFonts w:cs="Arial"/>
+                <w:sz w:val="20"/>
+                <w:szCs w:val="20"/>
+              </w:rPr>
+            </w:pPr>
+          </w:p>
+        </w:tc>
+      </w:tr>
+      <w:tr>
+        <w:trPr>
+          <w:cantSplit/>
+          <w:trHeight w:val="1134"/>
+        </w:trPr>
+        <w:tc>
+          <w:tcPr>
+            <w:tcW w:w="313" w:type="pct"/>
+            <w:tcMar>
+              <w:left w:w="85" w:type="dxa"/>
+              <w:right w:w="85" w:type="dxa"/>
+            </w:tcMar>
+          </w:tcPr>
+          <w:p>
+            <w:pPr>
+              <w:spacing w:line="276" w:lineRule="auto"/>
+              <w:jc w:val="center"/>
+              <w:rPr>
+                <w:rFonts w:cs="Arial"/>
+                <w:sz w:val="20"/>
+                <w:szCs w:val="20"/>
+              </w:rPr>
+            </w:pPr>
+            <w:r>
+              <w:rPr>
+                <w:rFonts w:cs="Arial"/>
+                <w:sz w:val="20"/>
+                <w:szCs w:val="20"/>
+              </w:rPr>
+              <w:t>14</w:t>
+            </w:r>
+          </w:p>
+        </w:tc>
+        <w:tc>
+          <w:tcPr>
+            <w:tcW w:w="178" w:type="pct"/>
+            <w:tcMar>
+              <w:left w:w="85" w:type="dxa"/>
+              <w:right w:w="85" w:type="dxa"/>
+            </w:tcMar>
+          </w:tcPr>
+          <w:p>
+            <w:pPr>
+              <w:spacing w:line="276" w:lineRule="auto"/>
+              <w:jc w:val="center"/>
+              <w:rPr>
+                <w:rFonts w:cs="Arial"/>
+                <w:sz w:val="20"/>
+                <w:szCs w:val="20"/>
+              </w:rPr>
+            </w:pPr>
+          </w:p>
+        </w:tc>
+        <w:tc>
+          <w:tcPr>
+            <w:tcW w:w="357" w:type="pct"/>
+            <w:tcMar>
+              <w:left w:w="85" w:type="dxa"/>
+              <w:right w:w="85" w:type="dxa"/>
+            </w:tcMar>
+          </w:tcPr>
+          <w:p>
+            <w:pPr>
+              <w:ind w:right="72"/>
+              <w:rPr>
+                <w:rFonts w:cs="Arial"/>
+                <w:b/>
+                <w:sz w:val="10"/>
+                <w:szCs w:val="10"/>
+              </w:rPr>
+            </w:pPr>
+          </w:p>
+        </w:tc>
+        <w:tc>
+          <w:tcPr>
+            <w:tcW w:w="1742" w:type="pct"/>
+            <w:tcMar>
+              <w:left w:w="85" w:type="dxa"/>
+              <w:right w:w="85" w:type="dxa"/>
+            </w:tcMar>
+          </w:tcPr>
+          <w:p>
+            <w:pPr>
+              <w:ind w:right="72"/>
+              <w:rPr>
+                <w:rFonts w:cs="Arial"/>
+                <w:b/>
+                <w:sz w:val="20"/>
+                <w:szCs w:val="20"/>
+              </w:rPr>
+            </w:pPr>
+          </w:p>
+        </w:tc>
+        <w:tc>
+          <w:tcPr>
+            <w:tcW w:w="1205" w:type="pct"/>
+            <w:tcMar>
+              <w:left w:w="85" w:type="dxa"/>
+              <w:right w:w="85" w:type="dxa"/>
+            </w:tcMar>
+          </w:tcPr>
+          <w:p>
+            <w:pPr>
+              <w:ind w:left="-31"/>
+              <w:rPr>
+                <w:rFonts w:cs="Arial"/>
+                <w:sz w:val="20"/>
+                <w:szCs w:val="20"/>
+              </w:rPr>
+            </w:pPr>
+          </w:p>
+        </w:tc>
+        <w:tc>
+          <w:tcPr>
+            <w:tcW w:w="1026" w:type="pct"/>
+            <w:shd w:val="clear" w:color="auto" w:fill="auto"/>
+            <w:tcMar>
+              <w:left w:w="85" w:type="dxa"/>
+              <w:right w:w="85" w:type="dxa"/>
+            </w:tcMar>
+          </w:tcPr>
+          <w:p>
+            <w:pPr>
+              <w:spacing w:line="276" w:lineRule="auto"/>
+              <w:rPr>
+                <w:rFonts w:cs="Arial"/>
+                <w:sz w:val="20"/>
+                <w:szCs w:val="20"/>
+              </w:rPr>
+            </w:pPr>
+          </w:p>
+        </w:tc>
+        <w:tc>
+          <w:tcPr>
+            <w:tcW w:w="179" w:type="pct"/>
+            <w:shd w:val="clear" w:color="auto" w:fill="auto"/>
+            <w:tcMar>
+              <w:left w:w="85" w:type="dxa"/>
+              <w:right w:w="85" w:type="dxa"/>
+            </w:tcMar>
+          </w:tcPr>
+          <w:p>
+            <w:pPr>
+              <w:spacing w:line="276" w:lineRule="auto"/>
+              <w:jc w:val="center"/>
+              <w:rPr>
+                <w:rFonts w:cs="Arial"/>
+                <w:sz w:val="20"/>
+                <w:szCs w:val="20"/>
+              </w:rPr>
+            </w:pPr>
+          </w:p>
+        </w:tc>
+      </w:tr>
+      <w:tr>
+        <w:trPr>
+          <w:cantSplit/>
+          <w:trHeight w:val="1134"/>
+        </w:trPr>
+        <w:tc>
+          <w:tcPr>
+            <w:tcW w:w="313" w:type="pct"/>
+            <w:tcMar>
+              <w:left w:w="85" w:type="dxa"/>
+              <w:right w:w="85" w:type="dxa"/>
+            </w:tcMar>
+          </w:tcPr>
+          <w:p>
+            <w:pPr>
+              <w:spacing w:line="276" w:lineRule="auto"/>
+              <w:jc w:val="center"/>
+              <w:rPr>
+                <w:rFonts w:cs="Arial"/>
+                <w:sz w:val="20"/>
+                <w:szCs w:val="20"/>
+              </w:rPr>
+            </w:pPr>
+            <w:r>
+              <w:rPr>
+                <w:rFonts w:cs="Arial"/>
+                <w:sz w:val="20"/>
+                <w:szCs w:val="20"/>
+              </w:rPr>
+              <w:t>15</w:t>
+            </w:r>
+          </w:p>
+        </w:tc>
+        <w:tc>
+          <w:tcPr>
+            <w:tcW w:w="178" w:type="pct"/>
+            <w:tcMar>
+              <w:left w:w="85" w:type="dxa"/>
+              <w:right w:w="85" w:type="dxa"/>
+            </w:tcMar>
+          </w:tcPr>
+          <w:p>
+            <w:pPr>
+              <w:spacing w:line="276" w:lineRule="auto"/>
+              <w:jc w:val="center"/>
+              <w:rPr>
+                <w:rFonts w:cs="Arial"/>
+                <w:sz w:val="20"/>
+                <w:szCs w:val="20"/>
+              </w:rPr>
+            </w:pPr>
+          </w:p>
+        </w:tc>
+        <w:tc>
+          <w:tcPr>
+            <w:tcW w:w="357" w:type="pct"/>
+            <w:tcMar>
+              <w:left w:w="85" w:type="dxa"/>
+              <w:right w:w="85" w:type="dxa"/>
+            </w:tcMar>
+          </w:tcPr>
+          <w:p>
+            <w:pPr>
+              <w:ind w:right="72"/>
+              <w:rPr>
+                <w:rFonts w:cs="Arial"/>
+                <w:b/>
+                <w:sz w:val="10"/>
+                <w:szCs w:val="10"/>
+              </w:rPr>
+            </w:pPr>
+          </w:p>
+        </w:tc>
+        <w:tc>
+          <w:tcPr>
+            <w:tcW w:w="1742" w:type="pct"/>
+            <w:tcMar>
+              <w:left w:w="85" w:type="dxa"/>
+              <w:right w:w="85" w:type="dxa"/>
+            </w:tcMar>
+          </w:tcPr>
+          <w:p>
+            <w:pPr>
+              <w:ind w:right="72"/>
+              <w:rPr>
+                <w:rFonts w:cs="Arial"/>
+                <w:b/>
+                <w:sz w:val="20"/>
+                <w:szCs w:val="20"/>
+              </w:rPr>
+            </w:pPr>
+          </w:p>
+        </w:tc>
+        <w:tc>
+          <w:tcPr>
+            <w:tcW w:w="1205" w:type="pct"/>
+            <w:tcMar>
+              <w:left w:w="85" w:type="dxa"/>
+              <w:right w:w="85" w:type="dxa"/>
+            </w:tcMar>
+          </w:tcPr>
+          <w:p>
+            <w:pPr>
+              <w:ind w:left="-31"/>
+              <w:rPr>
+                <w:rFonts w:cs="Arial"/>
+                <w:sz w:val="20"/>
+                <w:szCs w:val="20"/>
+              </w:rPr>
+            </w:pPr>
+          </w:p>
+        </w:tc>
+        <w:tc>
+          <w:tcPr>
+            <w:tcW w:w="1026" w:type="pct"/>
+            <w:shd w:val="clear" w:color="auto" w:fill="auto"/>
+            <w:tcMar>
+              <w:left w:w="85" w:type="dxa"/>
+              <w:right w:w="85" w:type="dxa"/>
+            </w:tcMar>
+          </w:tcPr>
+          <w:p>
+            <w:pPr>
+              <w:spacing w:line="276" w:lineRule="auto"/>
+              <w:rPr>
+                <w:rFonts w:cs="Arial"/>
+                <w:sz w:val="20"/>
+                <w:szCs w:val="20"/>
+              </w:rPr>
+            </w:pPr>
+          </w:p>
+        </w:tc>
+        <w:tc>
+          <w:tcPr>
+            <w:tcW w:w="179" w:type="pct"/>
+            <w:shd w:val="clear" w:color="auto" w:fill="auto"/>
+            <w:tcMar>
+              <w:left w:w="85" w:type="dxa"/>
+              <w:right w:w="85" w:type="dxa"/>
+            </w:tcMar>
+          </w:tcPr>
+          <w:p>
+            <w:pPr>
+              <w:spacing w:line="276" w:lineRule="auto"/>
+              <w:jc w:val="center"/>
+              <w:rPr>
+                <w:rFonts w:cs="Arial"/>
+                <w:sz w:val="20"/>
+                <w:szCs w:val="20"/>
+              </w:rPr>
+            </w:pPr>
+          </w:p>
+        </w:tc>
+      </w:tr>
+      <w:tr>
+        <w:trPr>
+          <w:cantSplit/>
+          <w:trHeight w:val="1134"/>
+        </w:trPr>
+        <w:tc>
+          <w:tcPr>
+            <w:tcW w:w="313" w:type="pct"/>
+            <w:tcMar>
+              <w:left w:w="85" w:type="dxa"/>
+              <w:right w:w="85" w:type="dxa"/>
+            </w:tcMar>
+          </w:tcPr>
+          <w:p>
+            <w:pPr>
+              <w:spacing w:line="276" w:lineRule="auto"/>
+              <w:jc w:val="center"/>
+              <w:rPr>
+                <w:rFonts w:cs="Arial"/>
+                <w:sz w:val="20"/>
+                <w:szCs w:val="20"/>
+              </w:rPr>
+            </w:pPr>
+            <w:r>
+              <w:rPr>
+                <w:rFonts w:cs="Arial"/>
+                <w:sz w:val="20"/>
+                <w:szCs w:val="20"/>
+              </w:rPr>
+              <w:t>16</w:t>
+            </w:r>
+          </w:p>
+        </w:tc>
+        <w:tc>
+          <w:tcPr>
+            <w:tcW w:w="178" w:type="pct"/>
+            <w:tcMar>
+              <w:left w:w="85" w:type="dxa"/>
+              <w:right w:w="85" w:type="dxa"/>
+            </w:tcMar>
+          </w:tcPr>
+          <w:p>
+            <w:pPr>
+              <w:spacing w:line="276" w:lineRule="auto"/>
+              <w:jc w:val="center"/>
+              <w:rPr>
+                <w:rFonts w:cs="Arial"/>
+                <w:sz w:val="20"/>
+                <w:szCs w:val="20"/>
+              </w:rPr>
+            </w:pPr>
+          </w:p>
+        </w:tc>
+        <w:tc>
+          <w:tcPr>
+            <w:tcW w:w="357" w:type="pct"/>
+            <w:tcMar>
+              <w:left w:w="85" w:type="dxa"/>
+              <w:right w:w="85" w:type="dxa"/>
+            </w:tcMar>
+          </w:tcPr>
+          <w:p>
+            <w:pPr>
+              <w:ind w:right="72"/>
+              <w:rPr>
+                <w:rFonts w:cs="Arial"/>
+                <w:b/>
+                <w:sz w:val="10"/>
+                <w:szCs w:val="10"/>
+              </w:rPr>
+            </w:pPr>
+          </w:p>
+        </w:tc>
+        <w:tc>
+          <w:tcPr>
+            <w:tcW w:w="1742" w:type="pct"/>
+            <w:tcMar>
+              <w:left w:w="85" w:type="dxa"/>
+              <w:right w:w="85" w:type="dxa"/>
+            </w:tcMar>
+          </w:tcPr>
+          <w:p>
+            <w:pPr>
+              <w:ind w:right="72"/>
+              <w:rPr>
+                <w:rFonts w:cs="Arial"/>
+                <w:b/>
+                <w:sz w:val="20"/>
+                <w:szCs w:val="20"/>
+              </w:rPr>
+            </w:pPr>
+          </w:p>
+        </w:tc>
+        <w:tc>
+          <w:tcPr>
+            <w:tcW w:w="1205" w:type="pct"/>
+            <w:tcMar>
+              <w:left w:w="85" w:type="dxa"/>
+              <w:right w:w="85" w:type="dxa"/>
+            </w:tcMar>
+          </w:tcPr>
+          <w:p>
+            <w:pPr>
+              <w:ind w:left="-31"/>
+              <w:rPr>
+                <w:rFonts w:cs="Arial"/>
+                <w:sz w:val="20"/>
+                <w:szCs w:val="20"/>
+              </w:rPr>
+            </w:pPr>
+          </w:p>
+        </w:tc>
+        <w:tc>
+          <w:tcPr>
+            <w:tcW w:w="1026" w:type="pct"/>
+            <w:shd w:val="clear" w:color="auto" w:fill="auto"/>
+            <w:tcMar>
+              <w:left w:w="85" w:type="dxa"/>
+              <w:right w:w="85" w:type="dxa"/>
+            </w:tcMar>
+          </w:tcPr>
+          <w:p>
+            <w:pPr>
+              <w:spacing w:line="276" w:lineRule="auto"/>
+              <w:rPr>
+                <w:rFonts w:cs="Arial"/>
+                <w:sz w:val="20"/>
+                <w:szCs w:val="20"/>
+              </w:rPr>
+            </w:pPr>
+          </w:p>
+        </w:tc>
+        <w:tc>
+          <w:tcPr>
+            <w:tcW w:w="179" w:type="pct"/>
+            <w:shd w:val="clear" w:color="auto" w:fill="auto"/>
+            <w:tcMar>
+              <w:left w:w="85" w:type="dxa"/>
+              <w:right w:w="85" w:type="dxa"/>
+            </w:tcMar>
+          </w:tcPr>
+          <w:p>
+            <w:pPr>
+              <w:spacing w:line="276" w:lineRule="auto"/>
+              <w:jc w:val="center"/>
+              <w:rPr>
+                <w:rFonts w:cs="Arial"/>
+                <w:sz w:val="20"/>
+                <w:szCs w:val="20"/>
+              </w:rPr>
+            </w:pPr>
+          </w:p>
+        </w:tc>
+      </w:tr>
+      <w:tr>
+        <w:trPr>
+          <w:cantSplit/>
+          <w:trHeight w:val="1134"/>
+        </w:trPr>
+        <w:tc>
+          <w:tcPr>
+            <w:tcW w:w="313" w:type="pct"/>
+            <w:tcMar>
+              <w:left w:w="85" w:type="dxa"/>
+              <w:right w:w="85" w:type="dxa"/>
+            </w:tcMar>
+          </w:tcPr>
+          <w:p>
+            <w:pPr>
+              <w:spacing w:line="276" w:lineRule="auto"/>
+              <w:jc w:val="center"/>
+              <w:rPr>
+                <w:rFonts w:cs="Arial"/>
+                <w:sz w:val="20"/>
+                <w:szCs w:val="20"/>
+              </w:rPr>
+            </w:pPr>
+            <w:r>
+              <w:rPr>
+                <w:rFonts w:cs="Arial"/>
+                <w:sz w:val="20"/>
+                <w:szCs w:val="20"/>
+              </w:rPr>
+              <w:t>17</w:t>
+            </w:r>
+          </w:p>
+        </w:tc>
+        <w:tc>
+          <w:tcPr>
+            <w:tcW w:w="178" w:type="pct"/>
+            <w:tcMar>
+              <w:left w:w="85" w:type="dxa"/>
+              <w:right w:w="85" w:type="dxa"/>
+            </w:tcMar>
+          </w:tcPr>
+          <w:p>
+            <w:pPr>
+              <w:spacing w:line="276" w:lineRule="auto"/>
+              <w:jc w:val="center"/>
+              <w:rPr>
+                <w:rFonts w:cs="Arial"/>
+                <w:sz w:val="20"/>
+                <w:szCs w:val="20"/>
+              </w:rPr>
+            </w:pPr>
+          </w:p>
+        </w:tc>
+        <w:tc>
+          <w:tcPr>
+            <w:tcW w:w="357" w:type="pct"/>
+            <w:tcMar>
+              <w:left w:w="85" w:type="dxa"/>
+              <w:right w:w="85" w:type="dxa"/>
+            </w:tcMar>
+          </w:tcPr>
+          <w:p>
+            <w:pPr>
+              <w:ind w:right="72"/>
+              <w:rPr>
+                <w:rFonts w:cs="Arial"/>
+                <w:b/>
+                <w:sz w:val="10"/>
+                <w:szCs w:val="10"/>
+              </w:rPr>
+            </w:pPr>
+          </w:p>
+        </w:tc>
+        <w:tc>
+          <w:tcPr>
+            <w:tcW w:w="1742" w:type="pct"/>
+            <w:tcMar>
+              <w:left w:w="85" w:type="dxa"/>
+              <w:right w:w="85" w:type="dxa"/>
+            </w:tcMar>
+          </w:tcPr>
+          <w:p>
+            <w:pPr>
+              <w:ind w:right="72"/>
+              <w:rPr>
+                <w:rFonts w:cs="Arial"/>
+                <w:b/>
+                <w:sz w:val="20"/>
+                <w:szCs w:val="20"/>
+              </w:rPr>
+            </w:pPr>
+          </w:p>
+        </w:tc>
+        <w:tc>
+          <w:tcPr>
+            <w:tcW w:w="1205" w:type="pct"/>
+            <w:tcMar>
+              <w:left w:w="85" w:type="dxa"/>
+              <w:right w:w="85" w:type="dxa"/>
+            </w:tcMar>
+          </w:tcPr>
+          <w:p>
+            <w:pPr>
+              <w:ind w:left="-31"/>
+              <w:rPr>
+                <w:rFonts w:cs="Arial"/>
+                <w:sz w:val="20"/>
+                <w:szCs w:val="20"/>
+              </w:rPr>
+            </w:pPr>
+          </w:p>
+        </w:tc>
+        <w:tc>
+          <w:tcPr>
+            <w:tcW w:w="1026" w:type="pct"/>
+            <w:shd w:val="clear" w:color="auto" w:fill="auto"/>
+            <w:tcMar>
+              <w:left w:w="85" w:type="dxa"/>
+              <w:right w:w="85" w:type="dxa"/>
+            </w:tcMar>
+          </w:tcPr>
+          <w:p>
+            <w:pPr>
+              <w:spacing w:line="276" w:lineRule="auto"/>
+              <w:rPr>
+                <w:rFonts w:cs="Arial"/>
+                <w:sz w:val="20"/>
+                <w:szCs w:val="20"/>
+              </w:rPr>
+            </w:pPr>
+          </w:p>
+        </w:tc>
+        <w:tc>
+          <w:tcPr>
+            <w:tcW w:w="179" w:type="pct"/>
+            <w:shd w:val="clear" w:color="auto" w:fill="auto"/>
+            <w:tcMar>
+              <w:left w:w="85" w:type="dxa"/>
+              <w:right w:w="85" w:type="dxa"/>
+            </w:tcMar>
+          </w:tcPr>
+          <w:p>
+            <w:pPr>
+              <w:spacing w:line="276" w:lineRule="auto"/>
+              <w:jc w:val="center"/>
+              <w:rPr>
+                <w:rFonts w:cs="Arial"/>
+                <w:sz w:val="20"/>
+                <w:szCs w:val="20"/>
+              </w:rPr>
+            </w:pPr>
+          </w:p>
+        </w:tc>
+      </w:tr>
+      <w:tr>
+        <w:trPr>
+          <w:cantSplit/>
+          <w:trHeight w:val="1134"/>
+        </w:trPr>
+        <w:tc>
+          <w:tcPr>
+            <w:tcW w:w="313" w:type="pct"/>
+            <w:tcMar>
+              <w:left w:w="85" w:type="dxa"/>
+              <w:right w:w="85" w:type="dxa"/>
+            </w:tcMar>
+          </w:tcPr>
+          <w:p>
+            <w:pPr>
+              <w:spacing w:line="276" w:lineRule="auto"/>
+              <w:jc w:val="center"/>
+              <w:rPr>
+                <w:rFonts w:cs="Arial"/>
+                <w:sz w:val="20"/>
+                <w:szCs w:val="20"/>
+              </w:rPr>
+            </w:pPr>
+            <w:r>
+              <w:rPr>
+                <w:rFonts w:cs="Arial"/>
+                <w:sz w:val="20"/>
+                <w:szCs w:val="20"/>
+              </w:rPr>
+              <w:t>18</w:t>
+            </w:r>
+          </w:p>
+        </w:tc>
+        <w:tc>
+          <w:tcPr>
+            <w:tcW w:w="178" w:type="pct"/>
+            <w:tcMar>
+              <w:left w:w="85" w:type="dxa"/>
+              <w:right w:w="85" w:type="dxa"/>
+            </w:tcMar>
+          </w:tcPr>
+          <w:p>
+            <w:pPr>
+              <w:spacing w:line="276" w:lineRule="auto"/>
+              <w:jc w:val="center"/>
+              <w:rPr>
+                <w:rFonts w:cs="Arial"/>
+                <w:sz w:val="20"/>
+                <w:szCs w:val="20"/>
+              </w:rPr>
+            </w:pPr>
+          </w:p>
+        </w:tc>
+        <w:tc>
+          <w:tcPr>
+            <w:tcW w:w="357" w:type="pct"/>
+            <w:tcMar>
+              <w:left w:w="85" w:type="dxa"/>
+              <w:right w:w="85" w:type="dxa"/>
+            </w:tcMar>
+          </w:tcPr>
+          <w:p>
+            <w:pPr>
+              <w:ind w:right="72"/>
+              <w:rPr>
+                <w:rFonts w:cs="Arial"/>
+                <w:b/>
+                <w:sz w:val="10"/>
+                <w:szCs w:val="10"/>
+              </w:rPr>
+            </w:pPr>
+          </w:p>
+        </w:tc>
+        <w:tc>
+          <w:tcPr>
+            <w:tcW w:w="1742" w:type="pct"/>
+            <w:tcMar>
+              <w:left w:w="85" w:type="dxa"/>
+              <w:right w:w="85" w:type="dxa"/>
+            </w:tcMar>
+          </w:tcPr>
+          <w:p>
+            <w:pPr>
+              <w:ind w:right="72"/>
+              <w:rPr>
+                <w:rFonts w:cs="Arial"/>
+                <w:b/>
+                <w:sz w:val="20"/>
+                <w:szCs w:val="20"/>
+              </w:rPr>
+            </w:pPr>
+          </w:p>
+        </w:tc>
+        <w:tc>
+          <w:tcPr>
+            <w:tcW w:w="1205" w:type="pct"/>
+            <w:tcMar>
+              <w:left w:w="85" w:type="dxa"/>
+              <w:right w:w="85" w:type="dxa"/>
+            </w:tcMar>
+          </w:tcPr>
+          <w:p>
+            <w:pPr>
+              <w:ind w:left="-31"/>
+              <w:rPr>
+                <w:rFonts w:cs="Arial"/>
+                <w:sz w:val="20"/>
+                <w:szCs w:val="20"/>
+              </w:rPr>
+            </w:pPr>
+          </w:p>
+        </w:tc>
+        <w:tc>
+          <w:tcPr>
+            <w:tcW w:w="1026" w:type="pct"/>
+            <w:shd w:val="clear" w:color="auto" w:fill="auto"/>
+            <w:tcMar>
+              <w:left w:w="85" w:type="dxa"/>
+              <w:right w:w="85" w:type="dxa"/>
+            </w:tcMar>
+          </w:tcPr>
+          <w:p>
+            <w:pPr>
+              <w:spacing w:line="276" w:lineRule="auto"/>
+              <w:rPr>
+                <w:rFonts w:cs="Arial"/>
+                <w:sz w:val="20"/>
+                <w:szCs w:val="20"/>
+              </w:rPr>
+            </w:pPr>
+          </w:p>
+        </w:tc>
+        <w:tc>
+          <w:tcPr>
+            <w:tcW w:w="179" w:type="pct"/>
+            <w:shd w:val="clear" w:color="auto" w:fill="auto"/>
+            <w:tcMar>
+              <w:left w:w="85" w:type="dxa"/>
+              <w:right w:w="85" w:type="dxa"/>
+            </w:tcMar>
+          </w:tcPr>
+          <w:p>
+            <w:pPr>
+              <w:spacing w:line="276" w:lineRule="auto"/>
+              <w:jc w:val="center"/>
+              <w:rPr>
+                <w:rFonts w:cs="Arial"/>
+                <w:sz w:val="20"/>
+                <w:szCs w:val="20"/>
+              </w:rPr>
+            </w:pPr>
+          </w:p>
+        </w:tc>
+      </w:tr>
+      <w:tr>
+        <w:trPr>
+          <w:cantSplit/>
+          <w:trHeight w:val="1134"/>
+        </w:trPr>
+        <w:tc>
+          <w:tcPr>
+            <w:tcW w:w="313" w:type="pct"/>
+            <w:tcMar>
+              <w:left w:w="85" w:type="dxa"/>
+              <w:right w:w="85" w:type="dxa"/>
+            </w:tcMar>
+          </w:tcPr>
+          <w:p>
+            <w:pPr>
+              <w:spacing w:line="276" w:lineRule="auto"/>
+              <w:jc w:val="center"/>
+              <w:rPr>
+                <w:rFonts w:cs="Arial"/>
+                <w:sz w:val="20"/>
+                <w:szCs w:val="20"/>
+              </w:rPr>
+            </w:pPr>
+            <w:r>
+              <w:rPr>
+                <w:rFonts w:cs="Arial"/>
+                <w:sz w:val="20"/>
+                <w:szCs w:val="20"/>
+              </w:rPr>
+              <w:lastRenderedPageBreak/>
+              <w:t>19</w:t>
+            </w:r>
+          </w:p>
+        </w:tc>
+        <w:tc>
+          <w:tcPr>
+            <w:tcW w:w="178" w:type="pct"/>
+            <w:tcMar>
+              <w:left w:w="85" w:type="dxa"/>
+              <w:right w:w="85" w:type="dxa"/>
+            </w:tcMar>
+          </w:tcPr>
+          <w:p>
+            <w:pPr>
+              <w:spacing w:line="276" w:lineRule="auto"/>
+              <w:jc w:val="center"/>
+              <w:rPr>
+                <w:rFonts w:cs="Arial"/>
+                <w:sz w:val="20"/>
+                <w:szCs w:val="20"/>
+              </w:rPr>
+            </w:pPr>
+          </w:p>
+        </w:tc>
+        <w:tc>
+          <w:tcPr>
+            <w:tcW w:w="357" w:type="pct"/>
+            <w:tcMar>
+              <w:left w:w="85" w:type="dxa"/>
+              <w:right w:w="85" w:type="dxa"/>
+            </w:tcMar>
+          </w:tcPr>
+          <w:p>
+            <w:pPr>
+              <w:ind w:right="72"/>
+              <w:rPr>
+                <w:rFonts w:cs="Arial"/>
+                <w:b/>
+                <w:sz w:val="10"/>
+                <w:szCs w:val="10"/>
+              </w:rPr>
+            </w:pPr>
+          </w:p>
+        </w:tc>
+        <w:tc>
+          <w:tcPr>
+            <w:tcW w:w="1742" w:type="pct"/>
+            <w:tcMar>
+              <w:left w:w="85" w:type="dxa"/>
+              <w:right w:w="85" w:type="dxa"/>
+            </w:tcMar>
+          </w:tcPr>
+          <w:p>
+            <w:pPr>
+              <w:ind w:right="72"/>
+              <w:rPr>
+                <w:rFonts w:cs="Arial"/>
+                <w:b/>
+                <w:sz w:val="20"/>
+                <w:szCs w:val="20"/>
+              </w:rPr>
+            </w:pPr>
+          </w:p>
+        </w:tc>
+        <w:tc>
+          <w:tcPr>
+            <w:tcW w:w="1205" w:type="pct"/>
+            <w:tcMar>
+              <w:left w:w="85" w:type="dxa"/>
+              <w:right w:w="85" w:type="dxa"/>
+            </w:tcMar>
+          </w:tcPr>
+          <w:p>
+            <w:pPr>
+              <w:ind w:left="-31"/>
+              <w:rPr>
+                <w:rFonts w:cs="Arial"/>
+                <w:sz w:val="20"/>
+                <w:szCs w:val="20"/>
+              </w:rPr>
+            </w:pPr>
+          </w:p>
+        </w:tc>
+        <w:tc>
+          <w:tcPr>
+            <w:tcW w:w="1026" w:type="pct"/>
+            <w:shd w:val="clear" w:color="auto" w:fill="auto"/>
+            <w:tcMar>
+              <w:left w:w="85" w:type="dxa"/>
+              <w:right w:w="85" w:type="dxa"/>
+            </w:tcMar>
+          </w:tcPr>
+          <w:p>
+            <w:pPr>
+              <w:spacing w:line="276" w:lineRule="auto"/>
+              <w:rPr>
+                <w:rFonts w:cs="Arial"/>
+                <w:sz w:val="20"/>
+                <w:szCs w:val="20"/>
+              </w:rPr>
+            </w:pPr>
+          </w:p>
+        </w:tc>
+        <w:tc>
+          <w:tcPr>
+            <w:tcW w:w="179" w:type="pct"/>
+            <w:shd w:val="clear" w:color="auto" w:fill="auto"/>
+            <w:tcMar>
+              <w:left w:w="85" w:type="dxa"/>
+              <w:right w:w="85" w:type="dxa"/>
+            </w:tcMar>
+          </w:tcPr>
+          <w:p>
+            <w:pPr>
+              <w:spacing w:line="276" w:lineRule="auto"/>
+              <w:jc w:val="center"/>
+              <w:rPr>
+                <w:rFonts w:cs="Arial"/>
+                <w:sz w:val="20"/>
+                <w:szCs w:val="20"/>
+              </w:rPr>
+            </w:pPr>
+          </w:p>
+        </w:tc>
+      </w:tr>
+      <w:tr>
+        <w:trPr>
+          <w:cantSplit/>
+          <w:trHeight w:val="1134"/>
+        </w:trPr>
+        <w:tc>
+          <w:tcPr>
+            <w:tcW w:w="313" w:type="pct"/>
+            <w:tcMar>
+              <w:left w:w="85" w:type="dxa"/>
+              <w:right w:w="85" w:type="dxa"/>
+            </w:tcMar>
+          </w:tcPr>
+          <w:p>
+            <w:pPr>
+              <w:spacing w:line="276" w:lineRule="auto"/>
+              <w:jc w:val="center"/>
+              <w:rPr>
+                <w:rFonts w:cs="Arial"/>
+                <w:sz w:val="20"/>
+                <w:szCs w:val="20"/>
+              </w:rPr>
+            </w:pPr>
+            <w:r>
+              <w:rPr>
+                <w:rFonts w:cs="Arial"/>
+                <w:sz w:val="20"/>
+                <w:szCs w:val="20"/>
+              </w:rPr>
+              <w:t>20</w:t>
+            </w:r>
+          </w:p>
+        </w:tc>
+        <w:tc>
+          <w:tcPr>
+            <w:tcW w:w="178" w:type="pct"/>
+            <w:tcMar>
+              <w:left w:w="85" w:type="dxa"/>
+              <w:right w:w="85" w:type="dxa"/>
+            </w:tcMar>
+          </w:tcPr>
+          <w:p>
+            <w:pPr>
+              <w:spacing w:line="276" w:lineRule="auto"/>
+              <w:jc w:val="center"/>
+              <w:rPr>
+                <w:rFonts w:cs="Arial"/>
+                <w:sz w:val="20"/>
+                <w:szCs w:val="20"/>
+              </w:rPr>
+            </w:pPr>
+          </w:p>
+        </w:tc>
+        <w:tc>
+          <w:tcPr>
+            <w:tcW w:w="357" w:type="pct"/>
+            <w:tcMar>
+              <w:left w:w="85" w:type="dxa"/>
+              <w:right w:w="85" w:type="dxa"/>
+            </w:tcMar>
+          </w:tcPr>
+          <w:p>
+            <w:pPr>
+              <w:ind w:right="72"/>
+              <w:rPr>
+                <w:rFonts w:cs="Arial"/>
+                <w:b/>
+                <w:sz w:val="10"/>
+                <w:szCs w:val="10"/>
+              </w:rPr>
+            </w:pPr>
+          </w:p>
+        </w:tc>
+        <w:tc>
+          <w:tcPr>
+            <w:tcW w:w="1742" w:type="pct"/>
+            <w:tcMar>
+              <w:left w:w="85" w:type="dxa"/>
+              <w:right w:w="85" w:type="dxa"/>
+            </w:tcMar>
+          </w:tcPr>
+          <w:p>
+            <w:pPr>
+              <w:ind w:right="72"/>
+              <w:rPr>
+                <w:rFonts w:cs="Arial"/>
+                <w:b/>
+                <w:sz w:val="20"/>
+                <w:szCs w:val="20"/>
+              </w:rPr>
+            </w:pPr>
+          </w:p>
+        </w:tc>
+        <w:tc>
+          <w:tcPr>
+            <w:tcW w:w="1205" w:type="pct"/>
+            <w:tcMar>
+              <w:left w:w="85" w:type="dxa"/>
+              <w:right w:w="85" w:type="dxa"/>
+            </w:tcMar>
+          </w:tcPr>
+          <w:p>
+            <w:pPr>
+              <w:ind w:left="-31"/>
+              <w:rPr>
+                <w:rFonts w:cs="Arial"/>
+                <w:sz w:val="20"/>
+                <w:szCs w:val="20"/>
+              </w:rPr>
+            </w:pPr>
+          </w:p>
+        </w:tc>
+        <w:tc>
+          <w:tcPr>
+            <w:tcW w:w="1026" w:type="pct"/>
+            <w:shd w:val="clear" w:color="auto" w:fill="auto"/>
+            <w:tcMar>
+              <w:left w:w="85" w:type="dxa"/>
+              <w:right w:w="85" w:type="dxa"/>
+            </w:tcMar>
+          </w:tcPr>
+          <w:p>
+            <w:pPr>
+              <w:spacing w:line="276" w:lineRule="auto"/>
+              <w:rPr>
+                <w:rFonts w:cs="Arial"/>
+                <w:sz w:val="20"/>
+                <w:szCs w:val="20"/>
+              </w:rPr>
+            </w:pPr>
+          </w:p>
+        </w:tc>
+        <w:tc>
+          <w:tcPr>
+            <w:tcW w:w="179" w:type="pct"/>
+            <w:shd w:val="clear" w:color="auto" w:fill="auto"/>
+            <w:tcMar>
+              <w:left w:w="85" w:type="dxa"/>
+              <w:right w:w="85" w:type="dxa"/>
+            </w:tcMar>
+          </w:tcPr>
+          <w:p>
+            <w:pPr>
+              <w:spacing w:line="276" w:lineRule="auto"/>
+              <w:jc w:val="center"/>
+              <w:rPr>
+                <w:rFonts w:cs="Arial"/>
+                <w:sz w:val="20"/>
+                <w:szCs w:val="20"/>
+              </w:rPr>
+            </w:pPr>
           </w:p>
         </w:tc>
       </w:tr>
@@ -2682,7 +5836,149 @@
         </w:trPr>
         <w:tc>
           <w:tcPr>
-            <w:tcW w:w="336" w:type="pct"/>
+            <w:tcW w:w="313" w:type="pct"/>
+            <w:tcMar>
+              <w:left w:w="85" w:type="dxa"/>
+              <w:right w:w="85" w:type="dxa"/>
+            </w:tcMar>
+          </w:tcPr>
+          <w:p>
+            <w:pPr>
+              <w:rPr>
+                <w:rFonts w:cs="Arial"/>
+                <w:b/>
+                <w:sz w:val="18"/>
+                <w:szCs w:val="18"/>
+              </w:rPr>
+            </w:pPr>
+            <w:r>
+              <w:rPr>
+                <w:rFonts w:cs="Arial"/>
+                <w:b/>
+                <w:sz w:val="18"/>
+                <w:szCs w:val="18"/>
+              </w:rPr>
+              <w:t xml:space="preserve">Total Hours </w:t>
+            </w:r>
+          </w:p>
+        </w:tc>
+        <w:tc>
+          <w:tcPr>
+            <w:tcW w:w="178" w:type="pct"/>
+            <w:shd w:val="clear" w:color="auto" w:fill="C00000"/>
+            <w:tcMar>
+              <w:left w:w="85" w:type="dxa"/>
+              <w:right w:w="85" w:type="dxa"/>
+            </w:tcMar>
+          </w:tcPr>
+          <w:p>
+            <w:pPr>
+              <w:jc w:val="center"/>
+              <w:rPr>
+                <w:rFonts w:cs="Arial"/>
+                <w:b/>
+                <w:color w:val="FFFFFF" w:themeColor="background1"/>
+                <w:sz w:val="20"/>
+                <w:szCs w:val="20"/>
+              </w:rPr>
+            </w:pPr>
+          </w:p>
+        </w:tc>
+        <w:tc>
+          <w:tcPr>
+            <w:tcW w:w="2099" w:type="pct"/>
+            <w:gridSpan w:val="2"/>
+            <w:tcMar>
+              <w:left w:w="85" w:type="dxa"/>
+              <w:right w:w="85" w:type="dxa"/>
+            </w:tcMar>
+          </w:tcPr>
+          <w:p>
+            <w:pPr>
+              <w:ind w:right="72"/>
+              <w:rPr>
+                <w:rFonts w:cs="Arial"/>
+                <w:sz w:val="20"/>
+                <w:szCs w:val="20"/>
+              </w:rPr>
+            </w:pPr>
+          </w:p>
+        </w:tc>
+        <w:tc>
+          <w:tcPr>
+            <w:tcW w:w="1205" w:type="pct"/>
+            <w:tcMar>
+              <w:left w:w="85" w:type="dxa"/>
+              <w:right w:w="85" w:type="dxa"/>
+            </w:tcMar>
+          </w:tcPr>
+          <w:p>
+            <w:pPr>
+              <w:ind w:left="-31" w:right="-187"/>
+              <w:rPr>
+                <w:rFonts w:cs="Arial"/>
+                <w:sz w:val="20"/>
+                <w:szCs w:val="20"/>
+              </w:rPr>
+            </w:pPr>
+          </w:p>
+        </w:tc>
+        <w:tc>
+          <w:tcPr>
+            <w:tcW w:w="1026" w:type="pct"/>
+            <w:shd w:val="clear" w:color="auto" w:fill="auto"/>
+            <w:tcMar>
+              <w:left w:w="85" w:type="dxa"/>
+              <w:right w:w="85" w:type="dxa"/>
+            </w:tcMar>
+          </w:tcPr>
+          <w:p>
+            <w:pPr>
+              <w:spacing w:line="276" w:lineRule="auto"/>
+              <w:rPr>
+                <w:rFonts w:cs="Arial"/>
+                <w:b/>
+                <w:sz w:val="20"/>
+                <w:szCs w:val="20"/>
+              </w:rPr>
+            </w:pPr>
+            <w:r>
+              <w:rPr>
+                <w:rFonts w:cs="Arial"/>
+                <w:b/>
+                <w:sz w:val="18"/>
+                <w:szCs w:val="18"/>
+              </w:rPr>
+              <w:t>Total hours</w:t>
+            </w:r>
+            <w:r>
+              <w:rPr>
+                <w:rFonts w:cs="Arial"/>
+                <w:b/>
+                <w:sz w:val="18"/>
+                <w:szCs w:val="18"/>
+              </w:rPr>
+              <w:t xml:space="preserve"> </w:t>
+            </w:r>
+            <w:r>
+              <w:rPr>
+                <w:rFonts w:cs="Arial"/>
+                <w:b/>
+                <w:sz w:val="18"/>
+                <w:szCs w:val="18"/>
+              </w:rPr>
+              <w:t>out of class activities</w:t>
+            </w:r>
+          </w:p>
+        </w:tc>
+        <w:tc>
+          <w:tcPr>
+            <w:tcW w:w="179" w:type="pct"/>
+            <w:shd w:val="clear" w:color="auto" w:fill="C00000"/>
+            <w:tcMar>
+              <w:left w:w="85" w:type="dxa"/>
+              <w:right w:w="85" w:type="dxa"/>
+            </w:tcMar>
           </w:tcPr>
           <w:p>
             <w:pPr>
@@ -2694,104 +5990,14 @@
                 <w:szCs w:val="20"/>
               </w:rPr>
             </w:pPr>
-            <w:r>
-              <w:rPr>
-                <w:rFonts w:cs="Arial"/>
-                <w:sz w:val="20"/>
-                <w:szCs w:val="20"/>
-              </w:rPr>
-              <w:t>1</w:t>
-            </w:r>
-          </w:p>
-        </w:tc>
-        <w:tc>
-          <w:tcPr>
-            <w:tcW w:w="187" w:type="pct"/>
-          </w:tcPr>
+          </w:p>
           <w:p>
             <w:pPr>
               <w:spacing w:line="276" w:lineRule="auto"/>
               <w:jc w:val="center"/>
               <w:rPr>
                 <w:rFonts w:cs="Arial"/>
-                <w:sz w:val="20"/>
-                <w:szCs w:val="20"/>
-              </w:rPr>
-            </w:pPr>
-          </w:p>
-        </w:tc>
-        <w:tc>
-          <w:tcPr>
-            <w:tcW w:w="373" w:type="pct"/>
-          </w:tcPr>
-          <w:p>
-            <w:pPr>
-              <w:ind w:right="72"/>
-              <w:rPr>
-                <w:rFonts w:cs="Arial"/>
                 <w:b/>
-                <w:sz w:val="20"/>
-                <w:szCs w:val="20"/>
-              </w:rPr>
-            </w:pPr>
-          </w:p>
-        </w:tc>
-        <w:tc>
-          <w:tcPr>
-            <w:tcW w:w="1541" w:type="pct"/>
-          </w:tcPr>
-          <w:p>
-            <w:pPr>
-              <w:pStyle w:val="ListBullet3"/>
-              <w:numPr>
-                <w:ilvl w:val="0"/>
-                <w:numId w:val="0"/>
-              </w:numPr>
-            </w:pPr>
-          </w:p>
-        </w:tc>
-        <w:tc>
-          <w:tcPr>
-            <w:tcW w:w="886" w:type="pct"/>
-          </w:tcPr>
-          <w:p>
-            <w:pPr>
-              <w:ind w:left="-31"/>
-              <w:rPr>
-                <w:rFonts w:cs="Arial"/>
-                <w:sz w:val="20"/>
-                <w:szCs w:val="20"/>
-              </w:rPr>
-            </w:pPr>
-          </w:p>
-        </w:tc>
-        <w:tc>
-          <w:tcPr>
-            <w:tcW w:w="1493" w:type="pct"/>
-            <w:shd w:val="clear" w:color="auto" w:fill="auto"/>
-          </w:tcPr>
-          <w:p>
-            <w:pPr>
-              <w:spacing w:line="276" w:lineRule="auto"/>
-              <w:rPr>
-                <w:rFonts w:cs="Arial"/>
-                <w:sz w:val="20"/>
-                <w:szCs w:val="20"/>
-              </w:rPr>
-            </w:pPr>
-          </w:p>
-        </w:tc>
-        <w:tc>
-          <w:tcPr>
-            <w:tcW w:w="184" w:type="pct"/>
-            <w:shd w:val="clear" w:color="auto" w:fill="auto"/>
-          </w:tcPr>
-          <w:p>
-            <w:pPr>
-              <w:spacing w:line="276" w:lineRule="auto"/>
-              <w:jc w:val="center"/>
-              <w:rPr>
-                <w:rFonts w:cs="Arial"/>
                 <w:sz w:val="20"/>
                 <w:szCs w:val="20"/>
               </w:rPr>
@@ -2805,2565 +6011,12 @@
         </w:trPr>
         <w:tc>
           <w:tcPr>
-            <w:tcW w:w="336" w:type="pct"/>
-          </w:tcPr>
-          <w:p>
-            <w:pPr>
-              <w:spacing w:line="276" w:lineRule="auto"/>
-              <w:jc w:val="center"/>
-              <w:rPr>
-                <w:rFonts w:cs="Arial"/>
-                <w:sz w:val="20"/>
-                <w:szCs w:val="20"/>
-              </w:rPr>
-            </w:pPr>
-            <w:r>
-              <w:rPr>
-                <w:rFonts w:cs="Arial"/>
-                <w:sz w:val="20"/>
-                <w:szCs w:val="20"/>
-              </w:rPr>
-              <w:t>2</w:t>
-            </w:r>
-          </w:p>
-        </w:tc>
-        <w:tc>
-          <w:tcPr>
-            <w:tcW w:w="187" w:type="pct"/>
-          </w:tcPr>
-          <w:p>
-            <w:pPr>
-              <w:spacing w:line="276" w:lineRule="auto"/>
-              <w:jc w:val="center"/>
-              <w:rPr>
-                <w:rFonts w:cs="Arial"/>
-                <w:sz w:val="20"/>
-                <w:szCs w:val="20"/>
-              </w:rPr>
-            </w:pPr>
-          </w:p>
-        </w:tc>
-        <w:tc>
-          <w:tcPr>
-            <w:tcW w:w="373" w:type="pct"/>
-          </w:tcPr>
-          <w:p>
-            <w:pPr>
-              <w:ind w:right="72"/>
-              <w:rPr>
-                <w:rFonts w:cs="Arial"/>
-                <w:b/>
-                <w:sz w:val="20"/>
-                <w:szCs w:val="20"/>
-              </w:rPr>
-            </w:pPr>
-          </w:p>
-        </w:tc>
-        <w:tc>
-          <w:tcPr>
-            <w:tcW w:w="1541" w:type="pct"/>
-          </w:tcPr>
-          <w:p>
-            <w:pPr>
-              <w:ind w:right="72"/>
-              <w:rPr>
-                <w:rFonts w:cs="Arial"/>
-                <w:b/>
-                <w:sz w:val="20"/>
-                <w:szCs w:val="20"/>
-              </w:rPr>
-            </w:pPr>
-          </w:p>
-        </w:tc>
-        <w:tc>
-          <w:tcPr>
-            <w:tcW w:w="886" w:type="pct"/>
-          </w:tcPr>
-          <w:p>
-            <w:pPr>
-              <w:ind w:left="-31"/>
-              <w:rPr>
-                <w:rFonts w:cs="Arial"/>
-                <w:sz w:val="20"/>
-                <w:szCs w:val="20"/>
-              </w:rPr>
-            </w:pPr>
-          </w:p>
-        </w:tc>
-        <w:tc>
-          <w:tcPr>
-            <w:tcW w:w="1493" w:type="pct"/>
-            <w:shd w:val="clear" w:color="auto" w:fill="auto"/>
-          </w:tcPr>
-          <w:p>
-            <w:pPr>
-              <w:spacing w:line="276" w:lineRule="auto"/>
-              <w:rPr>
-                <w:rFonts w:cs="Arial"/>
-                <w:sz w:val="20"/>
-                <w:szCs w:val="20"/>
-              </w:rPr>
-            </w:pPr>
-          </w:p>
-        </w:tc>
-        <w:tc>
-          <w:tcPr>
-            <w:tcW w:w="184" w:type="pct"/>
-            <w:shd w:val="clear" w:color="auto" w:fill="auto"/>
-          </w:tcPr>
-          <w:p>
-            <w:pPr>
-              <w:spacing w:line="276" w:lineRule="auto"/>
-              <w:jc w:val="center"/>
-              <w:rPr>
-                <w:rFonts w:cs="Arial"/>
-                <w:sz w:val="20"/>
-                <w:szCs w:val="20"/>
-              </w:rPr>
-            </w:pPr>
-          </w:p>
-        </w:tc>
-      </w:tr>
-      <w:tr>
-        <w:trPr>
-          <w:cantSplit/>
-        </w:trPr>
-        <w:tc>
-          <w:tcPr>
-            <w:tcW w:w="336" w:type="pct"/>
-          </w:tcPr>
-          <w:p>
-            <w:pPr>
-              <w:spacing w:line="276" w:lineRule="auto"/>
-              <w:jc w:val="center"/>
-              <w:rPr>
-                <w:rFonts w:cs="Arial"/>
-                <w:sz w:val="20"/>
-                <w:szCs w:val="20"/>
-              </w:rPr>
-            </w:pPr>
-            <w:r>
-              <w:rPr>
-                <w:rFonts w:cs="Arial"/>
-                <w:sz w:val="20"/>
-                <w:szCs w:val="20"/>
-              </w:rPr>
-              <w:t>3</w:t>
-            </w:r>
-          </w:p>
-        </w:tc>
-        <w:tc>
-          <w:tcPr>
-            <w:tcW w:w="187" w:type="pct"/>
-          </w:tcPr>
-          <w:p>
-            <w:pPr>
-              <w:spacing w:line="276" w:lineRule="auto"/>
-              <w:jc w:val="center"/>
-              <w:rPr>
-                <w:rFonts w:cs="Arial"/>
-                <w:sz w:val="20"/>
-                <w:szCs w:val="20"/>
-              </w:rPr>
-            </w:pPr>
-          </w:p>
-        </w:tc>
-        <w:tc>
-          <w:tcPr>
-            <w:tcW w:w="373" w:type="pct"/>
-          </w:tcPr>
-          <w:p>
-            <w:pPr>
-              <w:ind w:right="72"/>
-              <w:rPr>
-                <w:rFonts w:cs="Arial"/>
-                <w:b/>
-                <w:sz w:val="20"/>
-                <w:szCs w:val="20"/>
-              </w:rPr>
-            </w:pPr>
-          </w:p>
-        </w:tc>
-        <w:tc>
-          <w:tcPr>
-            <w:tcW w:w="1541" w:type="pct"/>
-          </w:tcPr>
-          <w:p>
-            <w:pPr>
-              <w:ind w:right="72"/>
-              <w:rPr>
-                <w:rFonts w:cs="Arial"/>
-                <w:b/>
-                <w:sz w:val="20"/>
-                <w:szCs w:val="20"/>
-              </w:rPr>
-            </w:pPr>
-          </w:p>
-        </w:tc>
-        <w:tc>
-          <w:tcPr>
-            <w:tcW w:w="886" w:type="pct"/>
-          </w:tcPr>
-          <w:p>
-            <w:pPr>
-              <w:ind w:left="-31"/>
-              <w:rPr>
-                <w:rFonts w:cs="Arial"/>
-                <w:sz w:val="20"/>
-                <w:szCs w:val="20"/>
-              </w:rPr>
-            </w:pPr>
-          </w:p>
-        </w:tc>
-        <w:tc>
-          <w:tcPr>
-            <w:tcW w:w="1493" w:type="pct"/>
-            <w:shd w:val="clear" w:color="auto" w:fill="auto"/>
-          </w:tcPr>
-          <w:p>
-            <w:pPr>
-              <w:spacing w:line="276" w:lineRule="auto"/>
-              <w:rPr>
-                <w:rFonts w:cs="Arial"/>
-                <w:sz w:val="20"/>
-                <w:szCs w:val="20"/>
-              </w:rPr>
-            </w:pPr>
-          </w:p>
-        </w:tc>
-        <w:tc>
-          <w:tcPr>
-            <w:tcW w:w="184" w:type="pct"/>
-            <w:shd w:val="clear" w:color="auto" w:fill="auto"/>
-          </w:tcPr>
-          <w:p>
-            <w:pPr>
-              <w:spacing w:line="276" w:lineRule="auto"/>
-              <w:jc w:val="center"/>
-              <w:rPr>
-                <w:rFonts w:cs="Arial"/>
-                <w:sz w:val="20"/>
-                <w:szCs w:val="20"/>
-              </w:rPr>
-            </w:pPr>
-          </w:p>
-        </w:tc>
-      </w:tr>
-      <w:tr>
-        <w:trPr>
-          <w:cantSplit/>
-        </w:trPr>
-        <w:tc>
-          <w:tcPr>
-            <w:tcW w:w="336" w:type="pct"/>
-          </w:tcPr>
-          <w:p>
-            <w:pPr>
-              <w:spacing w:line="276" w:lineRule="auto"/>
-              <w:jc w:val="center"/>
-              <w:rPr>
-                <w:rFonts w:cs="Arial"/>
-                <w:sz w:val="20"/>
-                <w:szCs w:val="20"/>
-              </w:rPr>
-            </w:pPr>
-            <w:r>
-              <w:rPr>
-                <w:rFonts w:cs="Arial"/>
-                <w:sz w:val="20"/>
-                <w:szCs w:val="20"/>
-              </w:rPr>
-              <w:t>4</w:t>
-            </w:r>
-          </w:p>
-        </w:tc>
-        <w:tc>
-          <w:tcPr>
-            <w:tcW w:w="187" w:type="pct"/>
-          </w:tcPr>
-          <w:p>
-            <w:pPr>
-              <w:spacing w:line="276" w:lineRule="auto"/>
-              <w:jc w:val="center"/>
-              <w:rPr>
-                <w:rFonts w:cs="Arial"/>
-                <w:sz w:val="20"/>
-                <w:szCs w:val="20"/>
-              </w:rPr>
-            </w:pPr>
-          </w:p>
-        </w:tc>
-        <w:tc>
-          <w:tcPr>
-            <w:tcW w:w="373" w:type="pct"/>
-          </w:tcPr>
-          <w:p>
-            <w:pPr>
-              <w:ind w:right="72"/>
-              <w:rPr>
-                <w:rFonts w:cs="Arial"/>
-                <w:b/>
-                <w:sz w:val="20"/>
-                <w:szCs w:val="20"/>
-              </w:rPr>
-            </w:pPr>
-          </w:p>
-        </w:tc>
-        <w:tc>
-          <w:tcPr>
-            <w:tcW w:w="1541" w:type="pct"/>
-          </w:tcPr>
-          <w:p>
-            <w:pPr>
-              <w:ind w:right="72"/>
-              <w:rPr>
-                <w:rFonts w:cs="Arial"/>
-                <w:b/>
-                <w:sz w:val="20"/>
-                <w:szCs w:val="20"/>
-              </w:rPr>
-            </w:pPr>
-          </w:p>
-        </w:tc>
-        <w:tc>
-          <w:tcPr>
-            <w:tcW w:w="886" w:type="pct"/>
-          </w:tcPr>
-          <w:p>
-            <w:pPr>
-              <w:ind w:left="-31"/>
-              <w:rPr>
-                <w:rFonts w:cs="Arial"/>
-                <w:sz w:val="20"/>
-                <w:szCs w:val="20"/>
-              </w:rPr>
-            </w:pPr>
-          </w:p>
-        </w:tc>
-        <w:tc>
-          <w:tcPr>
-            <w:tcW w:w="1493" w:type="pct"/>
-            <w:shd w:val="clear" w:color="auto" w:fill="auto"/>
-          </w:tcPr>
-          <w:p>
-            <w:pPr>
-              <w:spacing w:line="276" w:lineRule="auto"/>
-              <w:rPr>
-                <w:rFonts w:cs="Arial"/>
-                <w:sz w:val="20"/>
-                <w:szCs w:val="20"/>
-              </w:rPr>
-            </w:pPr>
-          </w:p>
-        </w:tc>
-        <w:tc>
-          <w:tcPr>
-            <w:tcW w:w="184" w:type="pct"/>
-            <w:shd w:val="clear" w:color="auto" w:fill="auto"/>
-          </w:tcPr>
-          <w:p>
-            <w:pPr>
-              <w:spacing w:line="276" w:lineRule="auto"/>
-              <w:jc w:val="center"/>
-              <w:rPr>
-                <w:rFonts w:cs="Arial"/>
-                <w:sz w:val="20"/>
-                <w:szCs w:val="20"/>
-              </w:rPr>
-            </w:pPr>
-          </w:p>
-        </w:tc>
-      </w:tr>
-      <w:tr>
-        <w:trPr>
-          <w:cantSplit/>
-        </w:trPr>
-        <w:tc>
-          <w:tcPr>
-            <w:tcW w:w="336" w:type="pct"/>
-          </w:tcPr>
-          <w:p>
-            <w:pPr>
-              <w:spacing w:line="276" w:lineRule="auto"/>
-              <w:jc w:val="center"/>
-              <w:rPr>
-                <w:rFonts w:cs="Arial"/>
-                <w:sz w:val="20"/>
-                <w:szCs w:val="20"/>
-              </w:rPr>
-            </w:pPr>
-            <w:r>
-              <w:rPr>
-                <w:rFonts w:cs="Arial"/>
-                <w:sz w:val="20"/>
-                <w:szCs w:val="20"/>
-              </w:rPr>
-              <w:t>5</w:t>
-            </w:r>
-          </w:p>
-        </w:tc>
-        <w:tc>
-          <w:tcPr>
-            <w:tcW w:w="187" w:type="pct"/>
-          </w:tcPr>
-          <w:p>
-            <w:pPr>
-              <w:spacing w:line="276" w:lineRule="auto"/>
-              <w:jc w:val="center"/>
-              <w:rPr>
-                <w:rFonts w:cs="Arial"/>
-                <w:sz w:val="20"/>
-                <w:szCs w:val="20"/>
-              </w:rPr>
-            </w:pPr>
-          </w:p>
-        </w:tc>
-        <w:tc>
-          <w:tcPr>
-            <w:tcW w:w="373" w:type="pct"/>
-          </w:tcPr>
-          <w:p>
-            <w:pPr>
-              <w:ind w:right="72"/>
-              <w:rPr>
-                <w:rFonts w:cs="Arial"/>
-                <w:b/>
-                <w:sz w:val="20"/>
-                <w:szCs w:val="20"/>
-              </w:rPr>
-            </w:pPr>
-          </w:p>
-        </w:tc>
-        <w:tc>
-          <w:tcPr>
-            <w:tcW w:w="1541" w:type="pct"/>
-          </w:tcPr>
-          <w:p>
-            <w:pPr>
-              <w:ind w:right="72"/>
-              <w:rPr>
-                <w:rFonts w:cs="Arial"/>
-                <w:b/>
-                <w:sz w:val="20"/>
-                <w:szCs w:val="20"/>
-              </w:rPr>
-            </w:pPr>
-          </w:p>
-        </w:tc>
-        <w:tc>
-          <w:tcPr>
-            <w:tcW w:w="886" w:type="pct"/>
-          </w:tcPr>
-          <w:p>
-            <w:pPr>
-              <w:ind w:left="-31"/>
-              <w:rPr>
-                <w:rFonts w:cs="Arial"/>
-                <w:sz w:val="20"/>
-                <w:szCs w:val="20"/>
-              </w:rPr>
-            </w:pPr>
-          </w:p>
-        </w:tc>
-        <w:tc>
-          <w:tcPr>
-            <w:tcW w:w="1493" w:type="pct"/>
-            <w:shd w:val="clear" w:color="auto" w:fill="auto"/>
-          </w:tcPr>
-          <w:p>
-            <w:pPr>
-              <w:spacing w:line="276" w:lineRule="auto"/>
-              <w:rPr>
-                <w:rFonts w:cs="Arial"/>
-                <w:sz w:val="20"/>
-                <w:szCs w:val="20"/>
-              </w:rPr>
-            </w:pPr>
-          </w:p>
-        </w:tc>
-        <w:tc>
-          <w:tcPr>
-            <w:tcW w:w="184" w:type="pct"/>
-            <w:shd w:val="clear" w:color="auto" w:fill="auto"/>
-          </w:tcPr>
-          <w:p>
-            <w:pPr>
-              <w:spacing w:line="276" w:lineRule="auto"/>
-              <w:jc w:val="center"/>
-              <w:rPr>
-                <w:rFonts w:cs="Arial"/>
-                <w:sz w:val="20"/>
-                <w:szCs w:val="20"/>
-              </w:rPr>
-            </w:pPr>
-          </w:p>
-        </w:tc>
-      </w:tr>
-      <w:tr>
-        <w:trPr>
-          <w:cantSplit/>
-        </w:trPr>
-        <w:tc>
-          <w:tcPr>
-            <w:tcW w:w="336" w:type="pct"/>
-          </w:tcPr>
-          <w:p>
-            <w:pPr>
-              <w:spacing w:line="276" w:lineRule="auto"/>
-              <w:jc w:val="center"/>
-              <w:rPr>
-                <w:rFonts w:cs="Arial"/>
-                <w:sz w:val="20"/>
-                <w:szCs w:val="20"/>
-              </w:rPr>
-            </w:pPr>
-            <w:r>
-              <w:rPr>
-                <w:rFonts w:cs="Arial"/>
-                <w:sz w:val="20"/>
-                <w:szCs w:val="20"/>
-              </w:rPr>
-              <w:t>6</w:t>
-            </w:r>
-          </w:p>
-        </w:tc>
-        <w:tc>
-          <w:tcPr>
-            <w:tcW w:w="187" w:type="pct"/>
-          </w:tcPr>
-          <w:p>
-            <w:pPr>
-              <w:spacing w:line="276" w:lineRule="auto"/>
-              <w:jc w:val="center"/>
-              <w:rPr>
-                <w:rFonts w:cs="Arial"/>
-                <w:sz w:val="20"/>
-                <w:szCs w:val="20"/>
-              </w:rPr>
-            </w:pPr>
-          </w:p>
-        </w:tc>
-        <w:tc>
-          <w:tcPr>
-            <w:tcW w:w="373" w:type="pct"/>
-          </w:tcPr>
-          <w:p>
-            <w:pPr>
-              <w:ind w:right="72"/>
-              <w:rPr>
-                <w:rFonts w:cs="Arial"/>
-                <w:b/>
-                <w:sz w:val="20"/>
-                <w:szCs w:val="20"/>
-              </w:rPr>
-            </w:pPr>
-          </w:p>
-        </w:tc>
-        <w:tc>
-          <w:tcPr>
-            <w:tcW w:w="1541" w:type="pct"/>
-          </w:tcPr>
-          <w:p>
-            <w:pPr>
-              <w:ind w:right="72"/>
-              <w:rPr>
-                <w:rFonts w:cs="Arial"/>
-                <w:b/>
-                <w:sz w:val="20"/>
-                <w:szCs w:val="20"/>
-              </w:rPr>
-            </w:pPr>
-          </w:p>
-        </w:tc>
-        <w:tc>
-          <w:tcPr>
-            <w:tcW w:w="886" w:type="pct"/>
-          </w:tcPr>
-          <w:p>
-            <w:pPr>
-              <w:ind w:left="-31"/>
-              <w:rPr>
-                <w:rFonts w:cs="Arial"/>
-                <w:sz w:val="20"/>
-                <w:szCs w:val="20"/>
-              </w:rPr>
-            </w:pPr>
-          </w:p>
-        </w:tc>
-        <w:tc>
-          <w:tcPr>
-            <w:tcW w:w="1493" w:type="pct"/>
-            <w:shd w:val="clear" w:color="auto" w:fill="auto"/>
-          </w:tcPr>
-          <w:p>
-            <w:pPr>
-              <w:spacing w:line="276" w:lineRule="auto"/>
-              <w:rPr>
-                <w:rFonts w:cs="Arial"/>
-                <w:sz w:val="20"/>
-                <w:szCs w:val="20"/>
-              </w:rPr>
-            </w:pPr>
-          </w:p>
-        </w:tc>
-        <w:tc>
-          <w:tcPr>
-            <w:tcW w:w="184" w:type="pct"/>
-            <w:shd w:val="clear" w:color="auto" w:fill="auto"/>
-          </w:tcPr>
-          <w:p>
-            <w:pPr>
-              <w:spacing w:line="276" w:lineRule="auto"/>
-              <w:jc w:val="center"/>
-              <w:rPr>
-                <w:rFonts w:cs="Arial"/>
-                <w:sz w:val="20"/>
-                <w:szCs w:val="20"/>
-              </w:rPr>
-            </w:pPr>
-          </w:p>
-        </w:tc>
-      </w:tr>
-      <w:tr>
-        <w:trPr>
-          <w:cantSplit/>
-        </w:trPr>
-        <w:tc>
-          <w:tcPr>
-            <w:tcW w:w="336" w:type="pct"/>
-          </w:tcPr>
-          <w:p>
-            <w:pPr>
-              <w:spacing w:line="276" w:lineRule="auto"/>
-              <w:jc w:val="center"/>
-              <w:rPr>
-                <w:rFonts w:cs="Arial"/>
-                <w:sz w:val="20"/>
-                <w:szCs w:val="20"/>
-              </w:rPr>
-            </w:pPr>
-            <w:r>
-              <w:rPr>
-                <w:rFonts w:cs="Arial"/>
-                <w:sz w:val="20"/>
-                <w:szCs w:val="20"/>
-              </w:rPr>
-              <w:t>7</w:t>
-            </w:r>
-          </w:p>
-        </w:tc>
-        <w:tc>
-          <w:tcPr>
-            <w:tcW w:w="187" w:type="pct"/>
-          </w:tcPr>
-          <w:p>
-            <w:pPr>
-              <w:spacing w:line="276" w:lineRule="auto"/>
-              <w:jc w:val="center"/>
-              <w:rPr>
-                <w:rFonts w:cs="Arial"/>
-                <w:sz w:val="20"/>
-                <w:szCs w:val="20"/>
-              </w:rPr>
-            </w:pPr>
-          </w:p>
-        </w:tc>
-        <w:tc>
-          <w:tcPr>
-            <w:tcW w:w="373" w:type="pct"/>
-          </w:tcPr>
-          <w:p>
-            <w:pPr>
-              <w:ind w:right="72"/>
-              <w:rPr>
-                <w:rFonts w:cs="Arial"/>
-                <w:b/>
-                <w:sz w:val="20"/>
-                <w:szCs w:val="20"/>
-              </w:rPr>
-            </w:pPr>
-          </w:p>
-        </w:tc>
-        <w:tc>
-          <w:tcPr>
-            <w:tcW w:w="1541" w:type="pct"/>
-          </w:tcPr>
-          <w:p>
-            <w:pPr>
-              <w:ind w:right="72"/>
-              <w:rPr>
-                <w:rFonts w:cs="Arial"/>
-                <w:b/>
-                <w:sz w:val="20"/>
-                <w:szCs w:val="20"/>
-              </w:rPr>
-            </w:pPr>
-          </w:p>
-        </w:tc>
-        <w:tc>
-          <w:tcPr>
-            <w:tcW w:w="886" w:type="pct"/>
-          </w:tcPr>
-          <w:p>
-            <w:pPr>
-              <w:ind w:left="-31"/>
-              <w:rPr>
-                <w:rFonts w:cs="Arial"/>
-                <w:sz w:val="20"/>
-                <w:szCs w:val="20"/>
-              </w:rPr>
-            </w:pPr>
-          </w:p>
-        </w:tc>
-        <w:tc>
-          <w:tcPr>
-            <w:tcW w:w="1493" w:type="pct"/>
-            <w:shd w:val="clear" w:color="auto" w:fill="auto"/>
-          </w:tcPr>
-          <w:p>
-            <w:pPr>
-              <w:spacing w:line="276" w:lineRule="auto"/>
-              <w:rPr>
-                <w:rFonts w:cs="Arial"/>
-                <w:sz w:val="20"/>
-                <w:szCs w:val="20"/>
-              </w:rPr>
-            </w:pPr>
-          </w:p>
-        </w:tc>
-        <w:tc>
-          <w:tcPr>
-            <w:tcW w:w="184" w:type="pct"/>
-            <w:shd w:val="clear" w:color="auto" w:fill="auto"/>
-          </w:tcPr>
-          <w:p>
-            <w:pPr>
-              <w:spacing w:line="276" w:lineRule="auto"/>
-              <w:jc w:val="center"/>
-              <w:rPr>
-                <w:rFonts w:cs="Arial"/>
-                <w:sz w:val="20"/>
-                <w:szCs w:val="20"/>
-              </w:rPr>
-            </w:pPr>
-          </w:p>
-        </w:tc>
-      </w:tr>
-      <w:tr>
-        <w:trPr>
-          <w:cantSplit/>
-        </w:trPr>
-        <w:tc>
-          <w:tcPr>
-            <w:tcW w:w="336" w:type="pct"/>
-          </w:tcPr>
-          <w:p>
-            <w:pPr>
-              <w:spacing w:line="276" w:lineRule="auto"/>
-              <w:jc w:val="center"/>
-              <w:rPr>
-                <w:rFonts w:cs="Arial"/>
-                <w:sz w:val="20"/>
-                <w:szCs w:val="20"/>
-              </w:rPr>
-            </w:pPr>
-            <w:r>
-              <w:rPr>
-                <w:rFonts w:cs="Arial"/>
-                <w:sz w:val="20"/>
-                <w:szCs w:val="20"/>
-              </w:rPr>
-              <w:t>8</w:t>
-            </w:r>
-          </w:p>
-        </w:tc>
-        <w:tc>
-          <w:tcPr>
-            <w:tcW w:w="187" w:type="pct"/>
-          </w:tcPr>
-          <w:p>
-            <w:pPr>
-              <w:spacing w:line="276" w:lineRule="auto"/>
-              <w:jc w:val="center"/>
-              <w:rPr>
-                <w:rFonts w:cs="Arial"/>
-                <w:sz w:val="20"/>
-                <w:szCs w:val="20"/>
-              </w:rPr>
-            </w:pPr>
-          </w:p>
-        </w:tc>
-        <w:tc>
-          <w:tcPr>
-            <w:tcW w:w="373" w:type="pct"/>
-          </w:tcPr>
-          <w:p>
-            <w:pPr>
-              <w:ind w:right="72"/>
-              <w:rPr>
-                <w:rFonts w:cs="Arial"/>
-                <w:b/>
-                <w:sz w:val="20"/>
-                <w:szCs w:val="20"/>
-              </w:rPr>
-            </w:pPr>
-          </w:p>
-        </w:tc>
-        <w:tc>
-          <w:tcPr>
-            <w:tcW w:w="1541" w:type="pct"/>
-          </w:tcPr>
-          <w:p>
-            <w:pPr>
-              <w:ind w:right="72"/>
-              <w:rPr>
-                <w:rFonts w:cs="Arial"/>
-                <w:b/>
-                <w:sz w:val="20"/>
-                <w:szCs w:val="20"/>
-              </w:rPr>
-            </w:pPr>
-          </w:p>
-        </w:tc>
-        <w:tc>
-          <w:tcPr>
-            <w:tcW w:w="886" w:type="pct"/>
-          </w:tcPr>
-          <w:p>
-            <w:pPr>
-              <w:ind w:left="-31"/>
-              <w:rPr>
-                <w:rFonts w:cs="Arial"/>
-                <w:sz w:val="20"/>
-                <w:szCs w:val="20"/>
-              </w:rPr>
-            </w:pPr>
-          </w:p>
-        </w:tc>
-        <w:tc>
-          <w:tcPr>
-            <w:tcW w:w="1493" w:type="pct"/>
-            <w:shd w:val="clear" w:color="auto" w:fill="auto"/>
-          </w:tcPr>
-          <w:p>
-            <w:pPr>
-              <w:spacing w:line="276" w:lineRule="auto"/>
-              <w:rPr>
-                <w:rFonts w:cs="Arial"/>
-                <w:sz w:val="20"/>
-                <w:szCs w:val="20"/>
-              </w:rPr>
-            </w:pPr>
-          </w:p>
-        </w:tc>
-        <w:tc>
-          <w:tcPr>
-            <w:tcW w:w="184" w:type="pct"/>
-            <w:shd w:val="clear" w:color="auto" w:fill="auto"/>
-          </w:tcPr>
-          <w:p>
-            <w:pPr>
-              <w:spacing w:line="276" w:lineRule="auto"/>
-              <w:jc w:val="center"/>
-              <w:rPr>
-                <w:rFonts w:cs="Arial"/>
-                <w:sz w:val="20"/>
-                <w:szCs w:val="20"/>
-              </w:rPr>
-            </w:pPr>
-          </w:p>
-        </w:tc>
-      </w:tr>
-      <w:tr>
-        <w:trPr>
-          <w:cantSplit/>
-        </w:trPr>
-        <w:tc>
-          <w:tcPr>
-            <w:tcW w:w="336" w:type="pct"/>
-          </w:tcPr>
-          <w:p>
-            <w:pPr>
-              <w:spacing w:line="276" w:lineRule="auto"/>
-              <w:jc w:val="center"/>
-              <w:rPr>
-                <w:rFonts w:cs="Arial"/>
-                <w:sz w:val="20"/>
-                <w:szCs w:val="20"/>
-              </w:rPr>
-            </w:pPr>
-            <w:r>
-              <w:rPr>
-                <w:rFonts w:cs="Arial"/>
-                <w:sz w:val="20"/>
-                <w:szCs w:val="20"/>
-              </w:rPr>
-              <w:t>9</w:t>
-            </w:r>
-          </w:p>
-        </w:tc>
-        <w:tc>
-          <w:tcPr>
-            <w:tcW w:w="187" w:type="pct"/>
-          </w:tcPr>
-          <w:p>
-            <w:pPr>
-              <w:spacing w:line="276" w:lineRule="auto"/>
-              <w:jc w:val="center"/>
-              <w:rPr>
-                <w:rFonts w:cs="Arial"/>
-                <w:sz w:val="20"/>
-                <w:szCs w:val="20"/>
-              </w:rPr>
-            </w:pPr>
-          </w:p>
-        </w:tc>
-        <w:tc>
-          <w:tcPr>
-            <w:tcW w:w="373" w:type="pct"/>
-          </w:tcPr>
-          <w:p>
-            <w:pPr>
-              <w:ind w:right="72"/>
-              <w:rPr>
-                <w:rFonts w:cs="Arial"/>
-                <w:b/>
-                <w:sz w:val="20"/>
-                <w:szCs w:val="20"/>
-              </w:rPr>
-            </w:pPr>
-          </w:p>
-        </w:tc>
-        <w:tc>
-          <w:tcPr>
-            <w:tcW w:w="1541" w:type="pct"/>
-          </w:tcPr>
-          <w:p>
-            <w:pPr>
-              <w:ind w:right="72"/>
-              <w:rPr>
-                <w:rFonts w:cs="Arial"/>
-                <w:b/>
-                <w:sz w:val="20"/>
-                <w:szCs w:val="20"/>
-              </w:rPr>
-            </w:pPr>
-          </w:p>
-        </w:tc>
-        <w:tc>
-          <w:tcPr>
-            <w:tcW w:w="886" w:type="pct"/>
-          </w:tcPr>
-          <w:p>
-            <w:pPr>
-              <w:ind w:left="-31"/>
-              <w:rPr>
-                <w:rFonts w:cs="Arial"/>
-                <w:sz w:val="20"/>
-                <w:szCs w:val="20"/>
-              </w:rPr>
-            </w:pPr>
-          </w:p>
-        </w:tc>
-        <w:tc>
-          <w:tcPr>
-            <w:tcW w:w="1493" w:type="pct"/>
-            <w:shd w:val="clear" w:color="auto" w:fill="auto"/>
-          </w:tcPr>
-          <w:p>
-            <w:pPr>
-              <w:spacing w:line="276" w:lineRule="auto"/>
-              <w:rPr>
-                <w:rFonts w:cs="Arial"/>
-                <w:sz w:val="20"/>
-                <w:szCs w:val="20"/>
-              </w:rPr>
-            </w:pPr>
-          </w:p>
-        </w:tc>
-        <w:tc>
-          <w:tcPr>
-            <w:tcW w:w="184" w:type="pct"/>
-            <w:shd w:val="clear" w:color="auto" w:fill="auto"/>
-          </w:tcPr>
-          <w:p>
-            <w:pPr>
-              <w:spacing w:line="276" w:lineRule="auto"/>
-              <w:jc w:val="center"/>
-              <w:rPr>
-                <w:rFonts w:cs="Arial"/>
-                <w:sz w:val="20"/>
-                <w:szCs w:val="20"/>
-              </w:rPr>
-            </w:pPr>
-          </w:p>
-        </w:tc>
-      </w:tr>
-      <w:tr>
-        <w:trPr>
-          <w:cantSplit/>
-        </w:trPr>
-        <w:tc>
-          <w:tcPr>
-            <w:tcW w:w="336" w:type="pct"/>
-          </w:tcPr>
-          <w:p>
-            <w:pPr>
-              <w:spacing w:line="276" w:lineRule="auto"/>
-              <w:jc w:val="center"/>
-              <w:rPr>
-                <w:rFonts w:cs="Arial"/>
-                <w:sz w:val="20"/>
-                <w:szCs w:val="20"/>
-              </w:rPr>
-            </w:pPr>
-            <w:r>
-              <w:rPr>
-                <w:rFonts w:cs="Arial"/>
-                <w:sz w:val="20"/>
-                <w:szCs w:val="20"/>
-              </w:rPr>
-              <w:t>10</w:t>
-            </w:r>
-          </w:p>
-        </w:tc>
-        <w:tc>
-          <w:tcPr>
-            <w:tcW w:w="187" w:type="pct"/>
-          </w:tcPr>
-          <w:p>
-            <w:pPr>
-              <w:spacing w:line="276" w:lineRule="auto"/>
-              <w:jc w:val="center"/>
-              <w:rPr>
-                <w:rFonts w:cs="Arial"/>
-                <w:sz w:val="20"/>
-                <w:szCs w:val="20"/>
-              </w:rPr>
-            </w:pPr>
-          </w:p>
-        </w:tc>
-        <w:tc>
-          <w:tcPr>
-            <w:tcW w:w="373" w:type="pct"/>
-          </w:tcPr>
-          <w:p>
-            <w:pPr>
-              <w:ind w:right="72"/>
-              <w:rPr>
-                <w:rFonts w:cs="Arial"/>
-                <w:b/>
-                <w:sz w:val="20"/>
-                <w:szCs w:val="20"/>
-              </w:rPr>
-            </w:pPr>
-          </w:p>
-        </w:tc>
-        <w:tc>
-          <w:tcPr>
-            <w:tcW w:w="1541" w:type="pct"/>
-          </w:tcPr>
-          <w:p>
-            <w:pPr>
-              <w:ind w:right="72"/>
-              <w:rPr>
-                <w:rFonts w:cs="Arial"/>
-                <w:b/>
-                <w:sz w:val="20"/>
-                <w:szCs w:val="20"/>
-              </w:rPr>
-            </w:pPr>
-          </w:p>
-        </w:tc>
-        <w:tc>
-          <w:tcPr>
-            <w:tcW w:w="886" w:type="pct"/>
-          </w:tcPr>
-          <w:p>
-            <w:pPr>
-              <w:ind w:left="-31"/>
-              <w:rPr>
-                <w:rFonts w:cs="Arial"/>
-                <w:sz w:val="20"/>
-                <w:szCs w:val="20"/>
-              </w:rPr>
-            </w:pPr>
-          </w:p>
-        </w:tc>
-        <w:tc>
-          <w:tcPr>
-            <w:tcW w:w="1493" w:type="pct"/>
-            <w:shd w:val="clear" w:color="auto" w:fill="auto"/>
-          </w:tcPr>
-          <w:p>
-            <w:pPr>
-              <w:spacing w:line="276" w:lineRule="auto"/>
-              <w:rPr>
-                <w:rFonts w:cs="Arial"/>
-                <w:sz w:val="20"/>
-                <w:szCs w:val="20"/>
-              </w:rPr>
-            </w:pPr>
-          </w:p>
-        </w:tc>
-        <w:tc>
-          <w:tcPr>
-            <w:tcW w:w="184" w:type="pct"/>
-            <w:shd w:val="clear" w:color="auto" w:fill="auto"/>
-          </w:tcPr>
-          <w:p>
-            <w:pPr>
-              <w:spacing w:line="276" w:lineRule="auto"/>
-              <w:jc w:val="center"/>
-              <w:rPr>
-                <w:rFonts w:cs="Arial"/>
-                <w:sz w:val="20"/>
-                <w:szCs w:val="20"/>
-              </w:rPr>
-            </w:pPr>
-          </w:p>
-        </w:tc>
-      </w:tr>
-      <w:tr>
-        <w:trPr>
-          <w:cantSplit/>
-        </w:trPr>
-        <w:tc>
-          <w:tcPr>
-            <w:tcW w:w="336" w:type="pct"/>
-          </w:tcPr>
-          <w:p>
-            <w:pPr>
-              <w:spacing w:line="276" w:lineRule="auto"/>
-              <w:jc w:val="center"/>
-              <w:rPr>
-                <w:rFonts w:cs="Arial"/>
-                <w:sz w:val="20"/>
-                <w:szCs w:val="20"/>
-              </w:rPr>
-            </w:pPr>
-            <w:r>
-              <w:rPr>
-                <w:rFonts w:cs="Arial"/>
-                <w:sz w:val="20"/>
-                <w:szCs w:val="20"/>
-              </w:rPr>
-              <w:t>11</w:t>
-            </w:r>
-          </w:p>
-        </w:tc>
-        <w:tc>
-          <w:tcPr>
-            <w:tcW w:w="187" w:type="pct"/>
-          </w:tcPr>
-          <w:p>
-            <w:pPr>
-              <w:spacing w:line="276" w:lineRule="auto"/>
-              <w:jc w:val="center"/>
-              <w:rPr>
-                <w:rFonts w:cs="Arial"/>
-                <w:sz w:val="20"/>
-                <w:szCs w:val="20"/>
-              </w:rPr>
-            </w:pPr>
-          </w:p>
-        </w:tc>
-        <w:tc>
-          <w:tcPr>
-            <w:tcW w:w="373" w:type="pct"/>
-          </w:tcPr>
-          <w:p>
-            <w:pPr>
-              <w:ind w:right="72"/>
-              <w:rPr>
-                <w:rFonts w:cs="Arial"/>
-                <w:b/>
-                <w:sz w:val="20"/>
-                <w:szCs w:val="20"/>
-              </w:rPr>
-            </w:pPr>
-          </w:p>
-        </w:tc>
-        <w:tc>
-          <w:tcPr>
-            <w:tcW w:w="1541" w:type="pct"/>
-          </w:tcPr>
-          <w:p>
-            <w:pPr>
-              <w:ind w:right="72"/>
-              <w:rPr>
-                <w:rFonts w:cs="Arial"/>
-                <w:b/>
-                <w:sz w:val="20"/>
-                <w:szCs w:val="20"/>
-              </w:rPr>
-            </w:pPr>
-          </w:p>
-        </w:tc>
-        <w:tc>
-          <w:tcPr>
-            <w:tcW w:w="886" w:type="pct"/>
-          </w:tcPr>
-          <w:p>
-            <w:pPr>
-              <w:ind w:left="-31"/>
-              <w:rPr>
-                <w:rFonts w:cs="Arial"/>
-                <w:sz w:val="20"/>
-                <w:szCs w:val="20"/>
-              </w:rPr>
-            </w:pPr>
-          </w:p>
-        </w:tc>
-        <w:tc>
-          <w:tcPr>
-            <w:tcW w:w="1493" w:type="pct"/>
-            <w:shd w:val="clear" w:color="auto" w:fill="auto"/>
-          </w:tcPr>
-          <w:p>
-            <w:pPr>
-              <w:spacing w:line="276" w:lineRule="auto"/>
-              <w:rPr>
-                <w:rFonts w:cs="Arial"/>
-                <w:sz w:val="20"/>
-                <w:szCs w:val="20"/>
-              </w:rPr>
-            </w:pPr>
-          </w:p>
-        </w:tc>
-        <w:tc>
-          <w:tcPr>
-            <w:tcW w:w="184" w:type="pct"/>
-            <w:shd w:val="clear" w:color="auto" w:fill="auto"/>
-          </w:tcPr>
-          <w:p>
-            <w:pPr>
-              <w:spacing w:line="276" w:lineRule="auto"/>
-              <w:jc w:val="center"/>
-              <w:rPr>
-                <w:rFonts w:cs="Arial"/>
-                <w:sz w:val="20"/>
-                <w:szCs w:val="20"/>
-              </w:rPr>
-            </w:pPr>
-          </w:p>
-        </w:tc>
-      </w:tr>
-      <w:tr>
-        <w:trPr>
-          <w:cantSplit/>
-        </w:trPr>
-        <w:tc>
-          <w:tcPr>
-            <w:tcW w:w="336" w:type="pct"/>
-          </w:tcPr>
-          <w:p>
-            <w:pPr>
-              <w:spacing w:line="276" w:lineRule="auto"/>
-              <w:jc w:val="center"/>
-              <w:rPr>
-                <w:rFonts w:cs="Arial"/>
-                <w:sz w:val="20"/>
-                <w:szCs w:val="20"/>
-              </w:rPr>
-            </w:pPr>
-            <w:r>
-              <w:rPr>
-                <w:rFonts w:cs="Arial"/>
-                <w:sz w:val="20"/>
-                <w:szCs w:val="20"/>
-              </w:rPr>
-              <w:t>12</w:t>
-            </w:r>
-          </w:p>
-        </w:tc>
-        <w:tc>
-          <w:tcPr>
-            <w:tcW w:w="187" w:type="pct"/>
-          </w:tcPr>
-          <w:p>
-            <w:pPr>
-              <w:spacing w:line="276" w:lineRule="auto"/>
-              <w:jc w:val="center"/>
-              <w:rPr>
-                <w:rFonts w:cs="Arial"/>
-                <w:sz w:val="20"/>
-                <w:szCs w:val="20"/>
-              </w:rPr>
-            </w:pPr>
-          </w:p>
-        </w:tc>
-        <w:tc>
-          <w:tcPr>
-            <w:tcW w:w="373" w:type="pct"/>
-          </w:tcPr>
-          <w:p>
-            <w:pPr>
-              <w:ind w:right="72"/>
-              <w:rPr>
-                <w:rFonts w:cs="Arial"/>
-                <w:b/>
-                <w:sz w:val="20"/>
-                <w:szCs w:val="20"/>
-              </w:rPr>
-            </w:pPr>
-          </w:p>
-        </w:tc>
-        <w:tc>
-          <w:tcPr>
-            <w:tcW w:w="1541" w:type="pct"/>
-          </w:tcPr>
-          <w:p>
-            <w:pPr>
-              <w:ind w:right="72"/>
-              <w:rPr>
-                <w:rFonts w:cs="Arial"/>
-                <w:b/>
-                <w:sz w:val="20"/>
-                <w:szCs w:val="20"/>
-              </w:rPr>
-            </w:pPr>
-          </w:p>
-        </w:tc>
-        <w:tc>
-          <w:tcPr>
-            <w:tcW w:w="886" w:type="pct"/>
-          </w:tcPr>
-          <w:p>
-            <w:pPr>
-              <w:ind w:left="-31"/>
-              <w:rPr>
-                <w:rFonts w:cs="Arial"/>
-                <w:sz w:val="20"/>
-                <w:szCs w:val="20"/>
-              </w:rPr>
-            </w:pPr>
-          </w:p>
-        </w:tc>
-        <w:tc>
-          <w:tcPr>
-            <w:tcW w:w="1493" w:type="pct"/>
-            <w:shd w:val="clear" w:color="auto" w:fill="auto"/>
-          </w:tcPr>
-          <w:p>
-            <w:pPr>
-              <w:spacing w:line="276" w:lineRule="auto"/>
-              <w:rPr>
-                <w:rFonts w:cs="Arial"/>
-                <w:sz w:val="20"/>
-                <w:szCs w:val="20"/>
-              </w:rPr>
-            </w:pPr>
-          </w:p>
-        </w:tc>
-        <w:tc>
-          <w:tcPr>
-            <w:tcW w:w="184" w:type="pct"/>
-            <w:shd w:val="clear" w:color="auto" w:fill="auto"/>
-          </w:tcPr>
-          <w:p>
-            <w:pPr>
-              <w:spacing w:line="276" w:lineRule="auto"/>
-              <w:jc w:val="center"/>
-              <w:rPr>
-                <w:rFonts w:cs="Arial"/>
-                <w:sz w:val="20"/>
-                <w:szCs w:val="20"/>
-              </w:rPr>
-            </w:pPr>
-          </w:p>
-        </w:tc>
-      </w:tr>
-      <w:tr>
-        <w:trPr>
-          <w:cantSplit/>
-        </w:trPr>
-        <w:tc>
-          <w:tcPr>
-            <w:tcW w:w="336" w:type="pct"/>
-          </w:tcPr>
-          <w:p>
-            <w:pPr>
-              <w:spacing w:line="276" w:lineRule="auto"/>
-              <w:jc w:val="center"/>
-              <w:rPr>
-                <w:rFonts w:cs="Arial"/>
-                <w:sz w:val="20"/>
-                <w:szCs w:val="20"/>
-              </w:rPr>
-            </w:pPr>
-            <w:r>
-              <w:rPr>
-                <w:rFonts w:cs="Arial"/>
-                <w:sz w:val="20"/>
-                <w:szCs w:val="20"/>
-              </w:rPr>
-              <w:t>13</w:t>
-            </w:r>
-          </w:p>
-        </w:tc>
-        <w:tc>
-          <w:tcPr>
-            <w:tcW w:w="187" w:type="pct"/>
-          </w:tcPr>
-          <w:p>
-            <w:pPr>
-              <w:spacing w:line="276" w:lineRule="auto"/>
-              <w:jc w:val="center"/>
-              <w:rPr>
-                <w:rFonts w:cs="Arial"/>
-                <w:sz w:val="20"/>
-                <w:szCs w:val="20"/>
-              </w:rPr>
-            </w:pPr>
-          </w:p>
-        </w:tc>
-        <w:tc>
-          <w:tcPr>
-            <w:tcW w:w="373" w:type="pct"/>
-          </w:tcPr>
-          <w:p>
-            <w:pPr>
-              <w:ind w:right="72"/>
-              <w:rPr>
-                <w:rFonts w:cs="Arial"/>
-                <w:b/>
-                <w:sz w:val="20"/>
-                <w:szCs w:val="20"/>
-              </w:rPr>
-            </w:pPr>
-          </w:p>
-        </w:tc>
-        <w:tc>
-          <w:tcPr>
-            <w:tcW w:w="1541" w:type="pct"/>
-          </w:tcPr>
-          <w:p>
-            <w:pPr>
-              <w:ind w:right="72"/>
-              <w:rPr>
-                <w:rFonts w:cs="Arial"/>
-                <w:b/>
-                <w:sz w:val="20"/>
-                <w:szCs w:val="20"/>
-              </w:rPr>
-            </w:pPr>
-          </w:p>
-        </w:tc>
-        <w:tc>
-          <w:tcPr>
-            <w:tcW w:w="886" w:type="pct"/>
-          </w:tcPr>
-          <w:p>
-            <w:pPr>
-              <w:ind w:left="-31"/>
-              <w:rPr>
-                <w:rFonts w:cs="Arial"/>
-                <w:sz w:val="20"/>
-                <w:szCs w:val="20"/>
-              </w:rPr>
-            </w:pPr>
-          </w:p>
-        </w:tc>
-        <w:tc>
-          <w:tcPr>
-            <w:tcW w:w="1493" w:type="pct"/>
-            <w:shd w:val="clear" w:color="auto" w:fill="auto"/>
-          </w:tcPr>
-          <w:p>
-            <w:pPr>
-              <w:spacing w:line="276" w:lineRule="auto"/>
-              <w:rPr>
-                <w:rFonts w:cs="Arial"/>
-                <w:sz w:val="20"/>
-                <w:szCs w:val="20"/>
-              </w:rPr>
-            </w:pPr>
-          </w:p>
-        </w:tc>
-        <w:tc>
-          <w:tcPr>
-            <w:tcW w:w="184" w:type="pct"/>
-            <w:shd w:val="clear" w:color="auto" w:fill="auto"/>
-          </w:tcPr>
-          <w:p>
-            <w:pPr>
-              <w:spacing w:line="276" w:lineRule="auto"/>
-              <w:jc w:val="center"/>
-              <w:rPr>
-                <w:rFonts w:cs="Arial"/>
-                <w:sz w:val="20"/>
-                <w:szCs w:val="20"/>
-              </w:rPr>
-            </w:pPr>
-          </w:p>
-        </w:tc>
-      </w:tr>
-      <w:tr>
-        <w:trPr>
-          <w:cantSplit/>
-        </w:trPr>
-        <w:tc>
-          <w:tcPr>
-            <w:tcW w:w="336" w:type="pct"/>
-          </w:tcPr>
-          <w:p>
-            <w:pPr>
-              <w:spacing w:line="276" w:lineRule="auto"/>
-              <w:jc w:val="center"/>
-              <w:rPr>
-                <w:rFonts w:cs="Arial"/>
-                <w:sz w:val="20"/>
-                <w:szCs w:val="20"/>
-              </w:rPr>
-            </w:pPr>
-            <w:r>
-              <w:rPr>
-                <w:rFonts w:cs="Arial"/>
-                <w:sz w:val="20"/>
-                <w:szCs w:val="20"/>
-              </w:rPr>
-              <w:t>14</w:t>
-            </w:r>
-          </w:p>
-        </w:tc>
-        <w:tc>
-          <w:tcPr>
-            <w:tcW w:w="187" w:type="pct"/>
-          </w:tcPr>
-          <w:p>
-            <w:pPr>
-              <w:spacing w:line="276" w:lineRule="auto"/>
-              <w:jc w:val="center"/>
-              <w:rPr>
-                <w:rFonts w:cs="Arial"/>
-                <w:sz w:val="20"/>
-                <w:szCs w:val="20"/>
-              </w:rPr>
-            </w:pPr>
-          </w:p>
-        </w:tc>
-        <w:tc>
-          <w:tcPr>
-            <w:tcW w:w="373" w:type="pct"/>
-          </w:tcPr>
-          <w:p>
-            <w:pPr>
-              <w:ind w:right="72"/>
-              <w:rPr>
-                <w:rFonts w:cs="Arial"/>
-                <w:b/>
-                <w:sz w:val="20"/>
-                <w:szCs w:val="20"/>
-              </w:rPr>
-            </w:pPr>
-          </w:p>
-        </w:tc>
-        <w:tc>
-          <w:tcPr>
-            <w:tcW w:w="1541" w:type="pct"/>
-          </w:tcPr>
-          <w:p>
-            <w:pPr>
-              <w:ind w:right="72"/>
-              <w:rPr>
-                <w:rFonts w:cs="Arial"/>
-                <w:b/>
-                <w:sz w:val="20"/>
-                <w:szCs w:val="20"/>
-              </w:rPr>
-            </w:pPr>
-          </w:p>
-        </w:tc>
-        <w:tc>
-          <w:tcPr>
-            <w:tcW w:w="886" w:type="pct"/>
-          </w:tcPr>
-          <w:p>
-            <w:pPr>
-              <w:ind w:left="-31"/>
-              <w:rPr>
-                <w:rFonts w:cs="Arial"/>
-                <w:sz w:val="20"/>
-                <w:szCs w:val="20"/>
-              </w:rPr>
-            </w:pPr>
-          </w:p>
-        </w:tc>
-        <w:tc>
-          <w:tcPr>
-            <w:tcW w:w="1493" w:type="pct"/>
-            <w:shd w:val="clear" w:color="auto" w:fill="auto"/>
-          </w:tcPr>
-          <w:p>
-            <w:pPr>
-              <w:spacing w:line="276" w:lineRule="auto"/>
-              <w:rPr>
-                <w:rFonts w:cs="Arial"/>
-                <w:sz w:val="20"/>
-                <w:szCs w:val="20"/>
-              </w:rPr>
-            </w:pPr>
-          </w:p>
-        </w:tc>
-        <w:tc>
-          <w:tcPr>
-            <w:tcW w:w="184" w:type="pct"/>
-            <w:shd w:val="clear" w:color="auto" w:fill="auto"/>
-          </w:tcPr>
-          <w:p>
-            <w:pPr>
-              <w:spacing w:line="276" w:lineRule="auto"/>
-              <w:jc w:val="center"/>
-              <w:rPr>
-                <w:rFonts w:cs="Arial"/>
-                <w:sz w:val="20"/>
-                <w:szCs w:val="20"/>
-              </w:rPr>
-            </w:pPr>
-          </w:p>
-        </w:tc>
-      </w:tr>
-      <w:tr>
-        <w:trPr>
-          <w:cantSplit/>
-        </w:trPr>
-        <w:tc>
-          <w:tcPr>
-            <w:tcW w:w="336" w:type="pct"/>
-          </w:tcPr>
-          <w:p>
-            <w:pPr>
-              <w:spacing w:line="276" w:lineRule="auto"/>
-              <w:jc w:val="center"/>
-              <w:rPr>
-                <w:rFonts w:cs="Arial"/>
-                <w:sz w:val="20"/>
-                <w:szCs w:val="20"/>
-              </w:rPr>
-            </w:pPr>
-            <w:r>
-              <w:rPr>
-                <w:rFonts w:cs="Arial"/>
-                <w:sz w:val="20"/>
-                <w:szCs w:val="20"/>
-              </w:rPr>
-              <w:t>15</w:t>
-            </w:r>
-          </w:p>
-        </w:tc>
-        <w:tc>
-          <w:tcPr>
-            <w:tcW w:w="187" w:type="pct"/>
-          </w:tcPr>
-          <w:p>
-            <w:pPr>
-              <w:spacing w:line="276" w:lineRule="auto"/>
-              <w:jc w:val="center"/>
-              <w:rPr>
-                <w:rFonts w:cs="Arial"/>
-                <w:sz w:val="20"/>
-                <w:szCs w:val="20"/>
-              </w:rPr>
-            </w:pPr>
-          </w:p>
-        </w:tc>
-        <w:tc>
-          <w:tcPr>
-            <w:tcW w:w="373" w:type="pct"/>
-          </w:tcPr>
-          <w:p>
-            <w:pPr>
-              <w:ind w:right="72"/>
-              <w:rPr>
-                <w:rFonts w:cs="Arial"/>
-                <w:b/>
-                <w:sz w:val="20"/>
-                <w:szCs w:val="20"/>
-              </w:rPr>
-            </w:pPr>
-          </w:p>
-        </w:tc>
-        <w:tc>
-          <w:tcPr>
-            <w:tcW w:w="1541" w:type="pct"/>
-          </w:tcPr>
-          <w:p>
-            <w:pPr>
-              <w:ind w:right="72"/>
-              <w:rPr>
-                <w:rFonts w:cs="Arial"/>
-                <w:b/>
-                <w:sz w:val="20"/>
-                <w:szCs w:val="20"/>
-              </w:rPr>
-            </w:pPr>
-          </w:p>
-        </w:tc>
-        <w:tc>
-          <w:tcPr>
-            <w:tcW w:w="886" w:type="pct"/>
-          </w:tcPr>
-          <w:p>
-            <w:pPr>
-              <w:ind w:left="-31"/>
-              <w:rPr>
-                <w:rFonts w:cs="Arial"/>
-                <w:sz w:val="20"/>
-                <w:szCs w:val="20"/>
-              </w:rPr>
-            </w:pPr>
-          </w:p>
-        </w:tc>
-        <w:tc>
-          <w:tcPr>
-            <w:tcW w:w="1493" w:type="pct"/>
-            <w:shd w:val="clear" w:color="auto" w:fill="auto"/>
-          </w:tcPr>
-          <w:p>
-            <w:pPr>
-              <w:spacing w:line="276" w:lineRule="auto"/>
-              <w:rPr>
-                <w:rFonts w:cs="Arial"/>
-                <w:sz w:val="20"/>
-                <w:szCs w:val="20"/>
-              </w:rPr>
-            </w:pPr>
-          </w:p>
-        </w:tc>
-        <w:tc>
-          <w:tcPr>
-            <w:tcW w:w="184" w:type="pct"/>
-            <w:shd w:val="clear" w:color="auto" w:fill="auto"/>
-          </w:tcPr>
-          <w:p>
-            <w:pPr>
-              <w:spacing w:line="276" w:lineRule="auto"/>
-              <w:jc w:val="center"/>
-              <w:rPr>
-                <w:rFonts w:cs="Arial"/>
-                <w:sz w:val="20"/>
-                <w:szCs w:val="20"/>
-              </w:rPr>
-            </w:pPr>
-          </w:p>
-        </w:tc>
-      </w:tr>
-      <w:tr>
-        <w:trPr>
-          <w:cantSplit/>
-        </w:trPr>
-        <w:tc>
-          <w:tcPr>
-            <w:tcW w:w="336" w:type="pct"/>
-          </w:tcPr>
-          <w:p>
-            <w:pPr>
-              <w:spacing w:line="276" w:lineRule="auto"/>
-              <w:jc w:val="center"/>
-              <w:rPr>
-                <w:rFonts w:cs="Arial"/>
-                <w:sz w:val="20"/>
-                <w:szCs w:val="20"/>
-              </w:rPr>
-            </w:pPr>
-            <w:r>
-              <w:rPr>
-                <w:rFonts w:cs="Arial"/>
-                <w:sz w:val="20"/>
-                <w:szCs w:val="20"/>
-              </w:rPr>
-              <w:t>16</w:t>
-            </w:r>
-          </w:p>
-        </w:tc>
-        <w:tc>
-          <w:tcPr>
-            <w:tcW w:w="187" w:type="pct"/>
-          </w:tcPr>
-          <w:p>
-            <w:pPr>
-              <w:spacing w:line="276" w:lineRule="auto"/>
-              <w:jc w:val="center"/>
-              <w:rPr>
-                <w:rFonts w:cs="Arial"/>
-                <w:sz w:val="20"/>
-                <w:szCs w:val="20"/>
-              </w:rPr>
-            </w:pPr>
-          </w:p>
-        </w:tc>
-        <w:tc>
-          <w:tcPr>
-            <w:tcW w:w="373" w:type="pct"/>
-          </w:tcPr>
-          <w:p>
-            <w:pPr>
-              <w:ind w:right="72"/>
-              <w:rPr>
-                <w:rFonts w:cs="Arial"/>
-                <w:b/>
-                <w:sz w:val="20"/>
-                <w:szCs w:val="20"/>
-              </w:rPr>
-            </w:pPr>
-          </w:p>
-        </w:tc>
-        <w:tc>
-          <w:tcPr>
-            <w:tcW w:w="1541" w:type="pct"/>
-          </w:tcPr>
-          <w:p>
-            <w:pPr>
-              <w:ind w:right="72"/>
-              <w:rPr>
-                <w:rFonts w:cs="Arial"/>
-                <w:b/>
-                <w:sz w:val="20"/>
-                <w:szCs w:val="20"/>
-              </w:rPr>
-            </w:pPr>
-          </w:p>
-        </w:tc>
-        <w:tc>
-          <w:tcPr>
-            <w:tcW w:w="886" w:type="pct"/>
-          </w:tcPr>
-          <w:p>
-            <w:pPr>
-              <w:ind w:left="-31"/>
-              <w:rPr>
-                <w:rFonts w:cs="Arial"/>
-                <w:sz w:val="20"/>
-                <w:szCs w:val="20"/>
-              </w:rPr>
-            </w:pPr>
-          </w:p>
-        </w:tc>
-        <w:tc>
-          <w:tcPr>
-            <w:tcW w:w="1493" w:type="pct"/>
-            <w:shd w:val="clear" w:color="auto" w:fill="auto"/>
-          </w:tcPr>
-          <w:p>
-            <w:pPr>
-              <w:spacing w:line="276" w:lineRule="auto"/>
-              <w:rPr>
-                <w:rFonts w:cs="Arial"/>
-                <w:sz w:val="20"/>
-                <w:szCs w:val="20"/>
-              </w:rPr>
-            </w:pPr>
-          </w:p>
-        </w:tc>
-        <w:tc>
-          <w:tcPr>
-            <w:tcW w:w="184" w:type="pct"/>
-            <w:shd w:val="clear" w:color="auto" w:fill="auto"/>
-          </w:tcPr>
-          <w:p>
-            <w:pPr>
-              <w:spacing w:line="276" w:lineRule="auto"/>
-              <w:jc w:val="center"/>
-              <w:rPr>
-                <w:rFonts w:cs="Arial"/>
-                <w:sz w:val="20"/>
-                <w:szCs w:val="20"/>
-              </w:rPr>
-            </w:pPr>
-          </w:p>
-        </w:tc>
-      </w:tr>
-      <w:tr>
-        <w:trPr>
-          <w:cantSplit/>
-        </w:trPr>
-        <w:tc>
-          <w:tcPr>
-            <w:tcW w:w="336" w:type="pct"/>
-          </w:tcPr>
-          <w:p>
-            <w:pPr>
-              <w:spacing w:line="276" w:lineRule="auto"/>
-              <w:jc w:val="center"/>
-              <w:rPr>
-                <w:rFonts w:cs="Arial"/>
-                <w:sz w:val="20"/>
-                <w:szCs w:val="20"/>
-              </w:rPr>
-            </w:pPr>
-            <w:r>
-              <w:rPr>
-                <w:rFonts w:cs="Arial"/>
-                <w:sz w:val="20"/>
-                <w:szCs w:val="20"/>
-              </w:rPr>
-              <w:t>17</w:t>
-            </w:r>
-          </w:p>
-        </w:tc>
-        <w:tc>
-          <w:tcPr>
-            <w:tcW w:w="187" w:type="pct"/>
-          </w:tcPr>
-          <w:p>
-            <w:pPr>
-              <w:spacing w:line="276" w:lineRule="auto"/>
-              <w:jc w:val="center"/>
-              <w:rPr>
-                <w:rFonts w:cs="Arial"/>
-                <w:sz w:val="20"/>
-                <w:szCs w:val="20"/>
-              </w:rPr>
-            </w:pPr>
-          </w:p>
-        </w:tc>
-        <w:tc>
-          <w:tcPr>
-            <w:tcW w:w="373" w:type="pct"/>
-          </w:tcPr>
-          <w:p>
-            <w:pPr>
-              <w:ind w:right="72"/>
-              <w:rPr>
-                <w:rFonts w:cs="Arial"/>
-                <w:b/>
-                <w:sz w:val="20"/>
-                <w:szCs w:val="20"/>
-              </w:rPr>
-            </w:pPr>
-          </w:p>
-        </w:tc>
-        <w:tc>
-          <w:tcPr>
-            <w:tcW w:w="1541" w:type="pct"/>
-          </w:tcPr>
-          <w:p>
-            <w:pPr>
-              <w:ind w:right="72"/>
-              <w:rPr>
-                <w:rFonts w:cs="Arial"/>
-                <w:b/>
-                <w:sz w:val="20"/>
-                <w:szCs w:val="20"/>
-              </w:rPr>
-            </w:pPr>
-          </w:p>
-        </w:tc>
-        <w:tc>
-          <w:tcPr>
-            <w:tcW w:w="886" w:type="pct"/>
-          </w:tcPr>
-          <w:p>
-            <w:pPr>
-              <w:ind w:left="-31"/>
-              <w:rPr>
-                <w:rFonts w:cs="Arial"/>
-                <w:sz w:val="20"/>
-                <w:szCs w:val="20"/>
-              </w:rPr>
-            </w:pPr>
-          </w:p>
-        </w:tc>
-        <w:tc>
-          <w:tcPr>
-            <w:tcW w:w="1493" w:type="pct"/>
-            <w:shd w:val="clear" w:color="auto" w:fill="auto"/>
-          </w:tcPr>
-          <w:p>
-            <w:pPr>
-              <w:spacing w:line="276" w:lineRule="auto"/>
-              <w:rPr>
-                <w:rFonts w:cs="Arial"/>
-                <w:sz w:val="20"/>
-                <w:szCs w:val="20"/>
-              </w:rPr>
-            </w:pPr>
-          </w:p>
-        </w:tc>
-        <w:tc>
-          <w:tcPr>
-            <w:tcW w:w="184" w:type="pct"/>
-            <w:shd w:val="clear" w:color="auto" w:fill="auto"/>
-          </w:tcPr>
-          <w:p>
-            <w:pPr>
-              <w:spacing w:line="276" w:lineRule="auto"/>
-              <w:jc w:val="center"/>
-              <w:rPr>
-                <w:rFonts w:cs="Arial"/>
-                <w:sz w:val="20"/>
-                <w:szCs w:val="20"/>
-              </w:rPr>
-            </w:pPr>
-          </w:p>
-        </w:tc>
-      </w:tr>
-      <w:tr>
-        <w:trPr>
-          <w:cantSplit/>
-        </w:trPr>
-        <w:tc>
-          <w:tcPr>
-            <w:tcW w:w="336" w:type="pct"/>
-          </w:tcPr>
-          <w:p>
-            <w:pPr>
-              <w:spacing w:line="276" w:lineRule="auto"/>
-              <w:jc w:val="center"/>
-              <w:rPr>
-                <w:rFonts w:cs="Arial"/>
-                <w:sz w:val="20"/>
-                <w:szCs w:val="20"/>
-              </w:rPr>
-            </w:pPr>
-            <w:r>
-              <w:rPr>
-                <w:rFonts w:cs="Arial"/>
-                <w:sz w:val="20"/>
-                <w:szCs w:val="20"/>
-              </w:rPr>
-              <w:t>18</w:t>
-            </w:r>
-          </w:p>
-        </w:tc>
-        <w:tc>
-          <w:tcPr>
-            <w:tcW w:w="187" w:type="pct"/>
-          </w:tcPr>
-          <w:p>
-            <w:pPr>
-              <w:spacing w:line="276" w:lineRule="auto"/>
-              <w:jc w:val="center"/>
-              <w:rPr>
-                <w:rFonts w:cs="Arial"/>
-                <w:sz w:val="20"/>
-                <w:szCs w:val="20"/>
-              </w:rPr>
-            </w:pPr>
-          </w:p>
-        </w:tc>
-        <w:tc>
-          <w:tcPr>
-            <w:tcW w:w="373" w:type="pct"/>
-          </w:tcPr>
-          <w:p>
-            <w:pPr>
-              <w:ind w:right="72"/>
-              <w:rPr>
-                <w:rFonts w:cs="Arial"/>
-                <w:b/>
-                <w:sz w:val="20"/>
-                <w:szCs w:val="20"/>
-              </w:rPr>
-            </w:pPr>
-          </w:p>
-        </w:tc>
-        <w:tc>
-          <w:tcPr>
-            <w:tcW w:w="1541" w:type="pct"/>
-          </w:tcPr>
-          <w:p>
-            <w:pPr>
-              <w:ind w:right="72"/>
-              <w:rPr>
-                <w:rFonts w:cs="Arial"/>
-                <w:b/>
-                <w:sz w:val="20"/>
-                <w:szCs w:val="20"/>
-              </w:rPr>
-            </w:pPr>
-          </w:p>
-        </w:tc>
-        <w:tc>
-          <w:tcPr>
-            <w:tcW w:w="886" w:type="pct"/>
-          </w:tcPr>
-          <w:p>
-            <w:pPr>
-              <w:ind w:left="-31"/>
-              <w:rPr>
-                <w:rFonts w:cs="Arial"/>
-                <w:sz w:val="20"/>
-                <w:szCs w:val="20"/>
-              </w:rPr>
-            </w:pPr>
-          </w:p>
-        </w:tc>
-        <w:tc>
-          <w:tcPr>
-            <w:tcW w:w="1493" w:type="pct"/>
-            <w:shd w:val="clear" w:color="auto" w:fill="auto"/>
-          </w:tcPr>
-          <w:p>
-            <w:pPr>
-              <w:spacing w:line="276" w:lineRule="auto"/>
-              <w:rPr>
-                <w:rFonts w:cs="Arial"/>
-                <w:sz w:val="20"/>
-                <w:szCs w:val="20"/>
-              </w:rPr>
-            </w:pPr>
-          </w:p>
-        </w:tc>
-        <w:tc>
-          <w:tcPr>
-            <w:tcW w:w="184" w:type="pct"/>
-            <w:shd w:val="clear" w:color="auto" w:fill="auto"/>
-          </w:tcPr>
-          <w:p>
-            <w:pPr>
-              <w:spacing w:line="276" w:lineRule="auto"/>
-              <w:jc w:val="center"/>
-              <w:rPr>
-                <w:rFonts w:cs="Arial"/>
-                <w:sz w:val="20"/>
-                <w:szCs w:val="20"/>
-              </w:rPr>
-            </w:pPr>
-          </w:p>
-        </w:tc>
-      </w:tr>
-      <w:tr>
-        <w:trPr>
-          <w:cantSplit/>
-        </w:trPr>
-        <w:tc>
-          <w:tcPr>
-            <w:tcW w:w="336" w:type="pct"/>
-          </w:tcPr>
-          <w:p>
-            <w:pPr>
-              <w:spacing w:line="276" w:lineRule="auto"/>
-              <w:jc w:val="center"/>
-              <w:rPr>
-                <w:rFonts w:cs="Arial"/>
-                <w:sz w:val="20"/>
-                <w:szCs w:val="20"/>
-              </w:rPr>
-            </w:pPr>
-            <w:r>
-              <w:rPr>
-                <w:rFonts w:cs="Arial"/>
-                <w:sz w:val="20"/>
-                <w:szCs w:val="20"/>
-              </w:rPr>
-              <w:t>19</w:t>
-            </w:r>
-          </w:p>
-        </w:tc>
-        <w:tc>
-          <w:tcPr>
-            <w:tcW w:w="187" w:type="pct"/>
-          </w:tcPr>
-          <w:p>
-            <w:pPr>
-              <w:spacing w:line="276" w:lineRule="auto"/>
-              <w:jc w:val="center"/>
-              <w:rPr>
-                <w:rFonts w:cs="Arial"/>
-                <w:sz w:val="20"/>
-                <w:szCs w:val="20"/>
-              </w:rPr>
-            </w:pPr>
-          </w:p>
-        </w:tc>
-        <w:tc>
-          <w:tcPr>
-            <w:tcW w:w="373" w:type="pct"/>
-          </w:tcPr>
-          <w:p>
-            <w:pPr>
-              <w:ind w:right="72"/>
-              <w:rPr>
-                <w:rFonts w:cs="Arial"/>
-                <w:b/>
-                <w:sz w:val="20"/>
-                <w:szCs w:val="20"/>
-              </w:rPr>
-            </w:pPr>
-          </w:p>
-        </w:tc>
-        <w:tc>
-          <w:tcPr>
-            <w:tcW w:w="1541" w:type="pct"/>
-          </w:tcPr>
-          <w:p>
-            <w:pPr>
-              <w:ind w:right="72"/>
-              <w:rPr>
-                <w:rFonts w:cs="Arial"/>
-                <w:b/>
-                <w:sz w:val="20"/>
-                <w:szCs w:val="20"/>
-              </w:rPr>
-            </w:pPr>
-          </w:p>
-        </w:tc>
-        <w:tc>
-          <w:tcPr>
-            <w:tcW w:w="886" w:type="pct"/>
-          </w:tcPr>
-          <w:p>
-            <w:pPr>
-              <w:ind w:left="-31"/>
-              <w:rPr>
-                <w:rFonts w:cs="Arial"/>
-                <w:sz w:val="20"/>
-                <w:szCs w:val="20"/>
-              </w:rPr>
-            </w:pPr>
-          </w:p>
-        </w:tc>
-        <w:tc>
-          <w:tcPr>
-            <w:tcW w:w="1493" w:type="pct"/>
-            <w:shd w:val="clear" w:color="auto" w:fill="auto"/>
-          </w:tcPr>
-          <w:p>
-            <w:pPr>
-              <w:spacing w:line="276" w:lineRule="auto"/>
-              <w:rPr>
-                <w:rFonts w:cs="Arial"/>
-                <w:sz w:val="20"/>
-                <w:szCs w:val="20"/>
-              </w:rPr>
-            </w:pPr>
-          </w:p>
-        </w:tc>
-        <w:tc>
-          <w:tcPr>
-            <w:tcW w:w="184" w:type="pct"/>
-            <w:shd w:val="clear" w:color="auto" w:fill="auto"/>
-          </w:tcPr>
-          <w:p>
-            <w:pPr>
-              <w:spacing w:line="276" w:lineRule="auto"/>
-              <w:jc w:val="center"/>
-              <w:rPr>
-                <w:rFonts w:cs="Arial"/>
-                <w:sz w:val="20"/>
-                <w:szCs w:val="20"/>
-              </w:rPr>
-            </w:pPr>
-          </w:p>
-        </w:tc>
-      </w:tr>
-      <w:tr>
-        <w:trPr>
-          <w:cantSplit/>
-        </w:trPr>
-        <w:tc>
-          <w:tcPr>
-            <w:tcW w:w="336" w:type="pct"/>
-          </w:tcPr>
-          <w:p>
-            <w:pPr>
-              <w:spacing w:line="276" w:lineRule="auto"/>
-              <w:jc w:val="center"/>
-              <w:rPr>
-                <w:rFonts w:cs="Arial"/>
-                <w:sz w:val="20"/>
-                <w:szCs w:val="20"/>
-              </w:rPr>
-            </w:pPr>
-            <w:r>
-              <w:rPr>
-                <w:rFonts w:cs="Arial"/>
-                <w:sz w:val="20"/>
-                <w:szCs w:val="20"/>
-              </w:rPr>
-              <w:t>20</w:t>
-            </w:r>
-          </w:p>
-        </w:tc>
-        <w:tc>
-          <w:tcPr>
-            <w:tcW w:w="187" w:type="pct"/>
-          </w:tcPr>
-          <w:p>
-            <w:pPr>
-              <w:spacing w:line="276" w:lineRule="auto"/>
-              <w:jc w:val="center"/>
-              <w:rPr>
-                <w:rFonts w:cs="Arial"/>
-                <w:sz w:val="20"/>
-                <w:szCs w:val="20"/>
-              </w:rPr>
-            </w:pPr>
-          </w:p>
-        </w:tc>
-        <w:tc>
-          <w:tcPr>
-            <w:tcW w:w="373" w:type="pct"/>
-          </w:tcPr>
-          <w:p>
-            <w:pPr>
-              <w:ind w:right="72"/>
-              <w:rPr>
-                <w:rFonts w:cs="Arial"/>
-                <w:b/>
-                <w:sz w:val="20"/>
-                <w:szCs w:val="20"/>
-              </w:rPr>
-            </w:pPr>
-          </w:p>
-        </w:tc>
-        <w:tc>
-          <w:tcPr>
-            <w:tcW w:w="1541" w:type="pct"/>
-          </w:tcPr>
-          <w:p>
-            <w:pPr>
-              <w:ind w:right="72"/>
-              <w:rPr>
-                <w:rFonts w:cs="Arial"/>
-                <w:b/>
-                <w:sz w:val="20"/>
-                <w:szCs w:val="20"/>
-              </w:rPr>
-            </w:pPr>
-          </w:p>
-        </w:tc>
-        <w:tc>
-          <w:tcPr>
-            <w:tcW w:w="886" w:type="pct"/>
-          </w:tcPr>
-          <w:p>
-            <w:pPr>
-              <w:ind w:left="-31"/>
-              <w:rPr>
-                <w:rFonts w:cs="Arial"/>
-                <w:sz w:val="20"/>
-                <w:szCs w:val="20"/>
-              </w:rPr>
-            </w:pPr>
-          </w:p>
-        </w:tc>
-        <w:tc>
-          <w:tcPr>
-            <w:tcW w:w="1493" w:type="pct"/>
-            <w:shd w:val="clear" w:color="auto" w:fill="auto"/>
-          </w:tcPr>
-          <w:p>
-            <w:pPr>
-              <w:spacing w:line="276" w:lineRule="auto"/>
-              <w:rPr>
-                <w:rFonts w:cs="Arial"/>
-                <w:sz w:val="20"/>
-                <w:szCs w:val="20"/>
-              </w:rPr>
-            </w:pPr>
-          </w:p>
-        </w:tc>
-        <w:tc>
-          <w:tcPr>
-            <w:tcW w:w="184" w:type="pct"/>
-            <w:shd w:val="clear" w:color="auto" w:fill="auto"/>
-          </w:tcPr>
-          <w:p>
-            <w:pPr>
-              <w:spacing w:line="276" w:lineRule="auto"/>
-              <w:jc w:val="center"/>
-              <w:rPr>
-                <w:rFonts w:cs="Arial"/>
-                <w:sz w:val="20"/>
-                <w:szCs w:val="20"/>
-              </w:rPr>
-            </w:pPr>
-          </w:p>
-        </w:tc>
-      </w:tr>
-      <w:tr>
-        <w:trPr>
-          <w:cantSplit/>
-        </w:trPr>
-        <w:tc>
-          <w:tcPr>
-            <w:tcW w:w="336" w:type="pct"/>
-            <w:tcMar>
-              <w:left w:w="57" w:type="dxa"/>
-              <w:right w:w="57" w:type="dxa"/>
-            </w:tcMar>
-            <w:vAlign w:val="center"/>
-          </w:tcPr>
-          <w:p>
-            <w:pPr>
-              <w:rPr>
-                <w:rFonts w:cs="Arial"/>
-                <w:b/>
-                <w:sz w:val="18"/>
-                <w:szCs w:val="18"/>
-              </w:rPr>
-            </w:pPr>
-            <w:r>
-              <w:rPr>
-                <w:rFonts w:cs="Arial"/>
-                <w:b/>
-                <w:sz w:val="18"/>
-                <w:szCs w:val="18"/>
-              </w:rPr>
-              <w:t xml:space="preserve">Total Hours </w:t>
-            </w:r>
-          </w:p>
-        </w:tc>
-        <w:tc>
-          <w:tcPr>
-            <w:tcW w:w="187" w:type="pct"/>
-            <w:shd w:val="clear" w:color="auto" w:fill="C00000"/>
-            <w:tcMar>
-              <w:left w:w="57" w:type="dxa"/>
-              <w:right w:w="57" w:type="dxa"/>
-            </w:tcMar>
-            <w:vAlign w:val="center"/>
-          </w:tcPr>
-          <w:p>
-            <w:pPr>
-              <w:jc w:val="center"/>
-              <w:rPr>
-                <w:rFonts w:cs="Arial"/>
-                <w:b/>
-                <w:color w:val="FFFFFF" w:themeColor="background1"/>
-                <w:sz w:val="20"/>
-                <w:szCs w:val="20"/>
-              </w:rPr>
-            </w:pPr>
-          </w:p>
-        </w:tc>
-        <w:tc>
-          <w:tcPr>
-            <w:tcW w:w="1914" w:type="pct"/>
-            <w:gridSpan w:val="2"/>
-            <w:tcMar>
-              <w:left w:w="57" w:type="dxa"/>
-              <w:right w:w="57" w:type="dxa"/>
-            </w:tcMar>
-            <w:vAlign w:val="center"/>
-          </w:tcPr>
-          <w:p>
-            <w:pPr>
-              <w:ind w:right="72"/>
-              <w:rPr>
-                <w:rFonts w:cs="Arial"/>
-                <w:sz w:val="20"/>
-                <w:szCs w:val="20"/>
-              </w:rPr>
-            </w:pPr>
-          </w:p>
-        </w:tc>
-        <w:tc>
-          <w:tcPr>
-            <w:tcW w:w="886" w:type="pct"/>
-            <w:tcMar>
-              <w:left w:w="57" w:type="dxa"/>
-              <w:right w:w="57" w:type="dxa"/>
-            </w:tcMar>
-            <w:vAlign w:val="center"/>
-          </w:tcPr>
-          <w:p>
-            <w:pPr>
-              <w:ind w:left="-31"/>
-              <w:rPr>
-                <w:rFonts w:cs="Arial"/>
-                <w:sz w:val="20"/>
-                <w:szCs w:val="20"/>
-              </w:rPr>
-            </w:pPr>
-          </w:p>
-        </w:tc>
-        <w:tc>
-          <w:tcPr>
-            <w:tcW w:w="1493" w:type="pct"/>
-            <w:shd w:val="clear" w:color="auto" w:fill="auto"/>
-            <w:tcMar>
-              <w:left w:w="57" w:type="dxa"/>
-              <w:right w:w="57" w:type="dxa"/>
-            </w:tcMar>
-            <w:vAlign w:val="center"/>
-          </w:tcPr>
-          <w:p>
-            <w:pPr>
-              <w:spacing w:line="276" w:lineRule="auto"/>
-              <w:rPr>
-                <w:rFonts w:cs="Arial"/>
-                <w:b/>
-                <w:sz w:val="20"/>
-                <w:szCs w:val="20"/>
-              </w:rPr>
-            </w:pPr>
-            <w:r>
-              <w:rPr>
-                <w:rFonts w:cs="Arial"/>
-                <w:b/>
-                <w:sz w:val="18"/>
-                <w:szCs w:val="18"/>
-              </w:rPr>
-              <w:t>Total hours</w:t>
-            </w:r>
-            <w:r>
-              <w:rPr>
-                <w:rFonts w:cs="Arial"/>
-                <w:b/>
-                <w:sz w:val="18"/>
-                <w:szCs w:val="18"/>
-              </w:rPr>
-              <w:t xml:space="preserve"> </w:t>
-            </w:r>
-            <w:r>
-              <w:rPr>
-                <w:rFonts w:cs="Arial"/>
-                <w:b/>
-                <w:sz w:val="18"/>
-                <w:szCs w:val="18"/>
-              </w:rPr>
-              <w:t>out of class activities</w:t>
-            </w:r>
-          </w:p>
-        </w:tc>
-        <w:tc>
-          <w:tcPr>
-            <w:tcW w:w="184" w:type="pct"/>
-            <w:shd w:val="clear" w:color="auto" w:fill="C00000"/>
-            <w:tcMar>
-              <w:left w:w="57" w:type="dxa"/>
-              <w:right w:w="57" w:type="dxa"/>
-            </w:tcMar>
-            <w:vAlign w:val="center"/>
-          </w:tcPr>
-          <w:p>
-            <w:pPr>
-              <w:spacing w:line="276" w:lineRule="auto"/>
-              <w:jc w:val="center"/>
-              <w:rPr>
-                <w:rFonts w:cs="Arial"/>
-                <w:sz w:val="20"/>
-                <w:szCs w:val="20"/>
-              </w:rPr>
-            </w:pPr>
-          </w:p>
-          <w:p>
-            <w:pPr>
-              <w:spacing w:line="276" w:lineRule="auto"/>
-              <w:jc w:val="center"/>
-              <w:rPr>
-                <w:rFonts w:cs="Arial"/>
-                <w:b/>
-                <w:sz w:val="20"/>
-                <w:szCs w:val="20"/>
-              </w:rPr>
-            </w:pPr>
-          </w:p>
-        </w:tc>
-      </w:tr>
-      <w:tr>
-        <w:trPr>
-          <w:cantSplit/>
-        </w:trPr>
-        <w:tc>
-          <w:tcPr>
-            <w:tcW w:w="3323" w:type="pct"/>
+            <w:tcW w:w="3795" w:type="pct"/>
             <w:gridSpan w:val="5"/>
-            <w:vAlign w:val="center"/>
+            <w:tcMar>
+              <w:left w:w="85" w:type="dxa"/>
+              <w:right w:w="85" w:type="dxa"/>
+            </w:tcMar>
           </w:tcPr>
           <w:p>
             <w:pPr>
@@ -5413,14 +6066,18 @@
         </w:tc>
         <w:tc>
           <w:tcPr>
-            <w:tcW w:w="1677" w:type="pct"/>
+            <w:tcW w:w="1205" w:type="pct"/>
             <w:gridSpan w:val="2"/>
             <w:shd w:val="clear" w:color="auto" w:fill="C00000"/>
-            <w:vAlign w:val="center"/>
+            <w:tcMar>
+              <w:left w:w="85" w:type="dxa"/>
+              <w:right w:w="85" w:type="dxa"/>
+            </w:tcMar>
           </w:tcPr>
           <w:p>
             <w:pPr>
               <w:spacing w:line="276" w:lineRule="auto"/>
+              <w:ind w:right="274"/>
               <w:rPr>
                 <w:rFonts w:cs="Arial"/>
                 <w:b/>
@@ -6396,7 +7053,7 @@
 </file>
 
 <file path=word/endnotes.xml><?xml version="1.0" encoding="utf-8"?>
-<w:endnotes xmlns:wpc="http://schemas.microsoft.com/office/word/2010/wordprocessingCanvas" xmlns:cx="http://schemas.microsoft.com/office/drawing/2014/chartex" xmlns:cx1="http://schemas.microsoft.com/office/drawing/2015/9/8/chartex" xmlns:cx2="http://schemas.microsoft.com/office/drawing/2015/10/21/chartex" xmlns:cx3="http://schemas.microsoft.com/office/drawing/2016/5/9/chartex" xmlns:cx4="http://schemas.microsoft.com/office/drawing/2016/5/10/chartex" xmlns:cx5="http://schemas.microsoft.com/office/drawing/2016/5/11/chartex" xmlns:cx6="http://schemas.microsoft.com/office/drawing/2016/5/12/chartex" xmlns:cx7="http://schemas.microsoft.com/office/drawing/2016/5/13/chartex" xmlns:cx8="http://schemas.microsoft.com/office/drawing/2016/5/14/chartex" xmlns:mc="http://schemas.openxmlformats.org/markup-compatibility/2006" xmlns:aink="http://schemas.microsoft.com/office/drawing/2016/ink" xmlns:am3d="http://schemas.microsoft.com/office/drawing/2017/model3d" xmlns:o="urn:schemas-microsoft-com:office:office" xmlns:oel="http://schemas.microsoft.com/office/2019/extlst" xmlns:r="http://schemas.openxmlformats.org/officeDocument/2006/relationships" xmlns:m="http://schemas.openxmlformats.org/officeDocument/2006/math" xmlns:v="urn:schemas-microsoft-com:vml" xmlns:wp14="http://schemas.microsoft.com/office/word/2010/wordprocessingDrawing" xmlns:wp="http://schemas.openxmlformats.org/drawingml/2006/wordprocessingDrawing" xmlns:w10="urn:schemas-microsoft-com:office:word" xmlns:w="http://schemas.openxmlformats.org/wordprocessingml/2006/main" xmlns:w14="http://schemas.microsoft.com/office/word/2010/wordml" xmlns:w15="http://schemas.microsoft.com/office/word/2012/wordml" xmlns:w16cex="http://schemas.microsoft.com/office/word/2018/wordml/cex" xmlns:w16cid="http://schemas.microsoft.com/office/word/2016/wordml/cid" xmlns:w16="http://schemas.microsoft.com/office/word/2018/wordml" xmlns:w16sdtdh="http://schemas.microsoft.com/office/word/2020/wordml/sdtdatahash" xmlns:w16se="http://schemas.microsoft.com/office/word/2015/wordml/symex" xmlns:wpg="http://schemas.microsoft.com/office/word/2010/wordprocessingGroup" xmlns:wpi="http://schemas.microsoft.com/office/word/2010/wordprocessingInk" xmlns:wne="http://schemas.microsoft.com/office/word/2006/wordml" xmlns:wps="http://schemas.microsoft.com/office/word/2010/wordprocessingShape" mc:Ignorable="w14 w15 w16se w16cid w16 w16cex w16sdtdh wp14">
+<w:endnotes xmlns:wpc="http://schemas.microsoft.com/office/word/2010/wordprocessingCanvas" xmlns:cx="http://schemas.microsoft.com/office/drawing/2014/chartex" xmlns:cx1="http://schemas.microsoft.com/office/drawing/2015/9/8/chartex" xmlns:cx2="http://schemas.microsoft.com/office/drawing/2015/10/21/chartex" xmlns:cx3="http://schemas.microsoft.com/office/drawing/2016/5/9/chartex" xmlns:cx4="http://schemas.microsoft.com/office/drawing/2016/5/10/chartex" xmlns:cx5="http://schemas.microsoft.com/office/drawing/2016/5/11/chartex" xmlns:cx6="http://schemas.microsoft.com/office/drawing/2016/5/12/chartex" xmlns:cx7="http://schemas.microsoft.com/office/drawing/2016/5/13/chartex" xmlns:cx8="http://schemas.microsoft.com/office/drawing/2016/5/14/chartex" xmlns:mc="http://schemas.openxmlformats.org/markup-compatibility/2006" xmlns:aink="http://schemas.microsoft.com/office/drawing/2016/ink" xmlns:am3d="http://schemas.microsoft.com/office/drawing/2017/model3d" xmlns:o="urn:schemas-microsoft-com:office:office" xmlns:oel="http://schemas.microsoft.com/office/2019/extlst" xmlns:r="http://schemas.openxmlformats.org/officeDocument/2006/relationships" xmlns:m="http://schemas.openxmlformats.org/officeDocument/2006/math" xmlns:v="urn:schemas-microsoft-com:vml" xmlns:wp14="http://schemas.microsoft.com/office/word/2010/wordprocessingDrawing" xmlns:wp="http://schemas.openxmlformats.org/drawingml/2006/wordprocessingDrawing" xmlns:w10="urn:schemas-microsoft-com:office:word" xmlns:w="http://schemas.openxmlformats.org/wordprocessingml/2006/main" xmlns:w14="http://schemas.microsoft.com/office/word/2010/wordml" xmlns:w15="http://schemas.microsoft.com/office/word/2012/wordml" xmlns:w16cex="http://schemas.microsoft.com/office/word/2018/wordml/cex" xmlns:w16cid="http://schemas.microsoft.com/office/word/2016/wordml/cid" xmlns:w16="http://schemas.microsoft.com/office/word/2018/wordml" xmlns:w16du="http://schemas.microsoft.com/office/word/2023/wordml/word16du" xmlns:w16sdtdh="http://schemas.microsoft.com/office/word/2020/wordml/sdtdatahash" xmlns:w16se="http://schemas.microsoft.com/office/word/2015/wordml/symex" xmlns:wpg="http://schemas.microsoft.com/office/word/2010/wordprocessingGroup" xmlns:wpi="http://schemas.microsoft.com/office/word/2010/wordprocessingInk" xmlns:wne="http://schemas.microsoft.com/office/word/2006/wordml" xmlns:wps="http://schemas.microsoft.com/office/word/2010/wordprocessingShape" mc:Ignorable="w14 w15 w16se w16cid w16 w16cex w16sdtdh w16du wp14">
   <w:endnote w:type="separator" w:id="-1">
     <w:p>
       <w:r>
@@ -6415,7 +7072,7 @@
 </file>
 
 <file path=word/footer1.xml><?xml version="1.0" encoding="utf-8"?>
-<w:ftr xmlns:wpc="http://schemas.microsoft.com/office/word/2010/wordprocessingCanvas" xmlns:cx="http://schemas.microsoft.com/office/drawing/2014/chartex" xmlns:cx1="http://schemas.microsoft.com/office/drawing/2015/9/8/chartex" xmlns:cx2="http://schemas.microsoft.com/office/drawing/2015/10/21/chartex" xmlns:cx3="http://schemas.microsoft.com/office/drawing/2016/5/9/chartex" xmlns:cx4="http://schemas.microsoft.com/office/drawing/2016/5/10/chartex" xmlns:cx5="http://schemas.microsoft.com/office/drawing/2016/5/11/chartex" xmlns:cx6="http://schemas.microsoft.com/office/drawing/2016/5/12/chartex" xmlns:cx7="http://schemas.microsoft.com/office/drawing/2016/5/13/chartex" xmlns:cx8="http://schemas.microsoft.com/office/drawing/2016/5/14/chartex" xmlns:mc="http://schemas.openxmlformats.org/markup-compatibility/2006" xmlns:aink="http://schemas.microsoft.com/office/drawing/2016/ink" xmlns:am3d="http://schemas.microsoft.com/office/drawing/2017/model3d" xmlns:o="urn:schemas-microsoft-com:office:office" xmlns:oel="http://schemas.microsoft.com/office/2019/extlst" xmlns:r="http://schemas.openxmlformats.org/officeDocument/2006/relationships" xmlns:m="http://schemas.openxmlformats.org/officeDocument/2006/math" xmlns:v="urn:schemas-microsoft-com:vml" xmlns:wp14="http://schemas.microsoft.com/office/word/2010/wordprocessingDrawing" xmlns:wp="http://schemas.openxmlformats.org/drawingml/2006/wordprocessingDrawing" xmlns:w10="urn:schemas-microsoft-com:office:word" xmlns:w="http://schemas.openxmlformats.org/wordprocessingml/2006/main" xmlns:w14="http://schemas.microsoft.com/office/word/2010/wordml" xmlns:w15="http://schemas.microsoft.com/office/word/2012/wordml" xmlns:w16cex="http://schemas.microsoft.com/office/word/2018/wordml/cex" xmlns:w16cid="http://schemas.microsoft.com/office/word/2016/wordml/cid" xmlns:w16="http://schemas.microsoft.com/office/word/2018/wordml" xmlns:w16sdtdh="http://schemas.microsoft.com/office/word/2020/wordml/sdtdatahash" xmlns:w16se="http://schemas.microsoft.com/office/word/2015/wordml/symex" xmlns:wpg="http://schemas.microsoft.com/office/word/2010/wordprocessingGroup" xmlns:wpi="http://schemas.microsoft.com/office/word/2010/wordprocessingInk" xmlns:wne="http://schemas.microsoft.com/office/word/2006/wordml" xmlns:wps="http://schemas.microsoft.com/office/word/2010/wordprocessingShape" mc:Ignorable="w14 w15 w16se w16cid w16 w16cex w16sdtdh wp14">
+<w:ftr xmlns:wpc="http://schemas.microsoft.com/office/word/2010/wordprocessingCanvas" xmlns:cx="http://schemas.microsoft.com/office/drawing/2014/chartex" xmlns:cx1="http://schemas.microsoft.com/office/drawing/2015/9/8/chartex" xmlns:cx2="http://schemas.microsoft.com/office/drawing/2015/10/21/chartex" xmlns:cx3="http://schemas.microsoft.com/office/drawing/2016/5/9/chartex" xmlns:cx4="http://schemas.microsoft.com/office/drawing/2016/5/10/chartex" xmlns:cx5="http://schemas.microsoft.com/office/drawing/2016/5/11/chartex" xmlns:cx6="http://schemas.microsoft.com/office/drawing/2016/5/12/chartex" xmlns:cx7="http://schemas.microsoft.com/office/drawing/2016/5/13/chartex" xmlns:cx8="http://schemas.microsoft.com/office/drawing/2016/5/14/chartex" xmlns:mc="http://schemas.openxmlformats.org/markup-compatibility/2006" xmlns:aink="http://schemas.microsoft.com/office/drawing/2016/ink" xmlns:am3d="http://schemas.microsoft.com/office/drawing/2017/model3d" xmlns:o="urn:schemas-microsoft-com:office:office" xmlns:oel="http://schemas.microsoft.com/office/2019/extlst" xmlns:r="http://schemas.openxmlformats.org/officeDocument/2006/relationships" xmlns:m="http://schemas.openxmlformats.org/officeDocument/2006/math" xmlns:v="urn:schemas-microsoft-com:vml" xmlns:wp14="http://schemas.microsoft.com/office/word/2010/wordprocessingDrawing" xmlns:wp="http://schemas.openxmlformats.org/drawingml/2006/wordprocessingDrawing" xmlns:w10="urn:schemas-microsoft-com:office:word" xmlns:w="http://schemas.openxmlformats.org/wordprocessingml/2006/main" xmlns:w14="http://schemas.microsoft.com/office/word/2010/wordml" xmlns:w15="http://schemas.microsoft.com/office/word/2012/wordml" xmlns:w16cex="http://schemas.microsoft.com/office/word/2018/wordml/cex" xmlns:w16cid="http://schemas.microsoft.com/office/word/2016/wordml/cid" xmlns:w16="http://schemas.microsoft.com/office/word/2018/wordml" xmlns:w16du="http://schemas.microsoft.com/office/word/2023/wordml/word16du" xmlns:w16sdtdh="http://schemas.microsoft.com/office/word/2020/wordml/sdtdatahash" xmlns:w16se="http://schemas.microsoft.com/office/word/2015/wordml/symex" xmlns:wpg="http://schemas.microsoft.com/office/word/2010/wordprocessingGroup" xmlns:wpi="http://schemas.microsoft.com/office/word/2010/wordprocessingInk" xmlns:wne="http://schemas.microsoft.com/office/word/2006/wordml" xmlns:wps="http://schemas.microsoft.com/office/word/2010/wordprocessingShape" mc:Ignorable="w14 w15 w16se w16cid w16 w16cex w16sdtdh w16du wp14">
   <w:tbl>
     <w:tblPr>
       <w:tblStyle w:val="TableGrid3"/>
@@ -6935,7 +7592,7 @@
 </file>
 
 <file path=word/footer2.xml><?xml version="1.0" encoding="utf-8"?>
-<w:ftr xmlns:wpc="http://schemas.microsoft.com/office/word/2010/wordprocessingCanvas" xmlns:cx="http://schemas.microsoft.com/office/drawing/2014/chartex" xmlns:cx1="http://schemas.microsoft.com/office/drawing/2015/9/8/chartex" xmlns:cx2="http://schemas.microsoft.com/office/drawing/2015/10/21/chartex" xmlns:cx3="http://schemas.microsoft.com/office/drawing/2016/5/9/chartex" xmlns:cx4="http://schemas.microsoft.com/office/drawing/2016/5/10/chartex" xmlns:cx5="http://schemas.microsoft.com/office/drawing/2016/5/11/chartex" xmlns:cx6="http://schemas.microsoft.com/office/drawing/2016/5/12/chartex" xmlns:cx7="http://schemas.microsoft.com/office/drawing/2016/5/13/chartex" xmlns:cx8="http://schemas.microsoft.com/office/drawing/2016/5/14/chartex" xmlns:mc="http://schemas.openxmlformats.org/markup-compatibility/2006" xmlns:aink="http://schemas.microsoft.com/office/drawing/2016/ink" xmlns:am3d="http://schemas.microsoft.com/office/drawing/2017/model3d" xmlns:o="urn:schemas-microsoft-com:office:office" xmlns:oel="http://schemas.microsoft.com/office/2019/extlst" xmlns:r="http://schemas.openxmlformats.org/officeDocument/2006/relationships" xmlns:m="http://schemas.openxmlformats.org/officeDocument/2006/math" xmlns:v="urn:schemas-microsoft-com:vml" xmlns:wp14="http://schemas.microsoft.com/office/word/2010/wordprocessingDrawing" xmlns:wp="http://schemas.openxmlformats.org/drawingml/2006/wordprocessingDrawing" xmlns:w10="urn:schemas-microsoft-com:office:word" xmlns:w="http://schemas.openxmlformats.org/wordprocessingml/2006/main" xmlns:w14="http://schemas.microsoft.com/office/word/2010/wordml" xmlns:w15="http://schemas.microsoft.com/office/word/2012/wordml" xmlns:w16cex="http://schemas.microsoft.com/office/word/2018/wordml/cex" xmlns:w16cid="http://schemas.microsoft.com/office/word/2016/wordml/cid" xmlns:w16="http://schemas.microsoft.com/office/word/2018/wordml" xmlns:w16sdtdh="http://schemas.microsoft.com/office/word/2020/wordml/sdtdatahash" xmlns:w16se="http://schemas.microsoft.com/office/word/2015/wordml/symex" xmlns:wpg="http://schemas.microsoft.com/office/word/2010/wordprocessingGroup" xmlns:wpi="http://schemas.microsoft.com/office/word/2010/wordprocessingInk" xmlns:wne="http://schemas.microsoft.com/office/word/2006/wordml" xmlns:wps="http://schemas.microsoft.com/office/word/2010/wordprocessingShape" mc:Ignorable="w14 w15 w16se w16cid w16 w16cex w16sdtdh wp14">
+<w:ftr xmlns:wpc="http://schemas.microsoft.com/office/word/2010/wordprocessingCanvas" xmlns:cx="http://schemas.microsoft.com/office/drawing/2014/chartex" xmlns:cx1="http://schemas.microsoft.com/office/drawing/2015/9/8/chartex" xmlns:cx2="http://schemas.microsoft.com/office/drawing/2015/10/21/chartex" xmlns:cx3="http://schemas.microsoft.com/office/drawing/2016/5/9/chartex" xmlns:cx4="http://schemas.microsoft.com/office/drawing/2016/5/10/chartex" xmlns:cx5="http://schemas.microsoft.com/office/drawing/2016/5/11/chartex" xmlns:cx6="http://schemas.microsoft.com/office/drawing/2016/5/12/chartex" xmlns:cx7="http://schemas.microsoft.com/office/drawing/2016/5/13/chartex" xmlns:cx8="http://schemas.microsoft.com/office/drawing/2016/5/14/chartex" xmlns:mc="http://schemas.openxmlformats.org/markup-compatibility/2006" xmlns:aink="http://schemas.microsoft.com/office/drawing/2016/ink" xmlns:am3d="http://schemas.microsoft.com/office/drawing/2017/model3d" xmlns:o="urn:schemas-microsoft-com:office:office" xmlns:oel="http://schemas.microsoft.com/office/2019/extlst" xmlns:r="http://schemas.openxmlformats.org/officeDocument/2006/relationships" xmlns:m="http://schemas.openxmlformats.org/officeDocument/2006/math" xmlns:v="urn:schemas-microsoft-com:vml" xmlns:wp14="http://schemas.microsoft.com/office/word/2010/wordprocessingDrawing" xmlns:wp="http://schemas.openxmlformats.org/drawingml/2006/wordprocessingDrawing" xmlns:w10="urn:schemas-microsoft-com:office:word" xmlns:w="http://schemas.openxmlformats.org/wordprocessingml/2006/main" xmlns:w14="http://schemas.microsoft.com/office/word/2010/wordml" xmlns:w15="http://schemas.microsoft.com/office/word/2012/wordml" xmlns:w16cex="http://schemas.microsoft.com/office/word/2018/wordml/cex" xmlns:w16cid="http://schemas.microsoft.com/office/word/2016/wordml/cid" xmlns:w16="http://schemas.microsoft.com/office/word/2018/wordml" xmlns:w16du="http://schemas.microsoft.com/office/word/2023/wordml/word16du" xmlns:w16sdtdh="http://schemas.microsoft.com/office/word/2020/wordml/sdtdatahash" xmlns:w16se="http://schemas.microsoft.com/office/word/2015/wordml/symex" xmlns:wpg="http://schemas.microsoft.com/office/word/2010/wordprocessingGroup" xmlns:wpi="http://schemas.microsoft.com/office/word/2010/wordprocessingInk" xmlns:wne="http://schemas.microsoft.com/office/word/2006/wordml" xmlns:wps="http://schemas.microsoft.com/office/word/2010/wordprocessingShape" mc:Ignorable="w14 w15 w16se w16cid w16 w16cex w16sdtdh w16du wp14">
   <w:p>
     <w:pPr>
       <w:pStyle w:val="Footer"/>
@@ -7078,7 +7735,7 @@
 </file>
 
 <file path=word/footer3.xml><?xml version="1.0" encoding="utf-8"?>
-<w:ftr xmlns:wpc="http://schemas.microsoft.com/office/word/2010/wordprocessingCanvas" xmlns:cx="http://schemas.microsoft.com/office/drawing/2014/chartex" xmlns:cx1="http://schemas.microsoft.com/office/drawing/2015/9/8/chartex" xmlns:cx2="http://schemas.microsoft.com/office/drawing/2015/10/21/chartex" xmlns:cx3="http://schemas.microsoft.com/office/drawing/2016/5/9/chartex" xmlns:cx4="http://schemas.microsoft.com/office/drawing/2016/5/10/chartex" xmlns:cx5="http://schemas.microsoft.com/office/drawing/2016/5/11/chartex" xmlns:cx6="http://schemas.microsoft.com/office/drawing/2016/5/12/chartex" xmlns:cx7="http://schemas.microsoft.com/office/drawing/2016/5/13/chartex" xmlns:cx8="http://schemas.microsoft.com/office/drawing/2016/5/14/chartex" xmlns:mc="http://schemas.openxmlformats.org/markup-compatibility/2006" xmlns:aink="http://schemas.microsoft.com/office/drawing/2016/ink" xmlns:am3d="http://schemas.microsoft.com/office/drawing/2017/model3d" xmlns:o="urn:schemas-microsoft-com:office:office" xmlns:oel="http://schemas.microsoft.com/office/2019/extlst" xmlns:r="http://schemas.openxmlformats.org/officeDocument/2006/relationships" xmlns:m="http://schemas.openxmlformats.org/officeDocument/2006/math" xmlns:v="urn:schemas-microsoft-com:vml" xmlns:wp14="http://schemas.microsoft.com/office/word/2010/wordprocessingDrawing" xmlns:wp="http://schemas.openxmlformats.org/drawingml/2006/wordprocessingDrawing" xmlns:w10="urn:schemas-microsoft-com:office:word" xmlns:w="http://schemas.openxmlformats.org/wordprocessingml/2006/main" xmlns:w14="http://schemas.microsoft.com/office/word/2010/wordml" xmlns:w15="http://schemas.microsoft.com/office/word/2012/wordml" xmlns:w16cex="http://schemas.microsoft.com/office/word/2018/wordml/cex" xmlns:w16cid="http://schemas.microsoft.com/office/word/2016/wordml/cid" xmlns:w16="http://schemas.microsoft.com/office/word/2018/wordml" xmlns:w16sdtdh="http://schemas.microsoft.com/office/word/2020/wordml/sdtdatahash" xmlns:w16se="http://schemas.microsoft.com/office/word/2015/wordml/symex" xmlns:wpg="http://schemas.microsoft.com/office/word/2010/wordprocessingGroup" xmlns:wpi="http://schemas.microsoft.com/office/word/2010/wordprocessingInk" xmlns:wne="http://schemas.microsoft.com/office/word/2006/wordml" xmlns:wps="http://schemas.microsoft.com/office/word/2010/wordprocessingShape" mc:Ignorable="w14 w15 w16se w16cid w16 w16cex w16sdtdh wp14">
+<w:ftr xmlns:wpc="http://schemas.microsoft.com/office/word/2010/wordprocessingCanvas" xmlns:cx="http://schemas.microsoft.com/office/drawing/2014/chartex" xmlns:cx1="http://schemas.microsoft.com/office/drawing/2015/9/8/chartex" xmlns:cx2="http://schemas.microsoft.com/office/drawing/2015/10/21/chartex" xmlns:cx3="http://schemas.microsoft.com/office/drawing/2016/5/9/chartex" xmlns:cx4="http://schemas.microsoft.com/office/drawing/2016/5/10/chartex" xmlns:cx5="http://schemas.microsoft.com/office/drawing/2016/5/11/chartex" xmlns:cx6="http://schemas.microsoft.com/office/drawing/2016/5/12/chartex" xmlns:cx7="http://schemas.microsoft.com/office/drawing/2016/5/13/chartex" xmlns:cx8="http://schemas.microsoft.com/office/drawing/2016/5/14/chartex" xmlns:mc="http://schemas.openxmlformats.org/markup-compatibility/2006" xmlns:aink="http://schemas.microsoft.com/office/drawing/2016/ink" xmlns:am3d="http://schemas.microsoft.com/office/drawing/2017/model3d" xmlns:o="urn:schemas-microsoft-com:office:office" xmlns:oel="http://schemas.microsoft.com/office/2019/extlst" xmlns:r="http://schemas.openxmlformats.org/officeDocument/2006/relationships" xmlns:m="http://schemas.openxmlformats.org/officeDocument/2006/math" xmlns:v="urn:schemas-microsoft-com:vml" xmlns:wp14="http://schemas.microsoft.com/office/word/2010/wordprocessingDrawing" xmlns:wp="http://schemas.openxmlformats.org/drawingml/2006/wordprocessingDrawing" xmlns:w10="urn:schemas-microsoft-com:office:word" xmlns:w="http://schemas.openxmlformats.org/wordprocessingml/2006/main" xmlns:w14="http://schemas.microsoft.com/office/word/2010/wordml" xmlns:w15="http://schemas.microsoft.com/office/word/2012/wordml" xmlns:w16cex="http://schemas.microsoft.com/office/word/2018/wordml/cex" xmlns:w16cid="http://schemas.microsoft.com/office/word/2016/wordml/cid" xmlns:w16="http://schemas.microsoft.com/office/word/2018/wordml" xmlns:w16du="http://schemas.microsoft.com/office/word/2023/wordml/word16du" xmlns:w16sdtdh="http://schemas.microsoft.com/office/word/2020/wordml/sdtdatahash" xmlns:w16se="http://schemas.microsoft.com/office/word/2015/wordml/symex" xmlns:wpg="http://schemas.microsoft.com/office/word/2010/wordprocessingGroup" xmlns:wpi="http://schemas.microsoft.com/office/word/2010/wordprocessingInk" xmlns:wne="http://schemas.microsoft.com/office/word/2006/wordml" xmlns:wps="http://schemas.microsoft.com/office/word/2010/wordprocessingShape" mc:Ignorable="w14 w15 w16se w16cid w16 w16cex w16sdtdh w16du wp14">
   <w:tbl>
     <w:tblPr>
       <w:tblStyle w:val="TableGrid3"/>
@@ -7611,7 +8268,7 @@
 </file>
 
 <file path=word/footer4.xml><?xml version="1.0" encoding="utf-8"?>
-<w:ftr xmlns:wpc="http://schemas.microsoft.com/office/word/2010/wordprocessingCanvas" xmlns:cx="http://schemas.microsoft.com/office/drawing/2014/chartex" xmlns:cx1="http://schemas.microsoft.com/office/drawing/2015/9/8/chartex" xmlns:cx2="http://schemas.microsoft.com/office/drawing/2015/10/21/chartex" xmlns:cx3="http://schemas.microsoft.com/office/drawing/2016/5/9/chartex" xmlns:cx4="http://schemas.microsoft.com/office/drawing/2016/5/10/chartex" xmlns:cx5="http://schemas.microsoft.com/office/drawing/2016/5/11/chartex" xmlns:cx6="http://schemas.microsoft.com/office/drawing/2016/5/12/chartex" xmlns:cx7="http://schemas.microsoft.com/office/drawing/2016/5/13/chartex" xmlns:cx8="http://schemas.microsoft.com/office/drawing/2016/5/14/chartex" xmlns:mc="http://schemas.openxmlformats.org/markup-compatibility/2006" xmlns:aink="http://schemas.microsoft.com/office/drawing/2016/ink" xmlns:am3d="http://schemas.microsoft.com/office/drawing/2017/model3d" xmlns:o="urn:schemas-microsoft-com:office:office" xmlns:oel="http://schemas.microsoft.com/office/2019/extlst" xmlns:r="http://schemas.openxmlformats.org/officeDocument/2006/relationships" xmlns:m="http://schemas.openxmlformats.org/officeDocument/2006/math" xmlns:v="urn:schemas-microsoft-com:vml" xmlns:wp14="http://schemas.microsoft.com/office/word/2010/wordprocessingDrawing" xmlns:wp="http://schemas.openxmlformats.org/drawingml/2006/wordprocessingDrawing" xmlns:w10="urn:schemas-microsoft-com:office:word" xmlns:w="http://schemas.openxmlformats.org/wordprocessingml/2006/main" xmlns:w14="http://schemas.microsoft.com/office/word/2010/wordml" xmlns:w15="http://schemas.microsoft.com/office/word/2012/wordml" xmlns:w16cex="http://schemas.microsoft.com/office/word/2018/wordml/cex" xmlns:w16cid="http://schemas.microsoft.com/office/word/2016/wordml/cid" xmlns:w16="http://schemas.microsoft.com/office/word/2018/wordml" xmlns:w16sdtdh="http://schemas.microsoft.com/office/word/2020/wordml/sdtdatahash" xmlns:w16se="http://schemas.microsoft.com/office/word/2015/wordml/symex" xmlns:wpg="http://schemas.microsoft.com/office/word/2010/wordprocessingGroup" xmlns:wpi="http://schemas.microsoft.com/office/word/2010/wordprocessingInk" xmlns:wne="http://schemas.microsoft.com/office/word/2006/wordml" xmlns:wps="http://schemas.microsoft.com/office/word/2010/wordprocessingShape" mc:Ignorable="w14 w15 w16se w16cid w16 w16cex w16sdtdh wp14">
+<w:ftr xmlns:wpc="http://schemas.microsoft.com/office/word/2010/wordprocessingCanvas" xmlns:cx="http://schemas.microsoft.com/office/drawing/2014/chartex" xmlns:cx1="http://schemas.microsoft.com/office/drawing/2015/9/8/chartex" xmlns:cx2="http://schemas.microsoft.com/office/drawing/2015/10/21/chartex" xmlns:cx3="http://schemas.microsoft.com/office/drawing/2016/5/9/chartex" xmlns:cx4="http://schemas.microsoft.com/office/drawing/2016/5/10/chartex" xmlns:cx5="http://schemas.microsoft.com/office/drawing/2016/5/11/chartex" xmlns:cx6="http://schemas.microsoft.com/office/drawing/2016/5/12/chartex" xmlns:cx7="http://schemas.microsoft.com/office/drawing/2016/5/13/chartex" xmlns:cx8="http://schemas.microsoft.com/office/drawing/2016/5/14/chartex" xmlns:mc="http://schemas.openxmlformats.org/markup-compatibility/2006" xmlns:aink="http://schemas.microsoft.com/office/drawing/2016/ink" xmlns:am3d="http://schemas.microsoft.com/office/drawing/2017/model3d" xmlns:o="urn:schemas-microsoft-com:office:office" xmlns:oel="http://schemas.microsoft.com/office/2019/extlst" xmlns:r="http://schemas.openxmlformats.org/officeDocument/2006/relationships" xmlns:m="http://schemas.openxmlformats.org/officeDocument/2006/math" xmlns:v="urn:schemas-microsoft-com:vml" xmlns:wp14="http://schemas.microsoft.com/office/word/2010/wordprocessingDrawing" xmlns:wp="http://schemas.openxmlformats.org/drawingml/2006/wordprocessingDrawing" xmlns:w10="urn:schemas-microsoft-com:office:word" xmlns:w="http://schemas.openxmlformats.org/wordprocessingml/2006/main" xmlns:w14="http://schemas.microsoft.com/office/word/2010/wordml" xmlns:w15="http://schemas.microsoft.com/office/word/2012/wordml" xmlns:w16cex="http://schemas.microsoft.com/office/word/2018/wordml/cex" xmlns:w16cid="http://schemas.microsoft.com/office/word/2016/wordml/cid" xmlns:w16="http://schemas.microsoft.com/office/word/2018/wordml" xmlns:w16du="http://schemas.microsoft.com/office/word/2023/wordml/word16du" xmlns:w16sdtdh="http://schemas.microsoft.com/office/word/2020/wordml/sdtdatahash" xmlns:w16se="http://schemas.microsoft.com/office/word/2015/wordml/symex" xmlns:wpg="http://schemas.microsoft.com/office/word/2010/wordprocessingGroup" xmlns:wpi="http://schemas.microsoft.com/office/word/2010/wordprocessingInk" xmlns:wne="http://schemas.microsoft.com/office/word/2006/wordml" xmlns:wps="http://schemas.microsoft.com/office/word/2010/wordprocessingShape" mc:Ignorable="w14 w15 w16se w16cid w16 w16cex w16sdtdh w16du wp14">
   <w:p>
     <w:pPr>
       <w:pStyle w:val="Footer"/>
@@ -7754,7 +8411,7 @@
 </file>
 
 <file path=word/footnotes.xml><?xml version="1.0" encoding="utf-8"?>
-<w:footnotes xmlns:wpc="http://schemas.microsoft.com/office/word/2010/wordprocessingCanvas" xmlns:cx="http://schemas.microsoft.com/office/drawing/2014/chartex" xmlns:cx1="http://schemas.microsoft.com/office/drawing/2015/9/8/chartex" xmlns:cx2="http://schemas.microsoft.com/office/drawing/2015/10/21/chartex" xmlns:cx3="http://schemas.microsoft.com/office/drawing/2016/5/9/chartex" xmlns:cx4="http://schemas.microsoft.com/office/drawing/2016/5/10/chartex" xmlns:cx5="http://schemas.microsoft.com/office/drawing/2016/5/11/chartex" xmlns:cx6="http://schemas.microsoft.com/office/drawing/2016/5/12/chartex" xmlns:cx7="http://schemas.microsoft.com/office/drawing/2016/5/13/chartex" xmlns:cx8="http://schemas.microsoft.com/office/drawing/2016/5/14/chartex" xmlns:mc="http://schemas.openxmlformats.org/markup-compatibility/2006" xmlns:aink="http://schemas.microsoft.com/office/drawing/2016/ink" xmlns:am3d="http://schemas.microsoft.com/office/drawing/2017/model3d" xmlns:o="urn:schemas-microsoft-com:office:office" xmlns:oel="http://schemas.microsoft.com/office/2019/extlst" xmlns:r="http://schemas.openxmlformats.org/officeDocument/2006/relationships" xmlns:m="http://schemas.openxmlformats.org/officeDocument/2006/math" xmlns:v="urn:schemas-microsoft-com:vml" xmlns:wp14="http://schemas.microsoft.com/office/word/2010/wordprocessingDrawing" xmlns:wp="http://schemas.openxmlformats.org/drawingml/2006/wordprocessingDrawing" xmlns:w10="urn:schemas-microsoft-com:office:word" xmlns:w="http://schemas.openxmlformats.org/wordprocessingml/2006/main" xmlns:w14="http://schemas.microsoft.com/office/word/2010/wordml" xmlns:w15="http://schemas.microsoft.com/office/word/2012/wordml" xmlns:w16cex="http://schemas.microsoft.com/office/word/2018/wordml/cex" xmlns:w16cid="http://schemas.microsoft.com/office/word/2016/wordml/cid" xmlns:w16="http://schemas.microsoft.com/office/word/2018/wordml" xmlns:w16sdtdh="http://schemas.microsoft.com/office/word/2020/wordml/sdtdatahash" xmlns:w16se="http://schemas.microsoft.com/office/word/2015/wordml/symex" xmlns:wpg="http://schemas.microsoft.com/office/word/2010/wordprocessingGroup" xmlns:wpi="http://schemas.microsoft.com/office/word/2010/wordprocessingInk" xmlns:wne="http://schemas.microsoft.com/office/word/2006/wordml" xmlns:wps="http://schemas.microsoft.com/office/word/2010/wordprocessingShape" mc:Ignorable="w14 w15 w16se w16cid w16 w16cex w16sdtdh wp14">
+<w:footnotes xmlns:wpc="http://schemas.microsoft.com/office/word/2010/wordprocessingCanvas" xmlns:cx="http://schemas.microsoft.com/office/drawing/2014/chartex" xmlns:cx1="http://schemas.microsoft.com/office/drawing/2015/9/8/chartex" xmlns:cx2="http://schemas.microsoft.com/office/drawing/2015/10/21/chartex" xmlns:cx3="http://schemas.microsoft.com/office/drawing/2016/5/9/chartex" xmlns:cx4="http://schemas.microsoft.com/office/drawing/2016/5/10/chartex" xmlns:cx5="http://schemas.microsoft.com/office/drawing/2016/5/11/chartex" xmlns:cx6="http://schemas.microsoft.com/office/drawing/2016/5/12/chartex" xmlns:cx7="http://schemas.microsoft.com/office/drawing/2016/5/13/chartex" xmlns:cx8="http://schemas.microsoft.com/office/drawing/2016/5/14/chartex" xmlns:mc="http://schemas.openxmlformats.org/markup-compatibility/2006" xmlns:aink="http://schemas.microsoft.com/office/drawing/2016/ink" xmlns:am3d="http://schemas.microsoft.com/office/drawing/2017/model3d" xmlns:o="urn:schemas-microsoft-com:office:office" xmlns:oel="http://schemas.microsoft.com/office/2019/extlst" xmlns:r="http://schemas.openxmlformats.org/officeDocument/2006/relationships" xmlns:m="http://schemas.openxmlformats.org/officeDocument/2006/math" xmlns:v="urn:schemas-microsoft-com:vml" xmlns:wp14="http://schemas.microsoft.com/office/word/2010/wordprocessingDrawing" xmlns:wp="http://schemas.openxmlformats.org/drawingml/2006/wordprocessingDrawing" xmlns:w10="urn:schemas-microsoft-com:office:word" xmlns:w="http://schemas.openxmlformats.org/wordprocessingml/2006/main" xmlns:w14="http://schemas.microsoft.com/office/word/2010/wordml" xmlns:w15="http://schemas.microsoft.com/office/word/2012/wordml" xmlns:w16cex="http://schemas.microsoft.com/office/word/2018/wordml/cex" xmlns:w16cid="http://schemas.microsoft.com/office/word/2016/wordml/cid" xmlns:w16="http://schemas.microsoft.com/office/word/2018/wordml" xmlns:w16du="http://schemas.microsoft.com/office/word/2023/wordml/word16du" xmlns:w16sdtdh="http://schemas.microsoft.com/office/word/2020/wordml/sdtdatahash" xmlns:w16se="http://schemas.microsoft.com/office/word/2015/wordml/symex" xmlns:wpg="http://schemas.microsoft.com/office/word/2010/wordprocessingGroup" xmlns:wpi="http://schemas.microsoft.com/office/word/2010/wordprocessingInk" xmlns:wne="http://schemas.microsoft.com/office/word/2006/wordml" xmlns:wps="http://schemas.microsoft.com/office/word/2010/wordprocessingShape" mc:Ignorable="w14 w15 w16se w16cid w16 w16cex w16sdtdh w16du wp14">
   <w:footnote w:type="separator" w:id="-1">
     <w:p>
       <w:r>
@@ -7773,7 +8430,7 @@
 </file>
 
 <file path=word/header1.xml><?xml version="1.0" encoding="utf-8"?>
-<w:hdr xmlns:wpc="http://schemas.microsoft.com/office/word/2010/wordprocessingCanvas" xmlns:cx="http://schemas.microsoft.com/office/drawing/2014/chartex" xmlns:cx1="http://schemas.microsoft.com/office/drawing/2015/9/8/chartex" xmlns:cx2="http://schemas.microsoft.com/office/drawing/2015/10/21/chartex" xmlns:cx3="http://schemas.microsoft.com/office/drawing/2016/5/9/chartex" xmlns:cx4="http://schemas.microsoft.com/office/drawing/2016/5/10/chartex" xmlns:cx5="http://schemas.microsoft.com/office/drawing/2016/5/11/chartex" xmlns:cx6="http://schemas.microsoft.com/office/drawing/2016/5/12/chartex" xmlns:cx7="http://schemas.microsoft.com/office/drawing/2016/5/13/chartex" xmlns:cx8="http://schemas.microsoft.com/office/drawing/2016/5/14/chartex" xmlns:mc="http://schemas.openxmlformats.org/markup-compatibility/2006" xmlns:aink="http://schemas.microsoft.com/office/drawing/2016/ink" xmlns:am3d="http://schemas.microsoft.com/office/drawing/2017/model3d" xmlns:o="urn:schemas-microsoft-com:office:office" xmlns:oel="http://schemas.microsoft.com/office/2019/extlst" xmlns:r="http://schemas.openxmlformats.org/officeDocument/2006/relationships" xmlns:m="http://schemas.openxmlformats.org/officeDocument/2006/math" xmlns:v="urn:schemas-microsoft-com:vml" xmlns:wp14="http://schemas.microsoft.com/office/word/2010/wordprocessingDrawing" xmlns:wp="http://schemas.openxmlformats.org/drawingml/2006/wordprocessingDrawing" xmlns:w10="urn:schemas-microsoft-com:office:word" xmlns:w="http://schemas.openxmlformats.org/wordprocessingml/2006/main" xmlns:w14="http://schemas.microsoft.com/office/word/2010/wordml" xmlns:w15="http://schemas.microsoft.com/office/word/2012/wordml" xmlns:w16cex="http://schemas.microsoft.com/office/word/2018/wordml/cex" xmlns:w16cid="http://schemas.microsoft.com/office/word/2016/wordml/cid" xmlns:w16="http://schemas.microsoft.com/office/word/2018/wordml" xmlns:w16sdtdh="http://schemas.microsoft.com/office/word/2020/wordml/sdtdatahash" xmlns:w16se="http://schemas.microsoft.com/office/word/2015/wordml/symex" xmlns:wpg="http://schemas.microsoft.com/office/word/2010/wordprocessingGroup" xmlns:wpi="http://schemas.microsoft.com/office/word/2010/wordprocessingInk" xmlns:wne="http://schemas.microsoft.com/office/word/2006/wordml" xmlns:wps="http://schemas.microsoft.com/office/word/2010/wordprocessingShape" mc:Ignorable="w14 w15 w16se w16cid w16 w16cex w16sdtdh wp14">
+<w:hdr xmlns:wpc="http://schemas.microsoft.com/office/word/2010/wordprocessingCanvas" xmlns:cx="http://schemas.microsoft.com/office/drawing/2014/chartex" xmlns:cx1="http://schemas.microsoft.com/office/drawing/2015/9/8/chartex" xmlns:cx2="http://schemas.microsoft.com/office/drawing/2015/10/21/chartex" xmlns:cx3="http://schemas.microsoft.com/office/drawing/2016/5/9/chartex" xmlns:cx4="http://schemas.microsoft.com/office/drawing/2016/5/10/chartex" xmlns:cx5="http://schemas.microsoft.com/office/drawing/2016/5/11/chartex" xmlns:cx6="http://schemas.microsoft.com/office/drawing/2016/5/12/chartex" xmlns:cx7="http://schemas.microsoft.com/office/drawing/2016/5/13/chartex" xmlns:cx8="http://schemas.microsoft.com/office/drawing/2016/5/14/chartex" xmlns:mc="http://schemas.openxmlformats.org/markup-compatibility/2006" xmlns:aink="http://schemas.microsoft.com/office/drawing/2016/ink" xmlns:am3d="http://schemas.microsoft.com/office/drawing/2017/model3d" xmlns:o="urn:schemas-microsoft-com:office:office" xmlns:oel="http://schemas.microsoft.com/office/2019/extlst" xmlns:r="http://schemas.openxmlformats.org/officeDocument/2006/relationships" xmlns:m="http://schemas.openxmlformats.org/officeDocument/2006/math" xmlns:v="urn:schemas-microsoft-com:vml" xmlns:wp14="http://schemas.microsoft.com/office/word/2010/wordprocessingDrawing" xmlns:wp="http://schemas.openxmlformats.org/drawingml/2006/wordprocessingDrawing" xmlns:w10="urn:schemas-microsoft-com:office:word" xmlns:w="http://schemas.openxmlformats.org/wordprocessingml/2006/main" xmlns:w14="http://schemas.microsoft.com/office/word/2010/wordml" xmlns:w15="http://schemas.microsoft.com/office/word/2012/wordml" xmlns:w16cex="http://schemas.microsoft.com/office/word/2018/wordml/cex" xmlns:w16cid="http://schemas.microsoft.com/office/word/2016/wordml/cid" xmlns:w16="http://schemas.microsoft.com/office/word/2018/wordml" xmlns:w16du="http://schemas.microsoft.com/office/word/2023/wordml/word16du" xmlns:w16sdtdh="http://schemas.microsoft.com/office/word/2020/wordml/sdtdatahash" xmlns:w16se="http://schemas.microsoft.com/office/word/2015/wordml/symex" xmlns:wpg="http://schemas.microsoft.com/office/word/2010/wordprocessingGroup" xmlns:wpi="http://schemas.microsoft.com/office/word/2010/wordprocessingInk" xmlns:wne="http://schemas.microsoft.com/office/word/2006/wordml" xmlns:wps="http://schemas.microsoft.com/office/word/2010/wordprocessingShape" mc:Ignorable="w14 w15 w16se w16cid w16 w16cex w16sdtdh w16du wp14">
   <w:p>
     <w:pPr>
       <w:pStyle w:val="Heading1"/>
@@ -7984,7 +8641,7 @@
 </file>
 
 <file path=word/header2.xml><?xml version="1.0" encoding="utf-8"?>
-<w:hdr xmlns:wpc="http://schemas.microsoft.com/office/word/2010/wordprocessingCanvas" xmlns:cx="http://schemas.microsoft.com/office/drawing/2014/chartex" xmlns:cx1="http://schemas.microsoft.com/office/drawing/2015/9/8/chartex" xmlns:cx2="http://schemas.microsoft.com/office/drawing/2015/10/21/chartex" xmlns:cx3="http://schemas.microsoft.com/office/drawing/2016/5/9/chartex" xmlns:cx4="http://schemas.microsoft.com/office/drawing/2016/5/10/chartex" xmlns:cx5="http://schemas.microsoft.com/office/drawing/2016/5/11/chartex" xmlns:cx6="http://schemas.microsoft.com/office/drawing/2016/5/12/chartex" xmlns:cx7="http://schemas.microsoft.com/office/drawing/2016/5/13/chartex" xmlns:cx8="http://schemas.microsoft.com/office/drawing/2016/5/14/chartex" xmlns:mc="http://schemas.openxmlformats.org/markup-compatibility/2006" xmlns:aink="http://schemas.microsoft.com/office/drawing/2016/ink" xmlns:am3d="http://schemas.microsoft.com/office/drawing/2017/model3d" xmlns:o="urn:schemas-microsoft-com:office:office" xmlns:oel="http://schemas.microsoft.com/office/2019/extlst" xmlns:r="http://schemas.openxmlformats.org/officeDocument/2006/relationships" xmlns:m="http://schemas.openxmlformats.org/officeDocument/2006/math" xmlns:v="urn:schemas-microsoft-com:vml" xmlns:wp14="http://schemas.microsoft.com/office/word/2010/wordprocessingDrawing" xmlns:wp="http://schemas.openxmlformats.org/drawingml/2006/wordprocessingDrawing" xmlns:w10="urn:schemas-microsoft-com:office:word" xmlns:w="http://schemas.openxmlformats.org/wordprocessingml/2006/main" xmlns:w14="http://schemas.microsoft.com/office/word/2010/wordml" xmlns:w15="http://schemas.microsoft.com/office/word/2012/wordml" xmlns:w16cex="http://schemas.microsoft.com/office/word/2018/wordml/cex" xmlns:w16cid="http://schemas.microsoft.com/office/word/2016/wordml/cid" xmlns:w16="http://schemas.microsoft.com/office/word/2018/wordml" xmlns:w16sdtdh="http://schemas.microsoft.com/office/word/2020/wordml/sdtdatahash" xmlns:w16se="http://schemas.microsoft.com/office/word/2015/wordml/symex" xmlns:wpg="http://schemas.microsoft.com/office/word/2010/wordprocessingGroup" xmlns:wpi="http://schemas.microsoft.com/office/word/2010/wordprocessingInk" xmlns:wne="http://schemas.microsoft.com/office/word/2006/wordml" xmlns:wps="http://schemas.microsoft.com/office/word/2010/wordprocessingShape" mc:Ignorable="w14 w15 w16se w16cid w16 w16cex w16sdtdh wp14">
+<w:hdr xmlns:wpc="http://schemas.microsoft.com/office/word/2010/wordprocessingCanvas" xmlns:cx="http://schemas.microsoft.com/office/drawing/2014/chartex" xmlns:cx1="http://schemas.microsoft.com/office/drawing/2015/9/8/chartex" xmlns:cx2="http://schemas.microsoft.com/office/drawing/2015/10/21/chartex" xmlns:cx3="http://schemas.microsoft.com/office/drawing/2016/5/9/chartex" xmlns:cx4="http://schemas.microsoft.com/office/drawing/2016/5/10/chartex" xmlns:cx5="http://schemas.microsoft.com/office/drawing/2016/5/11/chartex" xmlns:cx6="http://schemas.microsoft.com/office/drawing/2016/5/12/chartex" xmlns:cx7="http://schemas.microsoft.com/office/drawing/2016/5/13/chartex" xmlns:cx8="http://schemas.microsoft.com/office/drawing/2016/5/14/chartex" xmlns:mc="http://schemas.openxmlformats.org/markup-compatibility/2006" xmlns:aink="http://schemas.microsoft.com/office/drawing/2016/ink" xmlns:am3d="http://schemas.microsoft.com/office/drawing/2017/model3d" xmlns:o="urn:schemas-microsoft-com:office:office" xmlns:oel="http://schemas.microsoft.com/office/2019/extlst" xmlns:r="http://schemas.openxmlformats.org/officeDocument/2006/relationships" xmlns:m="http://schemas.openxmlformats.org/officeDocument/2006/math" xmlns:v="urn:schemas-microsoft-com:vml" xmlns:wp14="http://schemas.microsoft.com/office/word/2010/wordprocessingDrawing" xmlns:wp="http://schemas.openxmlformats.org/drawingml/2006/wordprocessingDrawing" xmlns:w10="urn:schemas-microsoft-com:office:word" xmlns:w="http://schemas.openxmlformats.org/wordprocessingml/2006/main" xmlns:w14="http://schemas.microsoft.com/office/word/2010/wordml" xmlns:w15="http://schemas.microsoft.com/office/word/2012/wordml" xmlns:w16cex="http://schemas.microsoft.com/office/word/2018/wordml/cex" xmlns:w16cid="http://schemas.microsoft.com/office/word/2016/wordml/cid" xmlns:w16="http://schemas.microsoft.com/office/word/2018/wordml" xmlns:w16du="http://schemas.microsoft.com/office/word/2023/wordml/word16du" xmlns:w16sdtdh="http://schemas.microsoft.com/office/word/2020/wordml/sdtdatahash" xmlns:w16se="http://schemas.microsoft.com/office/word/2015/wordml/symex" xmlns:wpg="http://schemas.microsoft.com/office/word/2010/wordprocessingGroup" xmlns:wpi="http://schemas.microsoft.com/office/word/2010/wordprocessingInk" xmlns:wne="http://schemas.microsoft.com/office/word/2006/wordml" xmlns:wps="http://schemas.microsoft.com/office/word/2010/wordprocessingShape" mc:Ignorable="w14 w15 w16se w16cid w16 w16cex w16sdtdh w16du wp14">
   <w:p>
     <w:pPr>
       <w:pStyle w:val="Header"/>
@@ -8041,7 +8698,7 @@
 </file>
 
 <file path=word/header3.xml><?xml version="1.0" encoding="utf-8"?>
-<w:hdr xmlns:wpc="http://schemas.microsoft.com/office/word/2010/wordprocessingCanvas" xmlns:cx="http://schemas.microsoft.com/office/drawing/2014/chartex" xmlns:cx1="http://schemas.microsoft.com/office/drawing/2015/9/8/chartex" xmlns:cx2="http://schemas.microsoft.com/office/drawing/2015/10/21/chartex" xmlns:cx3="http://schemas.microsoft.com/office/drawing/2016/5/9/chartex" xmlns:cx4="http://schemas.microsoft.com/office/drawing/2016/5/10/chartex" xmlns:cx5="http://schemas.microsoft.com/office/drawing/2016/5/11/chartex" xmlns:cx6="http://schemas.microsoft.com/office/drawing/2016/5/12/chartex" xmlns:cx7="http://schemas.microsoft.com/office/drawing/2016/5/13/chartex" xmlns:cx8="http://schemas.microsoft.com/office/drawing/2016/5/14/chartex" xmlns:mc="http://schemas.openxmlformats.org/markup-compatibility/2006" xmlns:aink="http://schemas.microsoft.com/office/drawing/2016/ink" xmlns:am3d="http://schemas.microsoft.com/office/drawing/2017/model3d" xmlns:o="urn:schemas-microsoft-com:office:office" xmlns:oel="http://schemas.microsoft.com/office/2019/extlst" xmlns:r="http://schemas.openxmlformats.org/officeDocument/2006/relationships" xmlns:m="http://schemas.openxmlformats.org/officeDocument/2006/math" xmlns:v="urn:schemas-microsoft-com:vml" xmlns:wp14="http://schemas.microsoft.com/office/word/2010/wordprocessingDrawing" xmlns:wp="http://schemas.openxmlformats.org/drawingml/2006/wordprocessingDrawing" xmlns:w10="urn:schemas-microsoft-com:office:word" xmlns:w="http://schemas.openxmlformats.org/wordprocessingml/2006/main" xmlns:w14="http://schemas.microsoft.com/office/word/2010/wordml" xmlns:w15="http://schemas.microsoft.com/office/word/2012/wordml" xmlns:w16cex="http://schemas.microsoft.com/office/word/2018/wordml/cex" xmlns:w16cid="http://schemas.microsoft.com/office/word/2016/wordml/cid" xmlns:w16="http://schemas.microsoft.com/office/word/2018/wordml" xmlns:w16sdtdh="http://schemas.microsoft.com/office/word/2020/wordml/sdtdatahash" xmlns:w16se="http://schemas.microsoft.com/office/word/2015/wordml/symex" xmlns:wpg="http://schemas.microsoft.com/office/word/2010/wordprocessingGroup" xmlns:wpi="http://schemas.microsoft.com/office/word/2010/wordprocessingInk" xmlns:wne="http://schemas.microsoft.com/office/word/2006/wordml" xmlns:wps="http://schemas.microsoft.com/office/word/2010/wordprocessingShape" mc:Ignorable="w14 w15 w16se w16cid w16 w16cex w16sdtdh wp14">
+<w:hdr xmlns:wpc="http://schemas.microsoft.com/office/word/2010/wordprocessingCanvas" xmlns:cx="http://schemas.microsoft.com/office/drawing/2014/chartex" xmlns:cx1="http://schemas.microsoft.com/office/drawing/2015/9/8/chartex" xmlns:cx2="http://schemas.microsoft.com/office/drawing/2015/10/21/chartex" xmlns:cx3="http://schemas.microsoft.com/office/drawing/2016/5/9/chartex" xmlns:cx4="http://schemas.microsoft.com/office/drawing/2016/5/10/chartex" xmlns:cx5="http://schemas.microsoft.com/office/drawing/2016/5/11/chartex" xmlns:cx6="http://schemas.microsoft.com/office/drawing/2016/5/12/chartex" xmlns:cx7="http://schemas.microsoft.com/office/drawing/2016/5/13/chartex" xmlns:cx8="http://schemas.microsoft.com/office/drawing/2016/5/14/chartex" xmlns:mc="http://schemas.openxmlformats.org/markup-compatibility/2006" xmlns:aink="http://schemas.microsoft.com/office/drawing/2016/ink" xmlns:am3d="http://schemas.microsoft.com/office/drawing/2017/model3d" xmlns:o="urn:schemas-microsoft-com:office:office" xmlns:oel="http://schemas.microsoft.com/office/2019/extlst" xmlns:r="http://schemas.openxmlformats.org/officeDocument/2006/relationships" xmlns:m="http://schemas.openxmlformats.org/officeDocument/2006/math" xmlns:v="urn:schemas-microsoft-com:vml" xmlns:wp14="http://schemas.microsoft.com/office/word/2010/wordprocessingDrawing" xmlns:wp="http://schemas.openxmlformats.org/drawingml/2006/wordprocessingDrawing" xmlns:w10="urn:schemas-microsoft-com:office:word" xmlns:w="http://schemas.openxmlformats.org/wordprocessingml/2006/main" xmlns:w14="http://schemas.microsoft.com/office/word/2010/wordml" xmlns:w15="http://schemas.microsoft.com/office/word/2012/wordml" xmlns:w16cex="http://schemas.microsoft.com/office/word/2018/wordml/cex" xmlns:w16cid="http://schemas.microsoft.com/office/word/2016/wordml/cid" xmlns:w16="http://schemas.microsoft.com/office/word/2018/wordml" xmlns:w16du="http://schemas.microsoft.com/office/word/2023/wordml/word16du" xmlns:w16sdtdh="http://schemas.microsoft.com/office/word/2020/wordml/sdtdatahash" xmlns:w16se="http://schemas.microsoft.com/office/word/2015/wordml/symex" xmlns:wpg="http://schemas.microsoft.com/office/word/2010/wordprocessingGroup" xmlns:wpi="http://schemas.microsoft.com/office/word/2010/wordprocessingInk" xmlns:wne="http://schemas.microsoft.com/office/word/2006/wordml" xmlns:wps="http://schemas.microsoft.com/office/word/2010/wordprocessingShape" mc:Ignorable="w14 w15 w16se w16cid w16 w16cex w16sdtdh w16du wp14">
   <w:p>
     <w:pPr>
       <w:pStyle w:val="Heading1"/>
@@ -8252,7 +8909,7 @@
 </file>
 
 <file path=word/header4.xml><?xml version="1.0" encoding="utf-8"?>
-<w:hdr xmlns:wpc="http://schemas.microsoft.com/office/word/2010/wordprocessingCanvas" xmlns:cx="http://schemas.microsoft.com/office/drawing/2014/chartex" xmlns:cx1="http://schemas.microsoft.com/office/drawing/2015/9/8/chartex" xmlns:cx2="http://schemas.microsoft.com/office/drawing/2015/10/21/chartex" xmlns:cx3="http://schemas.microsoft.com/office/drawing/2016/5/9/chartex" xmlns:cx4="http://schemas.microsoft.com/office/drawing/2016/5/10/chartex" xmlns:cx5="http://schemas.microsoft.com/office/drawing/2016/5/11/chartex" xmlns:cx6="http://schemas.microsoft.com/office/drawing/2016/5/12/chartex" xmlns:cx7="http://schemas.microsoft.com/office/drawing/2016/5/13/chartex" xmlns:cx8="http://schemas.microsoft.com/office/drawing/2016/5/14/chartex" xmlns:mc="http://schemas.openxmlformats.org/markup-compatibility/2006" xmlns:aink="http://schemas.microsoft.com/office/drawing/2016/ink" xmlns:am3d="http://schemas.microsoft.com/office/drawing/2017/model3d" xmlns:o="urn:schemas-microsoft-com:office:office" xmlns:oel="http://schemas.microsoft.com/office/2019/extlst" xmlns:r="http://schemas.openxmlformats.org/officeDocument/2006/relationships" xmlns:m="http://schemas.openxmlformats.org/officeDocument/2006/math" xmlns:v="urn:schemas-microsoft-com:vml" xmlns:wp14="http://schemas.microsoft.com/office/word/2010/wordprocessingDrawing" xmlns:wp="http://schemas.openxmlformats.org/drawingml/2006/wordprocessingDrawing" xmlns:w10="urn:schemas-microsoft-com:office:word" xmlns:w="http://schemas.openxmlformats.org/wordprocessingml/2006/main" xmlns:w14="http://schemas.microsoft.com/office/word/2010/wordml" xmlns:w15="http://schemas.microsoft.com/office/word/2012/wordml" xmlns:w16cex="http://schemas.microsoft.com/office/word/2018/wordml/cex" xmlns:w16cid="http://schemas.microsoft.com/office/word/2016/wordml/cid" xmlns:w16="http://schemas.microsoft.com/office/word/2018/wordml" xmlns:w16sdtdh="http://schemas.microsoft.com/office/word/2020/wordml/sdtdatahash" xmlns:w16se="http://schemas.microsoft.com/office/word/2015/wordml/symex" xmlns:wpg="http://schemas.microsoft.com/office/word/2010/wordprocessingGroup" xmlns:wpi="http://schemas.microsoft.com/office/word/2010/wordprocessingInk" xmlns:wne="http://schemas.microsoft.com/office/word/2006/wordml" xmlns:wps="http://schemas.microsoft.com/office/word/2010/wordprocessingShape" mc:Ignorable="w14 w15 w16se w16cid w16 w16cex w16sdtdh wp14">
+<w:hdr xmlns:wpc="http://schemas.microsoft.com/office/word/2010/wordprocessingCanvas" xmlns:cx="http://schemas.microsoft.com/office/drawing/2014/chartex" xmlns:cx1="http://schemas.microsoft.com/office/drawing/2015/9/8/chartex" xmlns:cx2="http://schemas.microsoft.com/office/drawing/2015/10/21/chartex" xmlns:cx3="http://schemas.microsoft.com/office/drawing/2016/5/9/chartex" xmlns:cx4="http://schemas.microsoft.com/office/drawing/2016/5/10/chartex" xmlns:cx5="http://schemas.microsoft.com/office/drawing/2016/5/11/chartex" xmlns:cx6="http://schemas.microsoft.com/office/drawing/2016/5/12/chartex" xmlns:cx7="http://schemas.microsoft.com/office/drawing/2016/5/13/chartex" xmlns:cx8="http://schemas.microsoft.com/office/drawing/2016/5/14/chartex" xmlns:mc="http://schemas.openxmlformats.org/markup-compatibility/2006" xmlns:aink="http://schemas.microsoft.com/office/drawing/2016/ink" xmlns:am3d="http://schemas.microsoft.com/office/drawing/2017/model3d" xmlns:o="urn:schemas-microsoft-com:office:office" xmlns:oel="http://schemas.microsoft.com/office/2019/extlst" xmlns:r="http://schemas.openxmlformats.org/officeDocument/2006/relationships" xmlns:m="http://schemas.openxmlformats.org/officeDocument/2006/math" xmlns:v="urn:schemas-microsoft-com:vml" xmlns:wp14="http://schemas.microsoft.com/office/word/2010/wordprocessingDrawing" xmlns:wp="http://schemas.openxmlformats.org/drawingml/2006/wordprocessingDrawing" xmlns:w10="urn:schemas-microsoft-com:office:word" xmlns:w="http://schemas.openxmlformats.org/wordprocessingml/2006/main" xmlns:w14="http://schemas.microsoft.com/office/word/2010/wordml" xmlns:w15="http://schemas.microsoft.com/office/word/2012/wordml" xmlns:w16cex="http://schemas.microsoft.com/office/word/2018/wordml/cex" xmlns:w16cid="http://schemas.microsoft.com/office/word/2016/wordml/cid" xmlns:w16="http://schemas.microsoft.com/office/word/2018/wordml" xmlns:w16du="http://schemas.microsoft.com/office/word/2023/wordml/word16du" xmlns:w16sdtdh="http://schemas.microsoft.com/office/word/2020/wordml/sdtdatahash" xmlns:w16se="http://schemas.microsoft.com/office/word/2015/wordml/symex" xmlns:wpg="http://schemas.microsoft.com/office/word/2010/wordprocessingGroup" xmlns:wpi="http://schemas.microsoft.com/office/word/2010/wordprocessingInk" xmlns:wne="http://schemas.microsoft.com/office/word/2006/wordml" xmlns:wps="http://schemas.microsoft.com/office/word/2010/wordprocessingShape" mc:Ignorable="w14 w15 w16se w16cid w16 w16cex w16sdtdh w16du wp14">
   <w:p>
     <w:pPr>
       <w:pStyle w:val="Header"/>
@@ -8309,7 +8966,7 @@
 </file>
 
 <file path=word/numbering.xml><?xml version="1.0" encoding="utf-8"?>
-<w:numbering xmlns:wpc="http://schemas.microsoft.com/office/word/2010/wordprocessingCanvas" xmlns:cx="http://schemas.microsoft.com/office/drawing/2014/chartex" xmlns:cx1="http://schemas.microsoft.com/office/drawing/2015/9/8/chartex" xmlns:cx2="http://schemas.microsoft.com/office/drawing/2015/10/21/chartex" xmlns:cx3="http://schemas.microsoft.com/office/drawing/2016/5/9/chartex" xmlns:cx4="http://schemas.microsoft.com/office/drawing/2016/5/10/chartex" xmlns:cx5="http://schemas.microsoft.com/office/drawing/2016/5/11/chartex" xmlns:cx6="http://schemas.microsoft.com/office/drawing/2016/5/12/chartex" xmlns:cx7="http://schemas.microsoft.com/office/drawing/2016/5/13/chartex" xmlns:cx8="http://schemas.microsoft.com/office/drawing/2016/5/14/chartex" xmlns:mc="http://schemas.openxmlformats.org/markup-compatibility/2006" xmlns:aink="http://schemas.microsoft.com/office/drawing/2016/ink" xmlns:am3d="http://schemas.microsoft.com/office/drawing/2017/model3d" xmlns:o="urn:schemas-microsoft-com:office:office" xmlns:oel="http://schemas.microsoft.com/office/2019/extlst" xmlns:r="http://schemas.openxmlformats.org/officeDocument/2006/relationships" xmlns:m="http://schemas.openxmlformats.org/officeDocument/2006/math" xmlns:v="urn:schemas-microsoft-com:vml" xmlns:wp14="http://schemas.microsoft.com/office/word/2010/wordprocessingDrawing" xmlns:wp="http://schemas.openxmlformats.org/drawingml/2006/wordprocessingDrawing" xmlns:w10="urn:schemas-microsoft-com:office:word" xmlns:w="http://schemas.openxmlformats.org/wordprocessingml/2006/main" xmlns:w14="http://schemas.microsoft.com/office/word/2010/wordml" xmlns:w15="http://schemas.microsoft.com/office/word/2012/wordml" xmlns:w16cex="http://schemas.microsoft.com/office/word/2018/wordml/cex" xmlns:w16cid="http://schemas.microsoft.com/office/word/2016/wordml/cid" xmlns:w16="http://schemas.microsoft.com/office/word/2018/wordml" xmlns:w16sdtdh="http://schemas.microsoft.com/office/word/2020/wordml/sdtdatahash" xmlns:w16se="http://schemas.microsoft.com/office/word/2015/wordml/symex" xmlns:wpg="http://schemas.microsoft.com/office/word/2010/wordprocessingGroup" xmlns:wpi="http://schemas.microsoft.com/office/word/2010/wordprocessingInk" xmlns:wne="http://schemas.microsoft.com/office/word/2006/wordml" xmlns:wps="http://schemas.microsoft.com/office/word/2010/wordprocessingShape" mc:Ignorable="w14 w15 w16se w16cid w16 w16cex w16sdtdh wp14">
+<w:numbering xmlns:wpc="http://schemas.microsoft.com/office/word/2010/wordprocessingCanvas" xmlns:cx="http://schemas.microsoft.com/office/drawing/2014/chartex" xmlns:cx1="http://schemas.microsoft.com/office/drawing/2015/9/8/chartex" xmlns:cx2="http://schemas.microsoft.com/office/drawing/2015/10/21/chartex" xmlns:cx3="http://schemas.microsoft.com/office/drawing/2016/5/9/chartex" xmlns:cx4="http://schemas.microsoft.com/office/drawing/2016/5/10/chartex" xmlns:cx5="http://schemas.microsoft.com/office/drawing/2016/5/11/chartex" xmlns:cx6="http://schemas.microsoft.com/office/drawing/2016/5/12/chartex" xmlns:cx7="http://schemas.microsoft.com/office/drawing/2016/5/13/chartex" xmlns:cx8="http://schemas.microsoft.com/office/drawing/2016/5/14/chartex" xmlns:mc="http://schemas.openxmlformats.org/markup-compatibility/2006" xmlns:aink="http://schemas.microsoft.com/office/drawing/2016/ink" xmlns:am3d="http://schemas.microsoft.com/office/drawing/2017/model3d" xmlns:o="urn:schemas-microsoft-com:office:office" xmlns:oel="http://schemas.microsoft.com/office/2019/extlst" xmlns:r="http://schemas.openxmlformats.org/officeDocument/2006/relationships" xmlns:m="http://schemas.openxmlformats.org/officeDocument/2006/math" xmlns:v="urn:schemas-microsoft-com:vml" xmlns:wp14="http://schemas.microsoft.com/office/word/2010/wordprocessingDrawing" xmlns:wp="http://schemas.openxmlformats.org/drawingml/2006/wordprocessingDrawing" xmlns:w10="urn:schemas-microsoft-com:office:word" xmlns:w="http://schemas.openxmlformats.org/wordprocessingml/2006/main" xmlns:w14="http://schemas.microsoft.com/office/word/2010/wordml" xmlns:w15="http://schemas.microsoft.com/office/word/2012/wordml" xmlns:w16cex="http://schemas.microsoft.com/office/word/2018/wordml/cex" xmlns:w16cid="http://schemas.microsoft.com/office/word/2016/wordml/cid" xmlns:w16="http://schemas.microsoft.com/office/word/2018/wordml" xmlns:w16du="http://schemas.microsoft.com/office/word/2023/wordml/word16du" xmlns:w16sdtdh="http://schemas.microsoft.com/office/word/2020/wordml/sdtdatahash" xmlns:w16se="http://schemas.microsoft.com/office/word/2015/wordml/symex" xmlns:wpg="http://schemas.microsoft.com/office/word/2010/wordprocessingGroup" xmlns:wpi="http://schemas.microsoft.com/office/word/2010/wordprocessingInk" xmlns:wne="http://schemas.microsoft.com/office/word/2006/wordml" xmlns:wps="http://schemas.microsoft.com/office/word/2010/wordprocessingShape" mc:Ignorable="w14 w15 w16se w16cid w16 w16cex w16sdtdh w16du wp14">
   <w:abstractNum w:abstractNumId="0" w15:restartNumberingAfterBreak="0">
     <w:nsid w:val="FFFFFF82"/>
     <w:multiLevelType w:val="singleLevel"/>
@@ -11772,7 +12429,7 @@
 </file>
 
 <file path=word/styles.xml><?xml version="1.0" encoding="utf-8"?>
-<w:styles xmlns:mc="http://schemas.openxmlformats.org/markup-compatibility/2006" xmlns:r="http://schemas.openxmlformats.org/officeDocument/2006/relationships" xmlns:w="http://schemas.openxmlformats.org/wordprocessingml/2006/main" xmlns:w14="http://schemas.microsoft.com/office/word/2010/wordml" xmlns:w15="http://schemas.microsoft.com/office/word/2012/wordml" xmlns:w16cex="http://schemas.microsoft.com/office/word/2018/wordml/cex" xmlns:w16cid="http://schemas.microsoft.com/office/word/2016/wordml/cid" xmlns:w16="http://schemas.microsoft.com/office/word/2018/wordml" xmlns:w16sdtdh="http://schemas.microsoft.com/office/word/2020/wordml/sdtdatahash" xmlns:w16se="http://schemas.microsoft.com/office/word/2015/wordml/symex" mc:Ignorable="w14 w15 w16se w16cid w16 w16cex w16sdtdh">
+<w:styles xmlns:mc="http://schemas.openxmlformats.org/markup-compatibility/2006" xmlns:r="http://schemas.openxmlformats.org/officeDocument/2006/relationships" xmlns:w="http://schemas.openxmlformats.org/wordprocessingml/2006/main" xmlns:w14="http://schemas.microsoft.com/office/word/2010/wordml" xmlns:w15="http://schemas.microsoft.com/office/word/2012/wordml" xmlns:w16cex="http://schemas.microsoft.com/office/word/2018/wordml/cex" xmlns:w16cid="http://schemas.microsoft.com/office/word/2016/wordml/cid" xmlns:w16="http://schemas.microsoft.com/office/word/2018/wordml" xmlns:w16du="http://schemas.microsoft.com/office/word/2023/wordml/word16du" xmlns:w16sdtdh="http://schemas.microsoft.com/office/word/2020/wordml/sdtdatahash" xmlns:w16se="http://schemas.microsoft.com/office/word/2015/wordml/symex" mc:Ignorable="w14 w15 w16se w16cid w16 w16cex w16sdtdh w16du">
   <w:docDefaults>
     <w:rPrDefault>
       <w:rPr>
@@ -12211,9 +12868,10 @@
     <w:unhideWhenUsed/>
     <w:qFormat/>
     <w:locked/>
-    <w:rsid w:val="008211D3"/>
+    <w:rsid w:val="00E2227E"/>
     <w:pPr>
       <w:spacing w:line="276" w:lineRule="auto"/>
+      <w:ind w:right="-5"/>
       <w:jc w:val="center"/>
       <w:outlineLvl w:val="2"/>
     </w:pPr>
@@ -12840,7 +13498,7 @@
     <w:name w:val="Heading 3 Char"/>
     <w:basedOn w:val="DefaultParagraphFont"/>
     <w:link w:val="Heading3"/>
-    <w:rsid w:val="008211D3"/>
+    <w:rsid w:val="00E2227E"/>
     <w:rPr>
       <w:rFonts w:ascii="Arial" w:hAnsi="Arial" w:cs="Arial"/>
       <w:b/>
@@ -12908,7 +13566,7 @@
 </file>
 
 <file path=word/glossary/document.xml><?xml version="1.0" encoding="utf-8"?>
-<w:glossaryDocument xmlns:wpc="http://schemas.microsoft.com/office/word/2010/wordprocessingCanvas" xmlns:cx="http://schemas.microsoft.com/office/drawing/2014/chartex" xmlns:cx1="http://schemas.microsoft.com/office/drawing/2015/9/8/chartex" xmlns:cx2="http://schemas.microsoft.com/office/drawing/2015/10/21/chartex" xmlns:cx3="http://schemas.microsoft.com/office/drawing/2016/5/9/chartex" xmlns:cx4="http://schemas.microsoft.com/office/drawing/2016/5/10/chartex" xmlns:cx5="http://schemas.microsoft.com/office/drawing/2016/5/11/chartex" xmlns:cx6="http://schemas.microsoft.com/office/drawing/2016/5/12/chartex" xmlns:cx7="http://schemas.microsoft.com/office/drawing/2016/5/13/chartex" xmlns:cx8="http://schemas.microsoft.com/office/drawing/2016/5/14/chartex" xmlns:mc="http://schemas.openxmlformats.org/markup-compatibility/2006" xmlns:aink="http://schemas.microsoft.com/office/drawing/2016/ink" xmlns:am3d="http://schemas.microsoft.com/office/drawing/2017/model3d" xmlns:o="urn:schemas-microsoft-com:office:office" xmlns:oel="http://schemas.microsoft.com/office/2019/extlst" xmlns:r="http://schemas.openxmlformats.org/officeDocument/2006/relationships" xmlns:m="http://schemas.openxmlformats.org/officeDocument/2006/math" xmlns:v="urn:schemas-microsoft-com:vml" xmlns:wp14="http://schemas.microsoft.com/office/word/2010/wordprocessingDrawing" xmlns:wp="http://schemas.openxmlformats.org/drawingml/2006/wordprocessingDrawing" xmlns:w10="urn:schemas-microsoft-com:office:word" xmlns:w="http://schemas.openxmlformats.org/wordprocessingml/2006/main" xmlns:w14="http://schemas.microsoft.com/office/word/2010/wordml" xmlns:w15="http://schemas.microsoft.com/office/word/2012/wordml" xmlns:w16cex="http://schemas.microsoft.com/office/word/2018/wordml/cex" xmlns:w16cid="http://schemas.microsoft.com/office/word/2016/wordml/cid" xmlns:w16="http://schemas.microsoft.com/office/word/2018/wordml" xmlns:w16sdtdh="http://schemas.microsoft.com/office/word/2020/wordml/sdtdatahash" xmlns:w16se="http://schemas.microsoft.com/office/word/2015/wordml/symex" xmlns:wpg="http://schemas.microsoft.com/office/word/2010/wordprocessingGroup" xmlns:wpi="http://schemas.microsoft.com/office/word/2010/wordprocessingInk" xmlns:wne="http://schemas.microsoft.com/office/word/2006/wordml" xmlns:wps="http://schemas.microsoft.com/office/word/2010/wordprocessingShape" mc:Ignorable="w14 w15 w16se w16cid w16 w16cex w16sdtdh wp14">
+<w:glossaryDocument xmlns:wpc="http://schemas.microsoft.com/office/word/2010/wordprocessingCanvas" xmlns:cx="http://schemas.microsoft.com/office/drawing/2014/chartex" xmlns:cx1="http://schemas.microsoft.com/office/drawing/2015/9/8/chartex" xmlns:cx2="http://schemas.microsoft.com/office/drawing/2015/10/21/chartex" xmlns:cx3="http://schemas.microsoft.com/office/drawing/2016/5/9/chartex" xmlns:cx4="http://schemas.microsoft.com/office/drawing/2016/5/10/chartex" xmlns:cx5="http://schemas.microsoft.com/office/drawing/2016/5/11/chartex" xmlns:cx6="http://schemas.microsoft.com/office/drawing/2016/5/12/chartex" xmlns:cx7="http://schemas.microsoft.com/office/drawing/2016/5/13/chartex" xmlns:cx8="http://schemas.microsoft.com/office/drawing/2016/5/14/chartex" xmlns:mc="http://schemas.openxmlformats.org/markup-compatibility/2006" xmlns:aink="http://schemas.microsoft.com/office/drawing/2016/ink" xmlns:am3d="http://schemas.microsoft.com/office/drawing/2017/model3d" xmlns:o="urn:schemas-microsoft-com:office:office" xmlns:oel="http://schemas.microsoft.com/office/2019/extlst" xmlns:r="http://schemas.openxmlformats.org/officeDocument/2006/relationships" xmlns:m="http://schemas.openxmlformats.org/officeDocument/2006/math" xmlns:v="urn:schemas-microsoft-com:vml" xmlns:wp14="http://schemas.microsoft.com/office/word/2010/wordprocessingDrawing" xmlns:wp="http://schemas.openxmlformats.org/drawingml/2006/wordprocessingDrawing" xmlns:w10="urn:schemas-microsoft-com:office:word" xmlns:w="http://schemas.openxmlformats.org/wordprocessingml/2006/main" xmlns:w14="http://schemas.microsoft.com/office/word/2010/wordml" xmlns:w15="http://schemas.microsoft.com/office/word/2012/wordml" xmlns:w16cex="http://schemas.microsoft.com/office/word/2018/wordml/cex" xmlns:w16cid="http://schemas.microsoft.com/office/word/2016/wordml/cid" xmlns:w16="http://schemas.microsoft.com/office/word/2018/wordml" xmlns:w16du="http://schemas.microsoft.com/office/word/2023/wordml/word16du" xmlns:w16sdtdh="http://schemas.microsoft.com/office/word/2020/wordml/sdtdatahash" xmlns:w16se="http://schemas.microsoft.com/office/word/2015/wordml/symex" xmlns:wpg="http://schemas.microsoft.com/office/word/2010/wordprocessingGroup" xmlns:wpi="http://schemas.microsoft.com/office/word/2010/wordprocessingInk" xmlns:wne="http://schemas.microsoft.com/office/word/2006/wordml" xmlns:wps="http://schemas.microsoft.com/office/word/2010/wordprocessingShape" mc:Ignorable="w14 w15 w16se w16cid w16 w16cex w16sdtdh w16du wp14">
   <w:docParts>
     <w:docPart>
       <w:docPartPr>
@@ -12994,7 +13652,7 @@
 </file>
 
 <file path=word/glossary/fontTable.xml><?xml version="1.0" encoding="utf-8"?>
-<w:fonts xmlns:mc="http://schemas.openxmlformats.org/markup-compatibility/2006" xmlns:r="http://schemas.openxmlformats.org/officeDocument/2006/relationships" xmlns:w="http://schemas.openxmlformats.org/wordprocessingml/2006/main" xmlns:w14="http://schemas.microsoft.com/office/word/2010/wordml" xmlns:w15="http://schemas.microsoft.com/office/word/2012/wordml" xmlns:w16cex="http://schemas.microsoft.com/office/word/2018/wordml/cex" xmlns:w16cid="http://schemas.microsoft.com/office/word/2016/wordml/cid" xmlns:w16="http://schemas.microsoft.com/office/word/2018/wordml" xmlns:w16sdtdh="http://schemas.microsoft.com/office/word/2020/wordml/sdtdatahash" xmlns:w16se="http://schemas.microsoft.com/office/word/2015/wordml/symex" mc:Ignorable="w14 w15 w16se w16cid w16 w16cex w16sdtdh">
+<w:fonts xmlns:mc="http://schemas.openxmlformats.org/markup-compatibility/2006" xmlns:r="http://schemas.openxmlformats.org/officeDocument/2006/relationships" xmlns:w="http://schemas.openxmlformats.org/wordprocessingml/2006/main" xmlns:w14="http://schemas.microsoft.com/office/word/2010/wordml" xmlns:w15="http://schemas.microsoft.com/office/word/2012/wordml" xmlns:w16cex="http://schemas.microsoft.com/office/word/2018/wordml/cex" xmlns:w16cid="http://schemas.microsoft.com/office/word/2016/wordml/cid" xmlns:w16="http://schemas.microsoft.com/office/word/2018/wordml" xmlns:w16du="http://schemas.microsoft.com/office/word/2023/wordml/word16du" xmlns:w16sdtdh="http://schemas.microsoft.com/office/word/2020/wordml/sdtdatahash" xmlns:w16se="http://schemas.microsoft.com/office/word/2015/wordml/symex" mc:Ignorable="w14 w15 w16se w16cid w16 w16cex w16sdtdh w16du">
   <w:font w:name="Symbol">
     <w:panose1 w:val="05050102010706020507"/>
     <w:charset w:val="02"/>
@@ -13093,7 +13751,7 @@
 </file>
 
 <file path=word/glossary/settings.xml><?xml version="1.0" encoding="utf-8"?>
-<w:settings xmlns:mc="http://schemas.openxmlformats.org/markup-compatibility/2006" xmlns:o="urn:schemas-microsoft-com:office:office" xmlns:r="http://schemas.openxmlformats.org/officeDocument/2006/relationships" xmlns:m="http://schemas.openxmlformats.org/officeDocument/2006/math" xmlns:v="urn:schemas-microsoft-com:vml" xmlns:w10="urn:schemas-microsoft-com:office:word" xmlns:w="http://schemas.openxmlformats.org/wordprocessingml/2006/main" xmlns:w14="http://schemas.microsoft.com/office/word/2010/wordml" xmlns:w15="http://schemas.microsoft.com/office/word/2012/wordml" xmlns:w16cex="http://schemas.microsoft.com/office/word/2018/wordml/cex" xmlns:w16cid="http://schemas.microsoft.com/office/word/2016/wordml/cid" xmlns:w16="http://schemas.microsoft.com/office/word/2018/wordml" xmlns:w16sdtdh="http://schemas.microsoft.com/office/word/2020/wordml/sdtdatahash" xmlns:w16se="http://schemas.microsoft.com/office/word/2015/wordml/symex" xmlns:sl="http://schemas.openxmlformats.org/schemaLibrary/2006/main" mc:Ignorable="w14 w15 w16se w16cid w16 w16cex w16sdtdh">
+<w:settings xmlns:mc="http://schemas.openxmlformats.org/markup-compatibility/2006" xmlns:o="urn:schemas-microsoft-com:office:office" xmlns:r="http://schemas.openxmlformats.org/officeDocument/2006/relationships" xmlns:m="http://schemas.openxmlformats.org/officeDocument/2006/math" xmlns:v="urn:schemas-microsoft-com:vml" xmlns:w10="urn:schemas-microsoft-com:office:word" xmlns:w="http://schemas.openxmlformats.org/wordprocessingml/2006/main" xmlns:w14="http://schemas.microsoft.com/office/word/2010/wordml" xmlns:w15="http://schemas.microsoft.com/office/word/2012/wordml" xmlns:w16cex="http://schemas.microsoft.com/office/word/2018/wordml/cex" xmlns:w16cid="http://schemas.microsoft.com/office/word/2016/wordml/cid" xmlns:w16="http://schemas.microsoft.com/office/word/2018/wordml" xmlns:w16du="http://schemas.microsoft.com/office/word/2023/wordml/word16du" xmlns:w16sdtdh="http://schemas.microsoft.com/office/word/2020/wordml/sdtdatahash" xmlns:w16se="http://schemas.microsoft.com/office/word/2015/wordml/symex" xmlns:sl="http://schemas.openxmlformats.org/schemaLibrary/2006/main" mc:Ignorable="w14 w15 w16se w16cid w16 w16cex w16sdtdh w16du">
   <w:view w:val="normal"/>
   <w:defaultTabStop w:val="720"/>
   <w:characterSpacingControl w:val="doNotCompress"/>
@@ -13120,8 +13778,10 @@
     <w:rsid w:val="00917174"/>
     <w:rsid w:val="00943479"/>
     <w:rsid w:val="00984DA1"/>
+    <w:rsid w:val="00992E87"/>
     <w:rsid w:val="00AD231E"/>
     <w:rsid w:val="00AE33CD"/>
+    <w:rsid w:val="00B12CD4"/>
     <w:rsid w:val="00BD4AB6"/>
     <w:rsid w:val="00BE0DF8"/>
     <w:rsid w:val="00BF299B"/>
@@ -13151,7 +13811,7 @@
 </file>
 
 <file path=word/glossary/styles.xml><?xml version="1.0" encoding="utf-8"?>
-<w:styles xmlns:mc="http://schemas.openxmlformats.org/markup-compatibility/2006" xmlns:r="http://schemas.openxmlformats.org/officeDocument/2006/relationships" xmlns:w="http://schemas.openxmlformats.org/wordprocessingml/2006/main" xmlns:w14="http://schemas.microsoft.com/office/word/2010/wordml" xmlns:w15="http://schemas.microsoft.com/office/word/2012/wordml" xmlns:w16cex="http://schemas.microsoft.com/office/word/2018/wordml/cex" xmlns:w16cid="http://schemas.microsoft.com/office/word/2016/wordml/cid" xmlns:w16="http://schemas.microsoft.com/office/word/2018/wordml" xmlns:w16sdtdh="http://schemas.microsoft.com/office/word/2020/wordml/sdtdatahash" xmlns:w16se="http://schemas.microsoft.com/office/word/2015/wordml/symex" mc:Ignorable="w14 w15 w16se w16cid w16 w16cex w16sdtdh">
+<w:styles xmlns:mc="http://schemas.openxmlformats.org/markup-compatibility/2006" xmlns:r="http://schemas.openxmlformats.org/officeDocument/2006/relationships" xmlns:w="http://schemas.openxmlformats.org/wordprocessingml/2006/main" xmlns:w14="http://schemas.microsoft.com/office/word/2010/wordml" xmlns:w15="http://schemas.microsoft.com/office/word/2012/wordml" xmlns:w16cex="http://schemas.microsoft.com/office/word/2018/wordml/cex" xmlns:w16cid="http://schemas.microsoft.com/office/word/2016/wordml/cid" xmlns:w16="http://schemas.microsoft.com/office/word/2018/wordml" xmlns:w16du="http://schemas.microsoft.com/office/word/2023/wordml/word16du" xmlns:w16sdtdh="http://schemas.microsoft.com/office/word/2020/wordml/sdtdatahash" xmlns:w16se="http://schemas.microsoft.com/office/word/2015/wordml/symex" mc:Ignorable="w14 w15 w16se w16cid w16 w16cex w16sdtdh w16du">
   <w:docDefaults>
     <w:rPrDefault>
       <w:rPr>
@@ -13598,7 +14258,7 @@
 </file>
 
 <file path=word/glossary/webSettings.xml><?xml version="1.0" encoding="utf-8"?>
-<w:webSettings xmlns:mc="http://schemas.openxmlformats.org/markup-compatibility/2006" xmlns:r="http://schemas.openxmlformats.org/officeDocument/2006/relationships" xmlns:w="http://schemas.openxmlformats.org/wordprocessingml/2006/main" xmlns:w14="http://schemas.microsoft.com/office/word/2010/wordml" xmlns:w15="http://schemas.microsoft.com/office/word/2012/wordml" xmlns:w16cex="http://schemas.microsoft.com/office/word/2018/wordml/cex" xmlns:w16cid="http://schemas.microsoft.com/office/word/2016/wordml/cid" xmlns:w16="http://schemas.microsoft.com/office/word/2018/wordml" xmlns:w16sdtdh="http://schemas.microsoft.com/office/word/2020/wordml/sdtdatahash" xmlns:w16se="http://schemas.microsoft.com/office/word/2015/wordml/symex" mc:Ignorable="w14 w15 w16se w16cid w16 w16cex w16sdtdh">
+<w:webSettings xmlns:mc="http://schemas.openxmlformats.org/markup-compatibility/2006" xmlns:r="http://schemas.openxmlformats.org/officeDocument/2006/relationships" xmlns:w="http://schemas.openxmlformats.org/wordprocessingml/2006/main" xmlns:w14="http://schemas.microsoft.com/office/word/2010/wordml" xmlns:w15="http://schemas.microsoft.com/office/word/2012/wordml" xmlns:w16cex="http://schemas.microsoft.com/office/word/2018/wordml/cex" xmlns:w16cid="http://schemas.microsoft.com/office/word/2016/wordml/cid" xmlns:w16="http://schemas.microsoft.com/office/word/2018/wordml" xmlns:w16du="http://schemas.microsoft.com/office/word/2023/wordml/word16du" xmlns:w16sdtdh="http://schemas.microsoft.com/office/word/2020/wordml/sdtdatahash" xmlns:w16se="http://schemas.microsoft.com/office/word/2015/wordml/symex" mc:Ignorable="w14 w15 w16se w16cid w16 w16cex w16sdtdh w16du">
   <w:optimizeForBrowser/>
   <w:allowPNG/>
 </w:webSettings>
@@ -13890,104 +14550,11 @@
 </file>
 
 <file path=customXml/item1.xml><?xml version="1.0" encoding="utf-8"?>
-<spe:Receivers xmlns:spe="http://schemas.microsoft.com/sharepoint/events">
-  <Receiver>
-    <Name>Document ID Generator</Name>
-    <Synchronization>Synchronous</Synchronization>
-    <Type>10001</Type>
-    <SequenceNumber>1000</SequenceNumber>
-    <Url/>
-    <Assembly>Microsoft.Office.DocumentManagement, Version=16.0.0.0, Culture=neutral, PublicKeyToken=71e9bce111e9429c</Assembly>
-    <Class>Microsoft.Office.DocumentManagement.Internal.DocIdHandler</Class>
-    <Data/>
-    <Filter/>
-  </Receiver>
-  <Receiver>
-    <Name>Document ID Generator</Name>
-    <Synchronization>Synchronous</Synchronization>
-    <Type>10002</Type>
-    <SequenceNumber>1001</SequenceNumber>
-    <Url/>
-    <Assembly>Microsoft.Office.DocumentManagement, Version=16.0.0.0, Culture=neutral, PublicKeyToken=71e9bce111e9429c</Assembly>
-    <Class>Microsoft.Office.DocumentManagement.Internal.DocIdHandler</Class>
-    <Data/>
-    <Filter/>
-  </Receiver>
-  <Receiver>
-    <Name>Document ID Generator</Name>
-    <Synchronization>Synchronous</Synchronization>
-    <Type>10004</Type>
-    <SequenceNumber>1002</SequenceNumber>
-    <Url/>
-    <Assembly>Microsoft.Office.DocumentManagement, Version=16.0.0.0, Culture=neutral, PublicKeyToken=71e9bce111e9429c</Assembly>
-    <Class>Microsoft.Office.DocumentManagement.Internal.DocIdHandler</Class>
-    <Data/>
-    <Filter/>
-  </Receiver>
-  <Receiver>
-    <Name>Document ID Generator</Name>
-    <Synchronization>Synchronous</Synchronization>
-    <Type>10006</Type>
-    <SequenceNumber>1003</SequenceNumber>
-    <Url/>
-    <Assembly>Microsoft.Office.DocumentManagement, Version=16.0.0.0, Culture=neutral, PublicKeyToken=71e9bce111e9429c</Assembly>
-    <Class>Microsoft.Office.DocumentManagement.Internal.DocIdHandler</Class>
-    <Data/>
-    <Filter/>
-  </Receiver>
-</spe:Receivers>
+<SharedContentType xmlns="Microsoft.SharePoint.Taxonomy.ContentTypeSync" SourceId="598972e7-4f0e-48c0-bb56-a9f22e25d3ec" ContentTypeId="0x0101000E64A23F1383D74E9A471A69050FD18B" PreviousValue="false" LastSyncTimeStamp="2021-09-09T00:35:20.36Z"/>
 </file>
 
 <file path=customXml/item2.xml><?xml version="1.0" encoding="utf-8"?>
-<p:properties xmlns:p="http://schemas.microsoft.com/office/2006/metadata/properties" xmlns:xsi="http://www.w3.org/2001/XMLSchema-instance" xmlns:pc="http://schemas.microsoft.com/office/infopath/2007/PartnerControls">
-  <documentManagement>
-    <Entity xmlns="f76bb202-e0ee-44b5-81bd-1165e74daad9">NM TAFE</Entity>
-    <related_policy_previous xmlns="c0e62afa-2a47-46b3-9456-da846e41d927" xsi:nil="true"/>
-    <Site xmlns="f76bb202-e0ee-44b5-81bd-1165e74daad9">Controlled Documents</Site>
-    <Obsolete xmlns="5ae04d3c-143d-44b1-9de7-bd4bbc3b5a14">false</Obsolete>
-    <Document_x0020_Set_x0020_Status xmlns="f76bb202-e0ee-44b5-81bd-1165e74daad9" xsi:nil="true"/>
-    <Next_Review_Due xmlns="5ae04d3c-143d-44b1-9de7-bd4bbc3b5a14">2020-08-20T16:00:00+00:00</Next_Review_Due>
-    <approval_status_previous xmlns="5ae04d3c-143d-44b1-9de7-bd4bbc3b5a14">Approved</approval_status_previous>
-    <bul_approve_control xmlns="54903c2b-d745-4d4d-852a-5f37568ebb60">Bulk approved</bul_approve_control>
-    <file_mapping_id xmlns="5ae04d3c-143d-44b1-9de7-bd4bbc3b5a14">453</file_mapping_id>
-    <Published_Version xmlns="5ae04d3c-143d-44b1-9de7-bd4bbc3b5a14">4</Published_Version>
-    <name_previous xmlns="5ae04d3c-143d-44b1-9de7-bd4bbc3b5a14">Learning and Assessment Plan (F122A14).docx</name_previous>
-    <Document_Owner xmlns="54903c2b-d745-4d4d-852a-5f37568ebb60">
-      <UserInfo>
-        <DisplayName>Vivienne Scott</DisplayName>
-        <AccountId>835</AccountId>
-        <AccountType/>
-      </UserInfo>
-    </Document_Owner>
-    <Latest_Comment xmlns="5ae04d3c-143d-44b1-9de7-bd4bbc3b5a14">Reinstate substantive Director as document owner.  No action require
-</Latest_Comment>
-    <Document_Type xmlns="5ae04d3c-143d-44b1-9de7-bd4bbc3b5a14">Form</Document_Type>
-    <obsolete_previous xmlns="5ae04d3c-143d-44b1-9de7-bd4bbc3b5a14">False</obsolete_previous>
-    <Approval_Status xmlns="5ae04d3c-143d-44b1-9de7-bd4bbc3b5a14">Approved</Approval_Status>
-    <Document_Approver xmlns="54903c2b-d745-4d4d-852a-5f37568ebb60">
-      <UserInfo>
-        <DisplayName>El Hour Bokhari</DisplayName>
-        <AccountId>13</AccountId>
-        <AccountType/>
-      </UserInfo>
-    </Document_Approver>
-    <Business_Area xmlns="5ae04d3c-143d-44b1-9de7-bd4bbc3b5a14">Academic Quality</Business_Area>
-    <Document_Publisher xmlns="54903c2b-d745-4d4d-852a-5f37568ebb60">
-      <UserInfo>
-        <DisplayName>El Hour Bokhari</DisplayName>
-        <AccountId>13</AccountId>
-        <AccountType/>
-      </UserInfo>
-    </Document_Publisher>
-    <Library xmlns="f76bb202-e0ee-44b5-81bd-1165e74daad9">Published</Library>
-    <Related_Policy xmlns="c0e62afa-2a47-46b3-9456-da846e41d927">50</Related_Policy>
-    <_dlc_DocId xmlns="54903c2b-d745-4d4d-852a-5f37568ebb60">NMTCDMS-474321762-742</_dlc_DocId>
-    <_dlc_DocIdUrl xmlns="54903c2b-d745-4d4d-852a-5f37568ebb60">
-      <Url>https://tafewa.sharepoint.com/sites/NMT_Controlled_Documents/Controlled_Documents/_layouts/15/DocIdRedir.aspx?ID=NMTCDMS-474321762-742</Url>
-      <Description>NMTCDMS-474321762-742</Description>
-    </_dlc_DocIdUrl>
-  </documentManagement>
-</p:properties>
+<LongProperties xmlns="http://schemas.microsoft.com/office/2006/metadata/longProperties"/>
 </file>
 
 <file path=customXml/item3.xml><?xml version="1.0" encoding="utf-8"?>
@@ -14439,18 +15006,6 @@
 </file>
 
 <file path=customXml/item4.xml><?xml version="1.0" encoding="utf-8"?>
-<LongProperties xmlns="http://schemas.microsoft.com/office/2006/metadata/longProperties"/>
-</file>
-
-<file path=customXml/item5.xml><?xml version="1.0" encoding="utf-8"?>
-<SharedContentType xmlns="Microsoft.SharePoint.Taxonomy.ContentTypeSync" SourceId="598972e7-4f0e-48c0-bb56-a9f22e25d3ec" ContentTypeId="0x0101000E64A23F1383D74E9A471A69050FD18B" PreviousValue="false" LastSyncTimeStamp="2021-09-09T00:35:20.36Z"/>
-</file>
-
-<file path=customXml/item6.xml><?xml version="1.0" encoding="utf-8"?>
-<b:Sources xmlns:b="http://schemas.openxmlformats.org/officeDocument/2006/bibliography" xmlns="http://schemas.openxmlformats.org/officeDocument/2006/bibliography" SelectedStyle="\APA.XSL" StyleName="APA"/>
-</file>
-
-<file path=customXml/item7.xml><?xml version="1.0" encoding="utf-8"?>
 <FormTemplates xmlns="http://schemas.microsoft.com/sharepoint/v3/contenttype/forms">
   <Display>DocumentLibraryForm</Display>
   <Edit>DocumentLibraryForm</Edit>
@@ -14458,23 +15013,123 @@
 </FormTemplates>
 </file>
 
+<file path=customXml/item5.xml><?xml version="1.0" encoding="utf-8"?>
+<p:properties xmlns:p="http://schemas.microsoft.com/office/2006/metadata/properties" xmlns:xsi="http://www.w3.org/2001/XMLSchema-instance" xmlns:pc="http://schemas.microsoft.com/office/infopath/2007/PartnerControls">
+  <documentManagement>
+    <Entity xmlns="f76bb202-e0ee-44b5-81bd-1165e74daad9">NM TAFE</Entity>
+    <related_policy_previous xmlns="c0e62afa-2a47-46b3-9456-da846e41d927" xsi:nil="true"/>
+    <Site xmlns="f76bb202-e0ee-44b5-81bd-1165e74daad9">Controlled Documents</Site>
+    <Obsolete xmlns="5ae04d3c-143d-44b1-9de7-bd4bbc3b5a14">false</Obsolete>
+    <Document_x0020_Set_x0020_Status xmlns="f76bb202-e0ee-44b5-81bd-1165e74daad9" xsi:nil="true"/>
+    <Next_Review_Due xmlns="5ae04d3c-143d-44b1-9de7-bd4bbc3b5a14">2020-08-20T16:00:00+00:00</Next_Review_Due>
+    <approval_status_previous xmlns="5ae04d3c-143d-44b1-9de7-bd4bbc3b5a14">Approved</approval_status_previous>
+    <bul_approve_control xmlns="54903c2b-d745-4d4d-852a-5f37568ebb60">Bulk approved</bul_approve_control>
+    <file_mapping_id xmlns="5ae04d3c-143d-44b1-9de7-bd4bbc3b5a14">453</file_mapping_id>
+    <Published_Version xmlns="5ae04d3c-143d-44b1-9de7-bd4bbc3b5a14">4</Published_Version>
+    <name_previous xmlns="5ae04d3c-143d-44b1-9de7-bd4bbc3b5a14">Learning and Assessment Plan (F122A14).docx</name_previous>
+    <Document_Owner xmlns="54903c2b-d745-4d4d-852a-5f37568ebb60">
+      <UserInfo>
+        <DisplayName>Vivienne Scott</DisplayName>
+        <AccountId>835</AccountId>
+        <AccountType/>
+      </UserInfo>
+    </Document_Owner>
+    <Latest_Comment xmlns="5ae04d3c-143d-44b1-9de7-bd4bbc3b5a14">Reinstate substantive Director as document owner.  No action require
+</Latest_Comment>
+    <Document_Type xmlns="5ae04d3c-143d-44b1-9de7-bd4bbc3b5a14">Form</Document_Type>
+    <obsolete_previous xmlns="5ae04d3c-143d-44b1-9de7-bd4bbc3b5a14">False</obsolete_previous>
+    <Approval_Status xmlns="5ae04d3c-143d-44b1-9de7-bd4bbc3b5a14">Approved</Approval_Status>
+    <Document_Approver xmlns="54903c2b-d745-4d4d-852a-5f37568ebb60">
+      <UserInfo>
+        <DisplayName>El Hour Bokhari</DisplayName>
+        <AccountId>13</AccountId>
+        <AccountType/>
+      </UserInfo>
+    </Document_Approver>
+    <Business_Area xmlns="5ae04d3c-143d-44b1-9de7-bd4bbc3b5a14">Academic Quality</Business_Area>
+    <Document_Publisher xmlns="54903c2b-d745-4d4d-852a-5f37568ebb60">
+      <UserInfo>
+        <DisplayName>El Hour Bokhari</DisplayName>
+        <AccountId>13</AccountId>
+        <AccountType/>
+      </UserInfo>
+    </Document_Publisher>
+    <Library xmlns="f76bb202-e0ee-44b5-81bd-1165e74daad9">Published</Library>
+    <Related_Policy xmlns="c0e62afa-2a47-46b3-9456-da846e41d927">50</Related_Policy>
+    <_dlc_DocId xmlns="54903c2b-d745-4d4d-852a-5f37568ebb60">NMTCDMS-474321762-742</_dlc_DocId>
+    <_dlc_DocIdUrl xmlns="54903c2b-d745-4d4d-852a-5f37568ebb60">
+      <Url>https://tafewa.sharepoint.com/sites/NMT_Controlled_Documents/Controlled_Documents/_layouts/15/DocIdRedir.aspx?ID=NMTCDMS-474321762-742</Url>
+      <Description>NMTCDMS-474321762-742</Description>
+    </_dlc_DocIdUrl>
+  </documentManagement>
+</p:properties>
+</file>
+
+<file path=customXml/item6.xml><?xml version="1.0" encoding="utf-8"?>
+<spe:Receivers xmlns:spe="http://schemas.microsoft.com/sharepoint/events">
+  <Receiver>
+    <Name>Document ID Generator</Name>
+    <Synchronization>Synchronous</Synchronization>
+    <Type>10001</Type>
+    <SequenceNumber>1000</SequenceNumber>
+    <Url/>
+    <Assembly>Microsoft.Office.DocumentManagement, Version=16.0.0.0, Culture=neutral, PublicKeyToken=71e9bce111e9429c</Assembly>
+    <Class>Microsoft.Office.DocumentManagement.Internal.DocIdHandler</Class>
+    <Data/>
+    <Filter/>
+  </Receiver>
+  <Receiver>
+    <Name>Document ID Generator</Name>
+    <Synchronization>Synchronous</Synchronization>
+    <Type>10002</Type>
+    <SequenceNumber>1001</SequenceNumber>
+    <Url/>
+    <Assembly>Microsoft.Office.DocumentManagement, Version=16.0.0.0, Culture=neutral, PublicKeyToken=71e9bce111e9429c</Assembly>
+    <Class>Microsoft.Office.DocumentManagement.Internal.DocIdHandler</Class>
+    <Data/>
+    <Filter/>
+  </Receiver>
+  <Receiver>
+    <Name>Document ID Generator</Name>
+    <Synchronization>Synchronous</Synchronization>
+    <Type>10004</Type>
+    <SequenceNumber>1002</SequenceNumber>
+    <Url/>
+    <Assembly>Microsoft.Office.DocumentManagement, Version=16.0.0.0, Culture=neutral, PublicKeyToken=71e9bce111e9429c</Assembly>
+    <Class>Microsoft.Office.DocumentManagement.Internal.DocIdHandler</Class>
+    <Data/>
+    <Filter/>
+  </Receiver>
+  <Receiver>
+    <Name>Document ID Generator</Name>
+    <Synchronization>Synchronous</Synchronization>
+    <Type>10006</Type>
+    <SequenceNumber>1003</SequenceNumber>
+    <Url/>
+    <Assembly>Microsoft.Office.DocumentManagement, Version=16.0.0.0, Culture=neutral, PublicKeyToken=71e9bce111e9429c</Assembly>
+    <Class>Microsoft.Office.DocumentManagement.Internal.DocIdHandler</Class>
+    <Data/>
+    <Filter/>
+  </Receiver>
+</spe:Receivers>
+</file>
+
+<file path=customXml/item7.xml><?xml version="1.0" encoding="utf-8"?>
+<b:Sources xmlns:b="http://schemas.openxmlformats.org/officeDocument/2006/bibliography" xmlns="http://schemas.openxmlformats.org/officeDocument/2006/bibliography" SelectedStyle="\APA.XSL" StyleName="APA"/>
+</file>
+
 <file path=customXml/itemProps1.xml><?xml version="1.0" encoding="utf-8"?>
-<ds:datastoreItem xmlns:ds="http://schemas.openxmlformats.org/officeDocument/2006/customXml" ds:itemID="{1A541837-1ECE-416C-B1E7-6C518D25BE2E}">
+<ds:datastoreItem xmlns:ds="http://schemas.openxmlformats.org/officeDocument/2006/customXml" ds:itemID="{E3ED8D32-1A41-4830-9976-77B71B3EF787}">
   <ds:schemaRefs>
-    <ds:schemaRef ds:uri="http://schemas.microsoft.com/sharepoint/events"/>
+    <ds:schemaRef ds:uri="Microsoft.SharePoint.Taxonomy.ContentTypeSync"/>
   </ds:schemaRefs>
 </ds:datastoreItem>
 </file>
 
 <file path=customXml/itemProps2.xml><?xml version="1.0" encoding="utf-8"?>
-<ds:datastoreItem xmlns:ds="http://schemas.openxmlformats.org/officeDocument/2006/customXml" ds:itemID="{C6636395-F9D3-4927-80A9-66E02008421C}">
+<ds:datastoreItem xmlns:ds="http://schemas.openxmlformats.org/officeDocument/2006/customXml" ds:itemID="{75AA7996-99EB-4C55-887E-2594A8E9F051}">
   <ds:schemaRefs>
-    <ds:schemaRef ds:uri="http://schemas.microsoft.com/office/2006/metadata/properties"/>
-    <ds:schemaRef ds:uri="http://schemas.microsoft.com/office/infopath/2007/PartnerControls"/>
-    <ds:schemaRef ds:uri="f76bb202-e0ee-44b5-81bd-1165e74daad9"/>
-    <ds:schemaRef ds:uri="c0e62afa-2a47-46b3-9456-da846e41d927"/>
-    <ds:schemaRef ds:uri="5ae04d3c-143d-44b1-9de7-bd4bbc3b5a14"/>
-    <ds:schemaRef ds:uri="54903c2b-d745-4d4d-852a-5f37568ebb60"/>
+    <ds:schemaRef ds:uri="http://schemas.microsoft.com/office/2006/metadata/longProperties"/>
   </ds:schemaRefs>
 </ds:datastoreItem>
 </file>
@@ -14502,33 +15157,38 @@
 </file>
 
 <file path=customXml/itemProps4.xml><?xml version="1.0" encoding="utf-8"?>
-<ds:datastoreItem xmlns:ds="http://schemas.openxmlformats.org/officeDocument/2006/customXml" ds:itemID="{75AA7996-99EB-4C55-887E-2594A8E9F051}">
+<ds:datastoreItem xmlns:ds="http://schemas.openxmlformats.org/officeDocument/2006/customXml" ds:itemID="{278BFDAA-2330-44E0-B85E-4F1A96AFA5BE}">
   <ds:schemaRefs>
-    <ds:schemaRef ds:uri="http://schemas.microsoft.com/office/2006/metadata/longProperties"/>
+    <ds:schemaRef ds:uri="http://schemas.microsoft.com/sharepoint/v3/contenttype/forms"/>
   </ds:schemaRefs>
 </ds:datastoreItem>
 </file>
 
 <file path=customXml/itemProps5.xml><?xml version="1.0" encoding="utf-8"?>
-<ds:datastoreItem xmlns:ds="http://schemas.openxmlformats.org/officeDocument/2006/customXml" ds:itemID="{E3ED8D32-1A41-4830-9976-77B71B3EF787}">
+<ds:datastoreItem xmlns:ds="http://schemas.openxmlformats.org/officeDocument/2006/customXml" ds:itemID="{C6636395-F9D3-4927-80A9-66E02008421C}">
   <ds:schemaRefs>
-    <ds:schemaRef ds:uri="Microsoft.SharePoint.Taxonomy.ContentTypeSync"/>
+    <ds:schemaRef ds:uri="http://schemas.microsoft.com/office/2006/metadata/properties"/>
+    <ds:schemaRef ds:uri="http://schemas.microsoft.com/office/infopath/2007/PartnerControls"/>
+    <ds:schemaRef ds:uri="f76bb202-e0ee-44b5-81bd-1165e74daad9"/>
+    <ds:schemaRef ds:uri="c0e62afa-2a47-46b3-9456-da846e41d927"/>
+    <ds:schemaRef ds:uri="5ae04d3c-143d-44b1-9de7-bd4bbc3b5a14"/>
+    <ds:schemaRef ds:uri="54903c2b-d745-4d4d-852a-5f37568ebb60"/>
   </ds:schemaRefs>
 </ds:datastoreItem>
 </file>
 
 <file path=customXml/itemProps6.xml><?xml version="1.0" encoding="utf-8"?>
+<ds:datastoreItem xmlns:ds="http://schemas.openxmlformats.org/officeDocument/2006/customXml" ds:itemID="{1A541837-1ECE-416C-B1E7-6C518D25BE2E}">
+  <ds:schemaRefs>
+    <ds:schemaRef ds:uri="http://schemas.microsoft.com/sharepoint/events"/>
+  </ds:schemaRefs>
+</ds:datastoreItem>
+</file>
+
+<file path=customXml/itemProps7.xml><?xml version="1.0" encoding="utf-8"?>
 <ds:datastoreItem xmlns:ds="http://schemas.openxmlformats.org/officeDocument/2006/customXml" ds:itemID="{9BBBA466-869C-4CF6-9DA9-049A89955E90}">
   <ds:schemaRefs>
     <ds:schemaRef ds:uri="http://schemas.openxmlformats.org/officeDocument/2006/bibliography"/>
   </ds:schemaRefs>
 </ds:datastoreItem>
-</file>
-
-<file path=customXml/itemProps7.xml><?xml version="1.0" encoding="utf-8"?>
-<ds:datastoreItem xmlns:ds="http://schemas.openxmlformats.org/officeDocument/2006/customXml" ds:itemID="{278BFDAA-2330-44E0-B85E-4F1A96AFA5BE}">
-  <ds:schemaRefs>
-    <ds:schemaRef ds:uri="http://schemas.microsoft.com/sharepoint/v3/contenttype/forms"/>
-  </ds:schemaRefs>
-</ds:datastoreItem>
 </file>